--- a/docs/developpement/phases/word/PHASE_01_MATCHS_CAISSE_MES_CAISSES_JOURNAL_DES_TICKETS.docx
+++ b/docs/developpement/phases/word/PHASE_01_MATCHS_CAISSE_MES_CAISSES_JOURNAL_DES_TICKETS.docx
@@ -20,7 +20,7 @@
       <w:r>
         <w:t xml:space="preserve">FlaiX Expert · dossier de développement · généré le 2026-10-04 depuis le dépôt </w:t>
       </w:r>
-      <w:hyperlink w:history="1" r:id="rIdl2-3qgov1lk0x2dvdcukq">
+      <w:hyperlink w:history="1" r:id="rIdnolecjyqgbv3jyh14anxm">
         <w:r>
           <w:rPr>
             <w:rStyle w:val="Hyperlink"/>
@@ -681,7 +681,7 @@
           <w:numId w:val="3"/>
         </w:numPr>
       </w:pPr>
-      <w:hyperlink w:history="1" r:id="rIdqyinpaupx16ssxynisjlm">
+      <w:hyperlink w:history="1" r:id="rIdwrnlggwib6vzxenwkqfsa">
         <w:r>
           <w:rPr>
             <w:rStyle w:val="Hyperlink"/>
@@ -729,7 +729,7 @@
       <w:r>
         <w:t xml:space="preserve"> — créé — </w:t>
       </w:r>
-      <w:hyperlink w:history="1" r:id="rIda1e6if_zvx-37mb6gufde">
+      <w:hyperlink w:history="1" r:id="rId8r4jea1p77i2mvz_nvltq">
         <w:r>
           <w:rPr>
             <w:rStyle w:val="Hyperlink"/>
@@ -766,7 +766,7 @@
       <w:r>
         <w:t xml:space="preserve"> — créé — </w:t>
       </w:r>
-      <w:hyperlink w:history="1" r:id="rIdylctpxn0gp3-vbo92dst3">
+      <w:hyperlink w:history="1" r:id="rIdjeqsw7err5whu5omsxmnk">
         <w:r>
           <w:rPr>
             <w:rStyle w:val="Hyperlink"/>
@@ -795,7 +795,7 @@
       <w:r>
         <w:t xml:space="preserve"> — créé — </w:t>
       </w:r>
-      <w:hyperlink w:history="1" r:id="rIdmpvunu-6beyptjvi1mfzn">
+      <w:hyperlink w:history="1" r:id="rIdkhohfyibv2a_pl3_35sh0">
         <w:r>
           <w:rPr>
             <w:rStyle w:val="Hyperlink"/>
@@ -832,7 +832,7 @@
       <w:r>
         <w:t xml:space="preserve"> — modifié — </w:t>
       </w:r>
-      <w:hyperlink w:history="1" r:id="rIdtkuntwt6vlc3dbn8d-apf">
+      <w:hyperlink w:history="1" r:id="rId-z7x7h2zyrw1hiuzo35po">
         <w:r>
           <w:rPr>
             <w:rStyle w:val="Hyperlink"/>
@@ -861,7 +861,7 @@
       <w:r>
         <w:t xml:space="preserve"> — créé — </w:t>
       </w:r>
-      <w:hyperlink w:history="1" r:id="rId_8r_dqtlpnmdqvmejz3dy">
+      <w:hyperlink w:history="1" r:id="rIdor6kb8sncr0mw8whf5rtd">
         <w:r>
           <w:rPr>
             <w:rStyle w:val="Hyperlink"/>
@@ -890,7 +890,7 @@
       <w:r>
         <w:t xml:space="preserve"> — modifié — </w:t>
       </w:r>
-      <w:hyperlink w:history="1" r:id="rIdhofa_i2sajgpllnklsx4e">
+      <w:hyperlink w:history="1" r:id="rIdekdxcism29-mjb234pkiw">
         <w:r>
           <w:rPr>
             <w:rStyle w:val="Hyperlink"/>
@@ -919,7 +919,7 @@
       <w:r>
         <w:t xml:space="preserve"> — modifié — </w:t>
       </w:r>
-      <w:hyperlink w:history="1" r:id="rIdnho_ktqr2hjej48qsny3s">
+      <w:hyperlink w:history="1" r:id="rIdxwjvcfz3puhgovxcdauwi">
         <w:r>
           <w:rPr>
             <w:rStyle w:val="Hyperlink"/>
@@ -948,7 +948,7 @@
       <w:r>
         <w:t xml:space="preserve"> — créé — </w:t>
       </w:r>
-      <w:hyperlink w:history="1" r:id="rIdzqyxdi94djshm0cgtj7yc">
+      <w:hyperlink w:history="1" r:id="rIdsvcyrg0vulymcfksfu_qu">
         <w:r>
           <w:rPr>
             <w:rStyle w:val="Hyperlink"/>
@@ -985,7 +985,7 @@
       <w:r>
         <w:t xml:space="preserve"> — modifié — </w:t>
       </w:r>
-      <w:hyperlink w:history="1" r:id="rIdxshpwmcv-f56qkkoa2nxm">
+      <w:hyperlink w:history="1" r:id="rIdceerhirphnhhyq-ehjhae">
         <w:r>
           <w:rPr>
             <w:rStyle w:val="Hyperlink"/>
@@ -1014,7 +1014,7 @@
       <w:r>
         <w:t xml:space="preserve"> — modifié — </w:t>
       </w:r>
-      <w:hyperlink w:history="1" r:id="rIdfil5cjddbdr1guwi7ddjw">
+      <w:hyperlink w:history="1" r:id="rId2od5cuwkeddygrv97gb7q">
         <w:r>
           <w:rPr>
             <w:rStyle w:val="Hyperlink"/>
@@ -1043,7 +1043,7 @@
       <w:r>
         <w:t xml:space="preserve"> — créé — </w:t>
       </w:r>
-      <w:hyperlink w:history="1" r:id="rIdyojvjwgtkonu_zvcqaiv1">
+      <w:hyperlink w:history="1" r:id="rIdv777lkp4ddgfvtyiiogjy">
         <w:r>
           <w:rPr>
             <w:rStyle w:val="Hyperlink"/>
@@ -1072,7 +1072,7 @@
       <w:r>
         <w:t xml:space="preserve"> — créé — </w:t>
       </w:r>
-      <w:hyperlink w:history="1" r:id="rIdhmccbwfzaayzubzkzg8cn">
+      <w:hyperlink w:history="1" r:id="rIdip2awjpdrzum0gdnw-lz7">
         <w:r>
           <w:rPr>
             <w:rStyle w:val="Hyperlink"/>
@@ -1101,7 +1101,7 @@
       <w:r>
         <w:t xml:space="preserve"> — créé — </w:t>
       </w:r>
-      <w:hyperlink w:history="1" r:id="rIdn312hvafdzn_qcjxij1jc">
+      <w:hyperlink w:history="1" r:id="rIdel0g_pteztkau-lqnbam8">
         <w:r>
           <w:rPr>
             <w:rStyle w:val="Hyperlink"/>
@@ -1130,7 +1130,7 @@
       <w:r>
         <w:t xml:space="preserve"> — modifié — </w:t>
       </w:r>
-      <w:hyperlink w:history="1" r:id="rIdm0ojfkxtdyguisxcag2tm">
+      <w:hyperlink w:history="1" r:id="rId_48tf9dz7lz6v6t6upuov">
         <w:r>
           <w:rPr>
             <w:rStyle w:val="Hyperlink"/>
@@ -1159,7 +1159,7 @@
       <w:r>
         <w:t xml:space="preserve"> — modifié — </w:t>
       </w:r>
-      <w:hyperlink w:history="1" r:id="rIdeew5xxpm9mqbwxzsutpe1">
+      <w:hyperlink w:history="1" r:id="rIdtkrrbumyc_wgdykjbjhl1">
         <w:r>
           <w:rPr>
             <w:rStyle w:val="Hyperlink"/>
@@ -1188,7 +1188,7 @@
       <w:r>
         <w:t xml:space="preserve"> — modifié — </w:t>
       </w:r>
-      <w:hyperlink w:history="1" r:id="rId4f5tbwlgauu6na6hfr82c">
+      <w:hyperlink w:history="1" r:id="rIdpwyxaphni70mgpbmxgse8">
         <w:r>
           <w:rPr>
             <w:rStyle w:val="Hyperlink"/>
@@ -1225,7 +1225,7 @@
       <w:r>
         <w:t xml:space="preserve"> — modifié — </w:t>
       </w:r>
-      <w:hyperlink w:history="1" r:id="rIdnd-9zzwidpzfjkc86_brf">
+      <w:hyperlink w:history="1" r:id="rIdgexmrbu4wofdrapabu9um">
         <w:r>
           <w:rPr>
             <w:rStyle w:val="Hyperlink"/>
@@ -1254,7 +1254,7 @@
       <w:r>
         <w:t xml:space="preserve"> — modifié — </w:t>
       </w:r>
-      <w:hyperlink w:history="1" r:id="rIdksfxdi9ojt2qkaestnd3s">
+      <w:hyperlink w:history="1" r:id="rIdprwe2jisyrrqq87smpki7">
         <w:r>
           <w:rPr>
             <w:rStyle w:val="Hyperlink"/>
@@ -1283,7 +1283,7 @@
       <w:r>
         <w:t xml:space="preserve"> — créé — </w:t>
       </w:r>
-      <w:hyperlink w:history="1" r:id="rIdtj2beridpq2dqogvvboyr">
+      <w:hyperlink w:history="1" r:id="rIdhxuqxshgnggvqt9fksvmr">
         <w:r>
           <w:rPr>
             <w:rStyle w:val="Hyperlink"/>
@@ -1312,7 +1312,7 @@
       <w:r>
         <w:t xml:space="preserve"> — créé — </w:t>
       </w:r>
-      <w:hyperlink w:history="1" r:id="rIdzq50zmirdxncjaqk6vl6y">
+      <w:hyperlink w:history="1" r:id="rIduef-wljs8knb5qtxygtbo">
         <w:r>
           <w:rPr>
             <w:rStyle w:val="Hyperlink"/>
@@ -1446,7 +1446,7 @@
       <w:r>
         <w:t xml:space="preserve"> — modifié — </w:t>
       </w:r>
-      <w:hyperlink w:history="1" r:id="rIdfylhj7vxfea5tpip6x_u8">
+      <w:hyperlink w:history="1" r:id="rIdwkvihob4wjyrlluz9cshv">
         <w:r>
           <w:rPr>
             <w:rStyle w:val="Hyperlink"/>
@@ -1483,7 +1483,7 @@
       <w:r>
         <w:t xml:space="preserve"> — modifié — </w:t>
       </w:r>
-      <w:hyperlink w:history="1" r:id="rIdtq1u3mtis8ooq3mtyg3tx">
+      <w:hyperlink w:history="1" r:id="rIdepe0e6qvqsoufwcsn2mpb">
         <w:r>
           <w:rPr>
             <w:rStyle w:val="Hyperlink"/>
@@ -1512,7 +1512,7 @@
       <w:r>
         <w:t xml:space="preserve"> — modifié — </w:t>
       </w:r>
-      <w:hyperlink w:history="1" r:id="rIdchm0ydl0edm_wf65s5j5u">
+      <w:hyperlink w:history="1" r:id="rId9mgyvppdjpn_z4mur5kda">
         <w:r>
           <w:rPr>
             <w:rStyle w:val="Hyperlink"/>

--- a/docs/developpement/phases/word/PHASE_01_MATCHS_CAISSE_MES_CAISSES_JOURNAL_DES_TICKETS.docx
+++ b/docs/developpement/phases/word/PHASE_01_MATCHS_CAISSE_MES_CAISSES_JOURNAL_DES_TICKETS.docx
@@ -20,7 +20,7 @@
       <w:r>
         <w:t xml:space="preserve">FlaiX Expert · dossier de développement · généré le 2026-10-04 depuis le dépôt </w:t>
       </w:r>
-      <w:hyperlink w:history="1" r:id="rIdnolecjyqgbv3jyh14anxm">
+      <w:hyperlink w:history="1" r:id="rIdz-ekcj12bfkyclapvyybs">
         <w:r>
           <w:rPr>
             <w:rStyle w:val="Hyperlink"/>
@@ -681,7 +681,7 @@
           <w:numId w:val="3"/>
         </w:numPr>
       </w:pPr>
-      <w:hyperlink w:history="1" r:id="rIdwrnlggwib6vzxenwkqfsa">
+      <w:hyperlink w:history="1" r:id="rIdmepqnd3b0qk5dkxazy_5d">
         <w:r>
           <w:rPr>
             <w:rStyle w:val="Hyperlink"/>
@@ -729,7 +729,7 @@
       <w:r>
         <w:t xml:space="preserve"> — créé — </w:t>
       </w:r>
-      <w:hyperlink w:history="1" r:id="rId8r4jea1p77i2mvz_nvltq">
+      <w:hyperlink w:history="1" r:id="rId4d7mnujgjb5ypvvez00ke">
         <w:r>
           <w:rPr>
             <w:rStyle w:val="Hyperlink"/>
@@ -766,7 +766,7 @@
       <w:r>
         <w:t xml:space="preserve"> — créé — </w:t>
       </w:r>
-      <w:hyperlink w:history="1" r:id="rIdjeqsw7err5whu5omsxmnk">
+      <w:hyperlink w:history="1" r:id="rIdy-hbe5eakrmlyuvsxtqil">
         <w:r>
           <w:rPr>
             <w:rStyle w:val="Hyperlink"/>
@@ -795,7 +795,7 @@
       <w:r>
         <w:t xml:space="preserve"> — créé — </w:t>
       </w:r>
-      <w:hyperlink w:history="1" r:id="rIdkhohfyibv2a_pl3_35sh0">
+      <w:hyperlink w:history="1" r:id="rIddpit_ai0wgi5_5dvzd2o1">
         <w:r>
           <w:rPr>
             <w:rStyle w:val="Hyperlink"/>
@@ -832,7 +832,7 @@
       <w:r>
         <w:t xml:space="preserve"> — modifié — </w:t>
       </w:r>
-      <w:hyperlink w:history="1" r:id="rId-z7x7h2zyrw1hiuzo35po">
+      <w:hyperlink w:history="1" r:id="rIdojkitzbqgafst5oygrqyw">
         <w:r>
           <w:rPr>
             <w:rStyle w:val="Hyperlink"/>
@@ -861,7 +861,7 @@
       <w:r>
         <w:t xml:space="preserve"> — créé — </w:t>
       </w:r>
-      <w:hyperlink w:history="1" r:id="rIdor6kb8sncr0mw8whf5rtd">
+      <w:hyperlink w:history="1" r:id="rIdha9wlyry1lnush9vmje0t">
         <w:r>
           <w:rPr>
             <w:rStyle w:val="Hyperlink"/>
@@ -890,7 +890,7 @@
       <w:r>
         <w:t xml:space="preserve"> — modifié — </w:t>
       </w:r>
-      <w:hyperlink w:history="1" r:id="rIdekdxcism29-mjb234pkiw">
+      <w:hyperlink w:history="1" r:id="rIdhvtom4pjl-wf0amg1uwoa">
         <w:r>
           <w:rPr>
             <w:rStyle w:val="Hyperlink"/>
@@ -919,7 +919,7 @@
       <w:r>
         <w:t xml:space="preserve"> — modifié — </w:t>
       </w:r>
-      <w:hyperlink w:history="1" r:id="rIdxwjvcfz3puhgovxcdauwi">
+      <w:hyperlink w:history="1" r:id="rIdhjcgskmvdenriilkty99a">
         <w:r>
           <w:rPr>
             <w:rStyle w:val="Hyperlink"/>
@@ -948,7 +948,7 @@
       <w:r>
         <w:t xml:space="preserve"> — créé — </w:t>
       </w:r>
-      <w:hyperlink w:history="1" r:id="rIdsvcyrg0vulymcfksfu_qu">
+      <w:hyperlink w:history="1" r:id="rIdpgiagxpjinfeumslinxbl">
         <w:r>
           <w:rPr>
             <w:rStyle w:val="Hyperlink"/>
@@ -985,7 +985,7 @@
       <w:r>
         <w:t xml:space="preserve"> — modifié — </w:t>
       </w:r>
-      <w:hyperlink w:history="1" r:id="rIdceerhirphnhhyq-ehjhae">
+      <w:hyperlink w:history="1" r:id="rIdmyjhgspaqcahghiqazgxh">
         <w:r>
           <w:rPr>
             <w:rStyle w:val="Hyperlink"/>
@@ -1014,7 +1014,7 @@
       <w:r>
         <w:t xml:space="preserve"> — modifié — </w:t>
       </w:r>
-      <w:hyperlink w:history="1" r:id="rId2od5cuwkeddygrv97gb7q">
+      <w:hyperlink w:history="1" r:id="rIdgewg-qpiv0bfbhgi4o1v4">
         <w:r>
           <w:rPr>
             <w:rStyle w:val="Hyperlink"/>
@@ -1043,7 +1043,7 @@
       <w:r>
         <w:t xml:space="preserve"> — créé — </w:t>
       </w:r>
-      <w:hyperlink w:history="1" r:id="rIdv777lkp4ddgfvtyiiogjy">
+      <w:hyperlink w:history="1" r:id="rIdzr8hqddeaw-nwayjuk02o">
         <w:r>
           <w:rPr>
             <w:rStyle w:val="Hyperlink"/>
@@ -1072,7 +1072,7 @@
       <w:r>
         <w:t xml:space="preserve"> — créé — </w:t>
       </w:r>
-      <w:hyperlink w:history="1" r:id="rIdip2awjpdrzum0gdnw-lz7">
+      <w:hyperlink w:history="1" r:id="rIdlcdgtgdkulqshbxqs_txa">
         <w:r>
           <w:rPr>
             <w:rStyle w:val="Hyperlink"/>
@@ -1101,7 +1101,7 @@
       <w:r>
         <w:t xml:space="preserve"> — créé — </w:t>
       </w:r>
-      <w:hyperlink w:history="1" r:id="rIdel0g_pteztkau-lqnbam8">
+      <w:hyperlink w:history="1" r:id="rIdx-wotbhypyigdyrqp4kf2">
         <w:r>
           <w:rPr>
             <w:rStyle w:val="Hyperlink"/>
@@ -1130,7 +1130,7 @@
       <w:r>
         <w:t xml:space="preserve"> — modifié — </w:t>
       </w:r>
-      <w:hyperlink w:history="1" r:id="rId_48tf9dz7lz6v6t6upuov">
+      <w:hyperlink w:history="1" r:id="rIdvgblxjllw7ahfd2i6qp5p">
         <w:r>
           <w:rPr>
             <w:rStyle w:val="Hyperlink"/>
@@ -1159,7 +1159,7 @@
       <w:r>
         <w:t xml:space="preserve"> — modifié — </w:t>
       </w:r>
-      <w:hyperlink w:history="1" r:id="rIdtkrrbumyc_wgdykjbjhl1">
+      <w:hyperlink w:history="1" r:id="rId2f_ryrwjdhrap-a_2bnkq">
         <w:r>
           <w:rPr>
             <w:rStyle w:val="Hyperlink"/>
@@ -1188,7 +1188,7 @@
       <w:r>
         <w:t xml:space="preserve"> — modifié — </w:t>
       </w:r>
-      <w:hyperlink w:history="1" r:id="rIdpwyxaphni70mgpbmxgse8">
+      <w:hyperlink w:history="1" r:id="rIdtyvymtk0wfkkp--ujexp_">
         <w:r>
           <w:rPr>
             <w:rStyle w:val="Hyperlink"/>
@@ -1225,7 +1225,7 @@
       <w:r>
         <w:t xml:space="preserve"> — modifié — </w:t>
       </w:r>
-      <w:hyperlink w:history="1" r:id="rIdgexmrbu4wofdrapabu9um">
+      <w:hyperlink w:history="1" r:id="rIdd4xtgwzdyb5-ffoju6fsu">
         <w:r>
           <w:rPr>
             <w:rStyle w:val="Hyperlink"/>
@@ -1254,7 +1254,7 @@
       <w:r>
         <w:t xml:space="preserve"> — modifié — </w:t>
       </w:r>
-      <w:hyperlink w:history="1" r:id="rIdprwe2jisyrrqq87smpki7">
+      <w:hyperlink w:history="1" r:id="rIdqyseyy2xaymy4c6hm5iqu">
         <w:r>
           <w:rPr>
             <w:rStyle w:val="Hyperlink"/>
@@ -1283,7 +1283,7 @@
       <w:r>
         <w:t xml:space="preserve"> — créé — </w:t>
       </w:r>
-      <w:hyperlink w:history="1" r:id="rIdhxuqxshgnggvqt9fksvmr">
+      <w:hyperlink w:history="1" r:id="rId-gvggplng8c2yq03i7tru">
         <w:r>
           <w:rPr>
             <w:rStyle w:val="Hyperlink"/>
@@ -1312,7 +1312,7 @@
       <w:r>
         <w:t xml:space="preserve"> — créé — </w:t>
       </w:r>
-      <w:hyperlink w:history="1" r:id="rIduef-wljs8knb5qtxygtbo">
+      <w:hyperlink w:history="1" r:id="rIdfrob_wtcsj3oaajrhlqdy">
         <w:r>
           <w:rPr>
             <w:rStyle w:val="Hyperlink"/>
@@ -1446,7 +1446,7 @@
       <w:r>
         <w:t xml:space="preserve"> — modifié — </w:t>
       </w:r>
-      <w:hyperlink w:history="1" r:id="rIdwkvihob4wjyrlluz9cshv">
+      <w:hyperlink w:history="1" r:id="rIddx7zkbmjptba4wtxa44tj">
         <w:r>
           <w:rPr>
             <w:rStyle w:val="Hyperlink"/>
@@ -1483,7 +1483,7 @@
       <w:r>
         <w:t xml:space="preserve"> — modifié — </w:t>
       </w:r>
-      <w:hyperlink w:history="1" r:id="rIdepe0e6qvqsoufwcsn2mpb">
+      <w:hyperlink w:history="1" r:id="rIdgspw8hzuhyfqlyfz5valc">
         <w:r>
           <w:rPr>
             <w:rStyle w:val="Hyperlink"/>
@@ -1512,7 +1512,7 @@
       <w:r>
         <w:t xml:space="preserve"> — modifié — </w:t>
       </w:r>
-      <w:hyperlink w:history="1" r:id="rId9mgyvppdjpn_z4mur5kda">
+      <w:hyperlink w:history="1" r:id="rIdx7m2pk_gchhiijpkzryas">
         <w:r>
           <w:rPr>
             <w:rStyle w:val="Hyperlink"/>

--- a/docs/developpement/phases/word/PHASE_01_MATCHS_CAISSE_MES_CAISSES_JOURNAL_DES_TICKETS.docx
+++ b/docs/developpement/phases/word/PHASE_01_MATCHS_CAISSE_MES_CAISSES_JOURNAL_DES_TICKETS.docx
@@ -20,7 +20,7 @@
       <w:r>
         <w:t xml:space="preserve">FlaiX Expert · dossier de développement · généré le 2026-10-04 depuis le dépôt </w:t>
       </w:r>
-      <w:hyperlink w:history="1" r:id="rIdz-ekcj12bfkyclapvyybs">
+      <w:hyperlink w:history="1" r:id="rIdt5oou4opopmabw7l7r6yq">
         <w:r>
           <w:rPr>
             <w:rStyle w:val="Hyperlink"/>
@@ -681,7 +681,7 @@
           <w:numId w:val="3"/>
         </w:numPr>
       </w:pPr>
-      <w:hyperlink w:history="1" r:id="rIdmepqnd3b0qk5dkxazy_5d">
+      <w:hyperlink w:history="1" r:id="rIdde6y6q5-_zc5hksdss12o">
         <w:r>
           <w:rPr>
             <w:rStyle w:val="Hyperlink"/>
@@ -729,7 +729,7 @@
       <w:r>
         <w:t xml:space="preserve"> — créé — </w:t>
       </w:r>
-      <w:hyperlink w:history="1" r:id="rId4d7mnujgjb5ypvvez00ke">
+      <w:hyperlink w:history="1" r:id="rIdsc1yg9tmga_rt7j_jl0my">
         <w:r>
           <w:rPr>
             <w:rStyle w:val="Hyperlink"/>
@@ -766,7 +766,7 @@
       <w:r>
         <w:t xml:space="preserve"> — créé — </w:t>
       </w:r>
-      <w:hyperlink w:history="1" r:id="rIdy-hbe5eakrmlyuvsxtqil">
+      <w:hyperlink w:history="1" r:id="rId3nbd_zwms8psenl4chxmi">
         <w:r>
           <w:rPr>
             <w:rStyle w:val="Hyperlink"/>
@@ -795,7 +795,7 @@
       <w:r>
         <w:t xml:space="preserve"> — créé — </w:t>
       </w:r>
-      <w:hyperlink w:history="1" r:id="rIddpit_ai0wgi5_5dvzd2o1">
+      <w:hyperlink w:history="1" r:id="rIdq7-nustqgi314bs-ov_sy">
         <w:r>
           <w:rPr>
             <w:rStyle w:val="Hyperlink"/>
@@ -832,7 +832,7 @@
       <w:r>
         <w:t xml:space="preserve"> — modifié — </w:t>
       </w:r>
-      <w:hyperlink w:history="1" r:id="rIdojkitzbqgafst5oygrqyw">
+      <w:hyperlink w:history="1" r:id="rId2pxek6q7qessz2vi0cxwg">
         <w:r>
           <w:rPr>
             <w:rStyle w:val="Hyperlink"/>
@@ -861,7 +861,7 @@
       <w:r>
         <w:t xml:space="preserve"> — créé — </w:t>
       </w:r>
-      <w:hyperlink w:history="1" r:id="rIdha9wlyry1lnush9vmje0t">
+      <w:hyperlink w:history="1" r:id="rIdl1rj082et7hhf9cccqhdr">
         <w:r>
           <w:rPr>
             <w:rStyle w:val="Hyperlink"/>
@@ -890,7 +890,7 @@
       <w:r>
         <w:t xml:space="preserve"> — modifié — </w:t>
       </w:r>
-      <w:hyperlink w:history="1" r:id="rIdhvtom4pjl-wf0amg1uwoa">
+      <w:hyperlink w:history="1" r:id="rId2mdkl-o8wcfmw-pg5cizz">
         <w:r>
           <w:rPr>
             <w:rStyle w:val="Hyperlink"/>
@@ -919,7 +919,7 @@
       <w:r>
         <w:t xml:space="preserve"> — modifié — </w:t>
       </w:r>
-      <w:hyperlink w:history="1" r:id="rIdhjcgskmvdenriilkty99a">
+      <w:hyperlink w:history="1" r:id="rIdho7gy2btbcqxlk3ekw3uj">
         <w:r>
           <w:rPr>
             <w:rStyle w:val="Hyperlink"/>
@@ -948,7 +948,7 @@
       <w:r>
         <w:t xml:space="preserve"> — créé — </w:t>
       </w:r>
-      <w:hyperlink w:history="1" r:id="rIdpgiagxpjinfeumslinxbl">
+      <w:hyperlink w:history="1" r:id="rIdvoysyiur0oimqnfkvjtkd">
         <w:r>
           <w:rPr>
             <w:rStyle w:val="Hyperlink"/>
@@ -985,7 +985,7 @@
       <w:r>
         <w:t xml:space="preserve"> — modifié — </w:t>
       </w:r>
-      <w:hyperlink w:history="1" r:id="rIdmyjhgspaqcahghiqazgxh">
+      <w:hyperlink w:history="1" r:id="rIdmqy8x1q74sg-znsa3qgoo">
         <w:r>
           <w:rPr>
             <w:rStyle w:val="Hyperlink"/>
@@ -1014,7 +1014,7 @@
       <w:r>
         <w:t xml:space="preserve"> — modifié — </w:t>
       </w:r>
-      <w:hyperlink w:history="1" r:id="rIdgewg-qpiv0bfbhgi4o1v4">
+      <w:hyperlink w:history="1" r:id="rIdybznksgpc0aw1cqocaqm9">
         <w:r>
           <w:rPr>
             <w:rStyle w:val="Hyperlink"/>
@@ -1043,7 +1043,7 @@
       <w:r>
         <w:t xml:space="preserve"> — créé — </w:t>
       </w:r>
-      <w:hyperlink w:history="1" r:id="rIdzr8hqddeaw-nwayjuk02o">
+      <w:hyperlink w:history="1" r:id="rIdfhceyumemisdj4ufv9684">
         <w:r>
           <w:rPr>
             <w:rStyle w:val="Hyperlink"/>
@@ -1072,7 +1072,7 @@
       <w:r>
         <w:t xml:space="preserve"> — créé — </w:t>
       </w:r>
-      <w:hyperlink w:history="1" r:id="rIdlcdgtgdkulqshbxqs_txa">
+      <w:hyperlink w:history="1" r:id="rIdi6pslynod6auwgpuiloy1">
         <w:r>
           <w:rPr>
             <w:rStyle w:val="Hyperlink"/>
@@ -1101,7 +1101,7 @@
       <w:r>
         <w:t xml:space="preserve"> — créé — </w:t>
       </w:r>
-      <w:hyperlink w:history="1" r:id="rIdx-wotbhypyigdyrqp4kf2">
+      <w:hyperlink w:history="1" r:id="rIdquaeh01cq1v_brk0nqsfg">
         <w:r>
           <w:rPr>
             <w:rStyle w:val="Hyperlink"/>
@@ -1130,7 +1130,7 @@
       <w:r>
         <w:t xml:space="preserve"> — modifié — </w:t>
       </w:r>
-      <w:hyperlink w:history="1" r:id="rIdvgblxjllw7ahfd2i6qp5p">
+      <w:hyperlink w:history="1" r:id="rIdi0tbzif_exq9eclvozlda">
         <w:r>
           <w:rPr>
             <w:rStyle w:val="Hyperlink"/>
@@ -1159,7 +1159,7 @@
       <w:r>
         <w:t xml:space="preserve"> — modifié — </w:t>
       </w:r>
-      <w:hyperlink w:history="1" r:id="rId2f_ryrwjdhrap-a_2bnkq">
+      <w:hyperlink w:history="1" r:id="rIdeowpen1jmpyhurruwhtz4">
         <w:r>
           <w:rPr>
             <w:rStyle w:val="Hyperlink"/>
@@ -1188,7 +1188,7 @@
       <w:r>
         <w:t xml:space="preserve"> — modifié — </w:t>
       </w:r>
-      <w:hyperlink w:history="1" r:id="rIdtyvymtk0wfkkp--ujexp_">
+      <w:hyperlink w:history="1" r:id="rIdyylfw2qmcxyxgxihf2sug">
         <w:r>
           <w:rPr>
             <w:rStyle w:val="Hyperlink"/>
@@ -1225,7 +1225,7 @@
       <w:r>
         <w:t xml:space="preserve"> — modifié — </w:t>
       </w:r>
-      <w:hyperlink w:history="1" r:id="rIdd4xtgwzdyb5-ffoju6fsu">
+      <w:hyperlink w:history="1" r:id="rIdawlz0f1b_qls7rs141nn2">
         <w:r>
           <w:rPr>
             <w:rStyle w:val="Hyperlink"/>
@@ -1254,7 +1254,7 @@
       <w:r>
         <w:t xml:space="preserve"> — modifié — </w:t>
       </w:r>
-      <w:hyperlink w:history="1" r:id="rIdqyseyy2xaymy4c6hm5iqu">
+      <w:hyperlink w:history="1" r:id="rId8trloq5uxazggo7bqx4ai">
         <w:r>
           <w:rPr>
             <w:rStyle w:val="Hyperlink"/>
@@ -1283,7 +1283,7 @@
       <w:r>
         <w:t xml:space="preserve"> — créé — </w:t>
       </w:r>
-      <w:hyperlink w:history="1" r:id="rId-gvggplng8c2yq03i7tru">
+      <w:hyperlink w:history="1" r:id="rIdy_igmy0dawysdk5nnzuvo">
         <w:r>
           <w:rPr>
             <w:rStyle w:val="Hyperlink"/>
@@ -1312,7 +1312,7 @@
       <w:r>
         <w:t xml:space="preserve"> — créé — </w:t>
       </w:r>
-      <w:hyperlink w:history="1" r:id="rIdfrob_wtcsj3oaajrhlqdy">
+      <w:hyperlink w:history="1" r:id="rIdqxfn65gb3nioa5ttn7nf2">
         <w:r>
           <w:rPr>
             <w:rStyle w:val="Hyperlink"/>
@@ -1446,7 +1446,7 @@
       <w:r>
         <w:t xml:space="preserve"> — modifié — </w:t>
       </w:r>
-      <w:hyperlink w:history="1" r:id="rIddx7zkbmjptba4wtxa44tj">
+      <w:hyperlink w:history="1" r:id="rIdhefrthxgyeb1cqdhss9is">
         <w:r>
           <w:rPr>
             <w:rStyle w:val="Hyperlink"/>
@@ -1483,7 +1483,7 @@
       <w:r>
         <w:t xml:space="preserve"> — modifié — </w:t>
       </w:r>
-      <w:hyperlink w:history="1" r:id="rIdgspw8hzuhyfqlyfz5valc">
+      <w:hyperlink w:history="1" r:id="rIde9ha5xxzjdfio8ui226fi">
         <w:r>
           <w:rPr>
             <w:rStyle w:val="Hyperlink"/>
@@ -1512,7 +1512,7 @@
       <w:r>
         <w:t xml:space="preserve"> — modifié — </w:t>
       </w:r>
-      <w:hyperlink w:history="1" r:id="rIdx7m2pk_gchhiijpkzryas">
+      <w:hyperlink w:history="1" r:id="rIdlzbip74nl0xiahbd9sikw">
         <w:r>
           <w:rPr>
             <w:rStyle w:val="Hyperlink"/>

--- a/docs/developpement/phases/word/PHASE_01_MATCHS_CAISSE_MES_CAISSES_JOURNAL_DES_TICKETS.docx
+++ b/docs/developpement/phases/word/PHASE_01_MATCHS_CAISSE_MES_CAISSES_JOURNAL_DES_TICKETS.docx
@@ -20,7 +20,7 @@
       <w:r>
         <w:t xml:space="preserve">FlaiX Expert · dossier de développement · généré le 2026-10-04 depuis le dépôt </w:t>
       </w:r>
-      <w:hyperlink w:history="1" r:id="rIdt5oou4opopmabw7l7r6yq">
+      <w:hyperlink w:history="1" r:id="rIdxoknpzzryszrccsy5bc5y">
         <w:r>
           <w:rPr>
             <w:rStyle w:val="Hyperlink"/>
@@ -681,7 +681,7 @@
           <w:numId w:val="3"/>
         </w:numPr>
       </w:pPr>
-      <w:hyperlink w:history="1" r:id="rIdde6y6q5-_zc5hksdss12o">
+      <w:hyperlink w:history="1" r:id="rIdqoortm3cfnqfvnidxzlzy">
         <w:r>
           <w:rPr>
             <w:rStyle w:val="Hyperlink"/>
@@ -729,7 +729,7 @@
       <w:r>
         <w:t xml:space="preserve"> — créé — </w:t>
       </w:r>
-      <w:hyperlink w:history="1" r:id="rIdsc1yg9tmga_rt7j_jl0my">
+      <w:hyperlink w:history="1" r:id="rIdym21m5w7gfcr68ve3a0rl">
         <w:r>
           <w:rPr>
             <w:rStyle w:val="Hyperlink"/>
@@ -766,7 +766,7 @@
       <w:r>
         <w:t xml:space="preserve"> — créé — </w:t>
       </w:r>
-      <w:hyperlink w:history="1" r:id="rId3nbd_zwms8psenl4chxmi">
+      <w:hyperlink w:history="1" r:id="rIdw8z4ot6tdsrgtcajqhjf6">
         <w:r>
           <w:rPr>
             <w:rStyle w:val="Hyperlink"/>
@@ -795,7 +795,7 @@
       <w:r>
         <w:t xml:space="preserve"> — créé — </w:t>
       </w:r>
-      <w:hyperlink w:history="1" r:id="rIdq7-nustqgi314bs-ov_sy">
+      <w:hyperlink w:history="1" r:id="rIdu1muwhgqocvbfyznuqsan">
         <w:r>
           <w:rPr>
             <w:rStyle w:val="Hyperlink"/>
@@ -832,7 +832,7 @@
       <w:r>
         <w:t xml:space="preserve"> — modifié — </w:t>
       </w:r>
-      <w:hyperlink w:history="1" r:id="rId2pxek6q7qessz2vi0cxwg">
+      <w:hyperlink w:history="1" r:id="rIdhkwynekstav0wueuiujxs">
         <w:r>
           <w:rPr>
             <w:rStyle w:val="Hyperlink"/>
@@ -861,7 +861,7 @@
       <w:r>
         <w:t xml:space="preserve"> — créé — </w:t>
       </w:r>
-      <w:hyperlink w:history="1" r:id="rIdl1rj082et7hhf9cccqhdr">
+      <w:hyperlink w:history="1" r:id="rIdmunjrr33a2-j3rvjoptu0">
         <w:r>
           <w:rPr>
             <w:rStyle w:val="Hyperlink"/>
@@ -890,7 +890,7 @@
       <w:r>
         <w:t xml:space="preserve"> — modifié — </w:t>
       </w:r>
-      <w:hyperlink w:history="1" r:id="rId2mdkl-o8wcfmw-pg5cizz">
+      <w:hyperlink w:history="1" r:id="rIdxcqpf8a2p3jjwyytfwdql">
         <w:r>
           <w:rPr>
             <w:rStyle w:val="Hyperlink"/>
@@ -919,7 +919,7 @@
       <w:r>
         <w:t xml:space="preserve"> — modifié — </w:t>
       </w:r>
-      <w:hyperlink w:history="1" r:id="rIdho7gy2btbcqxlk3ekw3uj">
+      <w:hyperlink w:history="1" r:id="rIdhgrppaohxo46k5kfz1dct">
         <w:r>
           <w:rPr>
             <w:rStyle w:val="Hyperlink"/>
@@ -948,7 +948,7 @@
       <w:r>
         <w:t xml:space="preserve"> — créé — </w:t>
       </w:r>
-      <w:hyperlink w:history="1" r:id="rIdvoysyiur0oimqnfkvjtkd">
+      <w:hyperlink w:history="1" r:id="rIdr0wyjw5nwoxzmfaehfftx">
         <w:r>
           <w:rPr>
             <w:rStyle w:val="Hyperlink"/>
@@ -985,7 +985,7 @@
       <w:r>
         <w:t xml:space="preserve"> — modifié — </w:t>
       </w:r>
-      <w:hyperlink w:history="1" r:id="rIdmqy8x1q74sg-znsa3qgoo">
+      <w:hyperlink w:history="1" r:id="rIddnasudaunajs1ij0n2plu">
         <w:r>
           <w:rPr>
             <w:rStyle w:val="Hyperlink"/>
@@ -1014,7 +1014,7 @@
       <w:r>
         <w:t xml:space="preserve"> — modifié — </w:t>
       </w:r>
-      <w:hyperlink w:history="1" r:id="rIdybznksgpc0aw1cqocaqm9">
+      <w:hyperlink w:history="1" r:id="rId3fsphhcy-qsjqd7tymzf-">
         <w:r>
           <w:rPr>
             <w:rStyle w:val="Hyperlink"/>
@@ -1043,7 +1043,7 @@
       <w:r>
         <w:t xml:space="preserve"> — créé — </w:t>
       </w:r>
-      <w:hyperlink w:history="1" r:id="rIdfhceyumemisdj4ufv9684">
+      <w:hyperlink w:history="1" r:id="rIdffkicnld-zloztzlw623c">
         <w:r>
           <w:rPr>
             <w:rStyle w:val="Hyperlink"/>
@@ -1072,7 +1072,7 @@
       <w:r>
         <w:t xml:space="preserve"> — créé — </w:t>
       </w:r>
-      <w:hyperlink w:history="1" r:id="rIdi6pslynod6auwgpuiloy1">
+      <w:hyperlink w:history="1" r:id="rIdi8dcgrdyj1mg0vobb3wnd">
         <w:r>
           <w:rPr>
             <w:rStyle w:val="Hyperlink"/>
@@ -1101,7 +1101,7 @@
       <w:r>
         <w:t xml:space="preserve"> — créé — </w:t>
       </w:r>
-      <w:hyperlink w:history="1" r:id="rIdquaeh01cq1v_brk0nqsfg">
+      <w:hyperlink w:history="1" r:id="rIdxuasjxnza8nuwjwo2zjlv">
         <w:r>
           <w:rPr>
             <w:rStyle w:val="Hyperlink"/>
@@ -1130,7 +1130,7 @@
       <w:r>
         <w:t xml:space="preserve"> — modifié — </w:t>
       </w:r>
-      <w:hyperlink w:history="1" r:id="rIdi0tbzif_exq9eclvozlda">
+      <w:hyperlink w:history="1" r:id="rIdztwy2ocs2fjrt5rsyt4no">
         <w:r>
           <w:rPr>
             <w:rStyle w:val="Hyperlink"/>
@@ -1159,7 +1159,7 @@
       <w:r>
         <w:t xml:space="preserve"> — modifié — </w:t>
       </w:r>
-      <w:hyperlink w:history="1" r:id="rIdeowpen1jmpyhurruwhtz4">
+      <w:hyperlink w:history="1" r:id="rIdlaac6p3vhx9l2idl9gyad">
         <w:r>
           <w:rPr>
             <w:rStyle w:val="Hyperlink"/>
@@ -1188,7 +1188,7 @@
       <w:r>
         <w:t xml:space="preserve"> — modifié — </w:t>
       </w:r>
-      <w:hyperlink w:history="1" r:id="rIdyylfw2qmcxyxgxihf2sug">
+      <w:hyperlink w:history="1" r:id="rId4chuphvcpypsokrs8gsen">
         <w:r>
           <w:rPr>
             <w:rStyle w:val="Hyperlink"/>
@@ -1225,7 +1225,7 @@
       <w:r>
         <w:t xml:space="preserve"> — modifié — </w:t>
       </w:r>
-      <w:hyperlink w:history="1" r:id="rIdawlz0f1b_qls7rs141nn2">
+      <w:hyperlink w:history="1" r:id="rIdu5xpzrhttcdyzdxr7ts_p">
         <w:r>
           <w:rPr>
             <w:rStyle w:val="Hyperlink"/>
@@ -1254,7 +1254,7 @@
       <w:r>
         <w:t xml:space="preserve"> — modifié — </w:t>
       </w:r>
-      <w:hyperlink w:history="1" r:id="rId8trloq5uxazggo7bqx4ai">
+      <w:hyperlink w:history="1" r:id="rIdb7raqgdufnennav6cpi_2">
         <w:r>
           <w:rPr>
             <w:rStyle w:val="Hyperlink"/>
@@ -1283,7 +1283,7 @@
       <w:r>
         <w:t xml:space="preserve"> — créé — </w:t>
       </w:r>
-      <w:hyperlink w:history="1" r:id="rIdy_igmy0dawysdk5nnzuvo">
+      <w:hyperlink w:history="1" r:id="rIdxjxivhke3elsiynwtx0oc">
         <w:r>
           <w:rPr>
             <w:rStyle w:val="Hyperlink"/>
@@ -1312,7 +1312,7 @@
       <w:r>
         <w:t xml:space="preserve"> — créé — </w:t>
       </w:r>
-      <w:hyperlink w:history="1" r:id="rIdqxfn65gb3nioa5ttn7nf2">
+      <w:hyperlink w:history="1" r:id="rIdnmcczc3e13eawhtbo4cfz">
         <w:r>
           <w:rPr>
             <w:rStyle w:val="Hyperlink"/>
@@ -1446,7 +1446,7 @@
       <w:r>
         <w:t xml:space="preserve"> — modifié — </w:t>
       </w:r>
-      <w:hyperlink w:history="1" r:id="rIdhefrthxgyeb1cqdhss9is">
+      <w:hyperlink w:history="1" r:id="rIdi1xnkqumyvdb4iajgkjym">
         <w:r>
           <w:rPr>
             <w:rStyle w:val="Hyperlink"/>
@@ -1483,7 +1483,7 @@
       <w:r>
         <w:t xml:space="preserve"> — modifié — </w:t>
       </w:r>
-      <w:hyperlink w:history="1" r:id="rIde9ha5xxzjdfio8ui226fi">
+      <w:hyperlink w:history="1" r:id="rId-dbpqpyatfiba_h-uuvcd">
         <w:r>
           <w:rPr>
             <w:rStyle w:val="Hyperlink"/>
@@ -1512,7 +1512,7 @@
       <w:r>
         <w:t xml:space="preserve"> — modifié — </w:t>
       </w:r>
-      <w:hyperlink w:history="1" r:id="rIdlzbip74nl0xiahbd9sikw">
+      <w:hyperlink w:history="1" r:id="rIdddy6qvr4gwdsjjafg2ogf">
         <w:r>
           <w:rPr>
             <w:rStyle w:val="Hyperlink"/>
@@ -1556,43 +1556,43 @@
           <w:b/>
           <w:bCs/>
         </w:rPr>
-        <w:t xml:space="preserve">cycle d'un match</w:t>
-      </w:r>
-    </w:p>
-    <w:p>
-      <w:pPr>
-        <w:pStyle w:val="ListParagraph"/>
-        <w:numPr>
-          <w:ilvl w:val="1"/>
-          <w:numId w:val="3"/>
-        </w:numPr>
-      </w:pPr>
-      <w:r>
-        <w:t xml:space="preserve">une caisse ne s'ouvre pas sans match ouvert</w:t>
-      </w:r>
-    </w:p>
-    <w:p>
-      <w:pPr>
-        <w:pStyle w:val="ListParagraph"/>
-        <w:numPr>
-          <w:ilvl w:val="1"/>
-          <w:numId w:val="3"/>
-        </w:numPr>
-      </w:pPr>
-      <w:r>
-        <w:t xml:space="preserve">ouvre le match ; un second match ne peut pas être ouvert en même temps</w:t>
-      </w:r>
-    </w:p>
-    <w:p>
-      <w:pPr>
-        <w:pStyle w:val="ListParagraph"/>
-        <w:numPr>
-          <w:ilvl w:val="1"/>
-          <w:numId w:val="3"/>
-        </w:numPr>
-      </w:pPr>
-      <w:r>
-        <w:t xml:space="preserve">le libellé d'un match ouvert ne se modifie plus, mais les spectateurs oui</w:t>
+        <w:t xml:space="preserve">cycle d'un événement</w:t>
+      </w:r>
+    </w:p>
+    <w:p>
+      <w:pPr>
+        <w:pStyle w:val="ListParagraph"/>
+        <w:numPr>
+          <w:ilvl w:val="1"/>
+          <w:numId w:val="3"/>
+        </w:numPr>
+      </w:pPr>
+      <w:r>
+        <w:t xml:space="preserve">une caisse ne s'ouvre pas sans événement ouvert ni prévu aujourd'hui</w:t>
+      </w:r>
+    </w:p>
+    <w:p>
+      <w:pPr>
+        <w:pStyle w:val="ListParagraph"/>
+        <w:numPr>
+          <w:ilvl w:val="1"/>
+          <w:numId w:val="3"/>
+        </w:numPr>
+      </w:pPr>
+      <w:r>
+        <w:t xml:space="preserve">ouvre l'événement ; un second match ne peut pas être ouvert en même temps</w:t>
+      </w:r>
+    </w:p>
+    <w:p>
+      <w:pPr>
+        <w:pStyle w:val="ListParagraph"/>
+        <w:numPr>
+          <w:ilvl w:val="1"/>
+          <w:numId w:val="3"/>
+        </w:numPr>
+      </w:pPr>
+      <w:r>
+        <w:t xml:space="preserve">le libellé d'un événement ouvert ne se modifie plus, mais les spectateurs oui</w:t>
       </w:r>
     </w:p>
     <w:p>
@@ -1788,7 +1788,7 @@
         </w:numPr>
       </w:pPr>
       <w:r>
-        <w:t xml:space="preserve">Mes caisses : état ouvert en direct et chiffres du match par caisse</w:t>
+        <w:t xml:space="preserve">Mes caisses : état ouvert en direct et chiffres de l'événement par caisse</w:t>
       </w:r>
     </w:p>
     <w:p>
@@ -1812,7 +1812,7 @@
         </w:numPr>
       </w:pPr>
       <w:r>
-        <w:t xml:space="preserve">un match ne se clôt pas tant qu'une caisse est ouverte ni tant qu'un tiroir n'a pas son Z, puis se clôt définitivement</w:t>
+        <w:t xml:space="preserve">un événement ne se clôt pas tant qu'une caisse est ouverte ni tant qu'un tiroir n'a pas son Z, puis se clôt définitivement</w:t>
       </w:r>
     </w:p>
     <w:p>

--- a/docs/developpement/phases/word/PHASE_01_MATCHS_CAISSE_MES_CAISSES_JOURNAL_DES_TICKETS.docx
+++ b/docs/developpement/phases/word/PHASE_01_MATCHS_CAISSE_MES_CAISSES_JOURNAL_DES_TICKETS.docx
@@ -20,7 +20,7 @@
       <w:r>
         <w:t xml:space="preserve">FlaiX Expert · dossier de développement · généré le 2026-10-04 depuis le dépôt </w:t>
       </w:r>
-      <w:hyperlink w:history="1" r:id="rIdxoknpzzryszrccsy5bc5y">
+      <w:hyperlink w:history="1" r:id="rIdzig1u4rvqrecgcvzmp09h">
         <w:r>
           <w:rPr>
             <w:rStyle w:val="Hyperlink"/>
@@ -681,7 +681,7 @@
           <w:numId w:val="3"/>
         </w:numPr>
       </w:pPr>
-      <w:hyperlink w:history="1" r:id="rIdqoortm3cfnqfvnidxzlzy">
+      <w:hyperlink w:history="1" r:id="rIdmib9v1x0ur7qkqqf2y6cl">
         <w:r>
           <w:rPr>
             <w:rStyle w:val="Hyperlink"/>
@@ -729,7 +729,7 @@
       <w:r>
         <w:t xml:space="preserve"> — créé — </w:t>
       </w:r>
-      <w:hyperlink w:history="1" r:id="rIdym21m5w7gfcr68ve3a0rl">
+      <w:hyperlink w:history="1" r:id="rIdzmy4ukbicntpwf90wyzgl">
         <w:r>
           <w:rPr>
             <w:rStyle w:val="Hyperlink"/>
@@ -766,7 +766,7 @@
       <w:r>
         <w:t xml:space="preserve"> — créé — </w:t>
       </w:r>
-      <w:hyperlink w:history="1" r:id="rIdw8z4ot6tdsrgtcajqhjf6">
+      <w:hyperlink w:history="1" r:id="rIdyug7agzgcs2dso3w1awob">
         <w:r>
           <w:rPr>
             <w:rStyle w:val="Hyperlink"/>
@@ -795,7 +795,7 @@
       <w:r>
         <w:t xml:space="preserve"> — créé — </w:t>
       </w:r>
-      <w:hyperlink w:history="1" r:id="rIdu1muwhgqocvbfyznuqsan">
+      <w:hyperlink w:history="1" r:id="rIdj3366oy_axtti07hjpyzo">
         <w:r>
           <w:rPr>
             <w:rStyle w:val="Hyperlink"/>
@@ -832,7 +832,7 @@
       <w:r>
         <w:t xml:space="preserve"> — modifié — </w:t>
       </w:r>
-      <w:hyperlink w:history="1" r:id="rIdhkwynekstav0wueuiujxs">
+      <w:hyperlink w:history="1" r:id="rId6borxudvqavvj_tcvditw">
         <w:r>
           <w:rPr>
             <w:rStyle w:val="Hyperlink"/>
@@ -861,7 +861,7 @@
       <w:r>
         <w:t xml:space="preserve"> — créé — </w:t>
       </w:r>
-      <w:hyperlink w:history="1" r:id="rIdmunjrr33a2-j3rvjoptu0">
+      <w:hyperlink w:history="1" r:id="rId_dwomjs0r2ui4yygkvzam">
         <w:r>
           <w:rPr>
             <w:rStyle w:val="Hyperlink"/>
@@ -890,7 +890,7 @@
       <w:r>
         <w:t xml:space="preserve"> — modifié — </w:t>
       </w:r>
-      <w:hyperlink w:history="1" r:id="rIdxcqpf8a2p3jjwyytfwdql">
+      <w:hyperlink w:history="1" r:id="rId7d3dbzu61npf4ptasbddy">
         <w:r>
           <w:rPr>
             <w:rStyle w:val="Hyperlink"/>
@@ -919,7 +919,7 @@
       <w:r>
         <w:t xml:space="preserve"> — modifié — </w:t>
       </w:r>
-      <w:hyperlink w:history="1" r:id="rIdhgrppaohxo46k5kfz1dct">
+      <w:hyperlink w:history="1" r:id="rIduxkdp6ljpicmnsoxlts9d">
         <w:r>
           <w:rPr>
             <w:rStyle w:val="Hyperlink"/>
@@ -948,7 +948,7 @@
       <w:r>
         <w:t xml:space="preserve"> — créé — </w:t>
       </w:r>
-      <w:hyperlink w:history="1" r:id="rIdr0wyjw5nwoxzmfaehfftx">
+      <w:hyperlink w:history="1" r:id="rIdgd0kmdkbqnbga153kzsuz">
         <w:r>
           <w:rPr>
             <w:rStyle w:val="Hyperlink"/>
@@ -985,7 +985,7 @@
       <w:r>
         <w:t xml:space="preserve"> — modifié — </w:t>
       </w:r>
-      <w:hyperlink w:history="1" r:id="rIddnasudaunajs1ij0n2plu">
+      <w:hyperlink w:history="1" r:id="rIdbcwb_frk2amob7ixymxhr">
         <w:r>
           <w:rPr>
             <w:rStyle w:val="Hyperlink"/>
@@ -1014,7 +1014,7 @@
       <w:r>
         <w:t xml:space="preserve"> — modifié — </w:t>
       </w:r>
-      <w:hyperlink w:history="1" r:id="rId3fsphhcy-qsjqd7tymzf-">
+      <w:hyperlink w:history="1" r:id="rIdeexv7jt1exmrnyrqn0p47">
         <w:r>
           <w:rPr>
             <w:rStyle w:val="Hyperlink"/>
@@ -1043,7 +1043,7 @@
       <w:r>
         <w:t xml:space="preserve"> — créé — </w:t>
       </w:r>
-      <w:hyperlink w:history="1" r:id="rIdffkicnld-zloztzlw623c">
+      <w:hyperlink w:history="1" r:id="rId8dguj_yrs4n8bckdeopdy">
         <w:r>
           <w:rPr>
             <w:rStyle w:val="Hyperlink"/>
@@ -1072,7 +1072,7 @@
       <w:r>
         <w:t xml:space="preserve"> — créé — </w:t>
       </w:r>
-      <w:hyperlink w:history="1" r:id="rIdi8dcgrdyj1mg0vobb3wnd">
+      <w:hyperlink w:history="1" r:id="rIdmf7zpnbm1hgiwn8s8dol4">
         <w:r>
           <w:rPr>
             <w:rStyle w:val="Hyperlink"/>
@@ -1101,7 +1101,7 @@
       <w:r>
         <w:t xml:space="preserve"> — créé — </w:t>
       </w:r>
-      <w:hyperlink w:history="1" r:id="rIdxuasjxnza8nuwjwo2zjlv">
+      <w:hyperlink w:history="1" r:id="rIdv3ula1q21rgtj_0qkydox">
         <w:r>
           <w:rPr>
             <w:rStyle w:val="Hyperlink"/>
@@ -1130,7 +1130,7 @@
       <w:r>
         <w:t xml:space="preserve"> — modifié — </w:t>
       </w:r>
-      <w:hyperlink w:history="1" r:id="rIdztwy2ocs2fjrt5rsyt4no">
+      <w:hyperlink w:history="1" r:id="rIduhrs8fm2d_wld3iqvifo1">
         <w:r>
           <w:rPr>
             <w:rStyle w:val="Hyperlink"/>
@@ -1159,7 +1159,7 @@
       <w:r>
         <w:t xml:space="preserve"> — modifié — </w:t>
       </w:r>
-      <w:hyperlink w:history="1" r:id="rIdlaac6p3vhx9l2idl9gyad">
+      <w:hyperlink w:history="1" r:id="rIdh9syzxyfpqn_pwcnflzgi">
         <w:r>
           <w:rPr>
             <w:rStyle w:val="Hyperlink"/>
@@ -1188,7 +1188,7 @@
       <w:r>
         <w:t xml:space="preserve"> — modifié — </w:t>
       </w:r>
-      <w:hyperlink w:history="1" r:id="rId4chuphvcpypsokrs8gsen">
+      <w:hyperlink w:history="1" r:id="rIduu1z5avbcacronoqmtxr9">
         <w:r>
           <w:rPr>
             <w:rStyle w:val="Hyperlink"/>
@@ -1225,7 +1225,7 @@
       <w:r>
         <w:t xml:space="preserve"> — modifié — </w:t>
       </w:r>
-      <w:hyperlink w:history="1" r:id="rIdu5xpzrhttcdyzdxr7ts_p">
+      <w:hyperlink w:history="1" r:id="rIdwu1ogkq33g-fjm_2yv8c2">
         <w:r>
           <w:rPr>
             <w:rStyle w:val="Hyperlink"/>
@@ -1254,7 +1254,7 @@
       <w:r>
         <w:t xml:space="preserve"> — modifié — </w:t>
       </w:r>
-      <w:hyperlink w:history="1" r:id="rIdb7raqgdufnennav6cpi_2">
+      <w:hyperlink w:history="1" r:id="rIdlthrsn1-o3wf-4qir6sds">
         <w:r>
           <w:rPr>
             <w:rStyle w:val="Hyperlink"/>
@@ -1283,7 +1283,7 @@
       <w:r>
         <w:t xml:space="preserve"> — créé — </w:t>
       </w:r>
-      <w:hyperlink w:history="1" r:id="rIdxjxivhke3elsiynwtx0oc">
+      <w:hyperlink w:history="1" r:id="rIdp2tyxkovxwirnp4racug8">
         <w:r>
           <w:rPr>
             <w:rStyle w:val="Hyperlink"/>
@@ -1312,7 +1312,7 @@
       <w:r>
         <w:t xml:space="preserve"> — créé — </w:t>
       </w:r>
-      <w:hyperlink w:history="1" r:id="rIdnmcczc3e13eawhtbo4cfz">
+      <w:hyperlink w:history="1" r:id="rIdlz-tbzkxseoig71f4iz3j">
         <w:r>
           <w:rPr>
             <w:rStyle w:val="Hyperlink"/>
@@ -1446,7 +1446,7 @@
       <w:r>
         <w:t xml:space="preserve"> — modifié — </w:t>
       </w:r>
-      <w:hyperlink w:history="1" r:id="rIdi1xnkqumyvdb4iajgkjym">
+      <w:hyperlink w:history="1" r:id="rIdkfwgqiaqn1mgse5t_ehsg">
         <w:r>
           <w:rPr>
             <w:rStyle w:val="Hyperlink"/>
@@ -1483,7 +1483,7 @@
       <w:r>
         <w:t xml:space="preserve"> — modifié — </w:t>
       </w:r>
-      <w:hyperlink w:history="1" r:id="rId-dbpqpyatfiba_h-uuvcd">
+      <w:hyperlink w:history="1" r:id="rIdc5ctuuqevheuxel_wjlrj">
         <w:r>
           <w:rPr>
             <w:rStyle w:val="Hyperlink"/>
@@ -1512,7 +1512,7 @@
       <w:r>
         <w:t xml:space="preserve"> — modifié — </w:t>
       </w:r>
-      <w:hyperlink w:history="1" r:id="rIdddy6qvr4gwdsjjafg2ogf">
+      <w:hyperlink w:history="1" r:id="rIdgflqzczbpfhwonyv5v2su">
         <w:r>
           <w:rPr>
             <w:rStyle w:val="Hyperlink"/>

--- a/docs/developpement/phases/word/PHASE_01_MATCHS_CAISSE_MES_CAISSES_JOURNAL_DES_TICKETS.docx
+++ b/docs/developpement/phases/word/PHASE_01_MATCHS_CAISSE_MES_CAISSES_JOURNAL_DES_TICKETS.docx
@@ -20,7 +20,7 @@
       <w:r>
         <w:t xml:space="preserve">FlaiX Expert · dossier de développement · généré le 2026-10-04 depuis le dépôt </w:t>
       </w:r>
-      <w:hyperlink w:history="1" r:id="rIdzig1u4rvqrecgcvzmp09h">
+      <w:hyperlink w:history="1" r:id="rId9yjifn1glkfz9fcep7w8g">
         <w:r>
           <w:rPr>
             <w:rStyle w:val="Hyperlink"/>
@@ -681,7 +681,7 @@
           <w:numId w:val="3"/>
         </w:numPr>
       </w:pPr>
-      <w:hyperlink w:history="1" r:id="rIdmib9v1x0ur7qkqqf2y6cl">
+      <w:hyperlink w:history="1" r:id="rIdcva8z4u6qdonb972efglj">
         <w:r>
           <w:rPr>
             <w:rStyle w:val="Hyperlink"/>
@@ -729,7 +729,7 @@
       <w:r>
         <w:t xml:space="preserve"> — créé — </w:t>
       </w:r>
-      <w:hyperlink w:history="1" r:id="rIdzmy4ukbicntpwf90wyzgl">
+      <w:hyperlink w:history="1" r:id="rIdj0nxpcmuc_pxm-kreuw_q">
         <w:r>
           <w:rPr>
             <w:rStyle w:val="Hyperlink"/>
@@ -766,7 +766,7 @@
       <w:r>
         <w:t xml:space="preserve"> — créé — </w:t>
       </w:r>
-      <w:hyperlink w:history="1" r:id="rIdyug7agzgcs2dso3w1awob">
+      <w:hyperlink w:history="1" r:id="rIdattylipsxrto_491iqgga">
         <w:r>
           <w:rPr>
             <w:rStyle w:val="Hyperlink"/>
@@ -795,7 +795,7 @@
       <w:r>
         <w:t xml:space="preserve"> — créé — </w:t>
       </w:r>
-      <w:hyperlink w:history="1" r:id="rIdj3366oy_axtti07hjpyzo">
+      <w:hyperlink w:history="1" r:id="rIdd6pplezh7bu_dmixxyono">
         <w:r>
           <w:rPr>
             <w:rStyle w:val="Hyperlink"/>
@@ -832,7 +832,7 @@
       <w:r>
         <w:t xml:space="preserve"> — modifié — </w:t>
       </w:r>
-      <w:hyperlink w:history="1" r:id="rId6borxudvqavvj_tcvditw">
+      <w:hyperlink w:history="1" r:id="rId2ipv3wslkwhts8mdgtahy">
         <w:r>
           <w:rPr>
             <w:rStyle w:val="Hyperlink"/>
@@ -861,7 +861,7 @@
       <w:r>
         <w:t xml:space="preserve"> — créé — </w:t>
       </w:r>
-      <w:hyperlink w:history="1" r:id="rId_dwomjs0r2ui4yygkvzam">
+      <w:hyperlink w:history="1" r:id="rIdtutj-2lwrai2pbypok0vq">
         <w:r>
           <w:rPr>
             <w:rStyle w:val="Hyperlink"/>
@@ -890,7 +890,7 @@
       <w:r>
         <w:t xml:space="preserve"> — modifié — </w:t>
       </w:r>
-      <w:hyperlink w:history="1" r:id="rId7d3dbzu61npf4ptasbddy">
+      <w:hyperlink w:history="1" r:id="rIdlx-aduadhio5xzosy-qvf">
         <w:r>
           <w:rPr>
             <w:rStyle w:val="Hyperlink"/>
@@ -919,7 +919,7 @@
       <w:r>
         <w:t xml:space="preserve"> — modifié — </w:t>
       </w:r>
-      <w:hyperlink w:history="1" r:id="rIduxkdp6ljpicmnsoxlts9d">
+      <w:hyperlink w:history="1" r:id="rIdo-i94yylra11sejxjg5vg">
         <w:r>
           <w:rPr>
             <w:rStyle w:val="Hyperlink"/>
@@ -948,7 +948,7 @@
       <w:r>
         <w:t xml:space="preserve"> — créé — </w:t>
       </w:r>
-      <w:hyperlink w:history="1" r:id="rIdgd0kmdkbqnbga153kzsuz">
+      <w:hyperlink w:history="1" r:id="rIdjnaprupm8cbao-lm_q1eg">
         <w:r>
           <w:rPr>
             <w:rStyle w:val="Hyperlink"/>
@@ -985,7 +985,7 @@
       <w:r>
         <w:t xml:space="preserve"> — modifié — </w:t>
       </w:r>
-      <w:hyperlink w:history="1" r:id="rIdbcwb_frk2amob7ixymxhr">
+      <w:hyperlink w:history="1" r:id="rId4kzvf-iyn2gacgnvhcasr">
         <w:r>
           <w:rPr>
             <w:rStyle w:val="Hyperlink"/>
@@ -1014,7 +1014,7 @@
       <w:r>
         <w:t xml:space="preserve"> — modifié — </w:t>
       </w:r>
-      <w:hyperlink w:history="1" r:id="rIdeexv7jt1exmrnyrqn0p47">
+      <w:hyperlink w:history="1" r:id="rIdjw_u0g3ijp30gkjgmrgwz">
         <w:r>
           <w:rPr>
             <w:rStyle w:val="Hyperlink"/>
@@ -1043,7 +1043,7 @@
       <w:r>
         <w:t xml:space="preserve"> — créé — </w:t>
       </w:r>
-      <w:hyperlink w:history="1" r:id="rId8dguj_yrs4n8bckdeopdy">
+      <w:hyperlink w:history="1" r:id="rIdxcvwlbgpif9qao8csqv6e">
         <w:r>
           <w:rPr>
             <w:rStyle w:val="Hyperlink"/>
@@ -1072,7 +1072,7 @@
       <w:r>
         <w:t xml:space="preserve"> — créé — </w:t>
       </w:r>
-      <w:hyperlink w:history="1" r:id="rIdmf7zpnbm1hgiwn8s8dol4">
+      <w:hyperlink w:history="1" r:id="rIdw_3i0ogfvzlqlfpbxvw8a">
         <w:r>
           <w:rPr>
             <w:rStyle w:val="Hyperlink"/>
@@ -1101,7 +1101,7 @@
       <w:r>
         <w:t xml:space="preserve"> — créé — </w:t>
       </w:r>
-      <w:hyperlink w:history="1" r:id="rIdv3ula1q21rgtj_0qkydox">
+      <w:hyperlink w:history="1" r:id="rIdzblje58dnflaecee7zgsz">
         <w:r>
           <w:rPr>
             <w:rStyle w:val="Hyperlink"/>
@@ -1130,7 +1130,7 @@
       <w:r>
         <w:t xml:space="preserve"> — modifié — </w:t>
       </w:r>
-      <w:hyperlink w:history="1" r:id="rIduhrs8fm2d_wld3iqvifo1">
+      <w:hyperlink w:history="1" r:id="rIdijabmg6d537mto_rzkk1c">
         <w:r>
           <w:rPr>
             <w:rStyle w:val="Hyperlink"/>
@@ -1159,7 +1159,7 @@
       <w:r>
         <w:t xml:space="preserve"> — modifié — </w:t>
       </w:r>
-      <w:hyperlink w:history="1" r:id="rIdh9syzxyfpqn_pwcnflzgi">
+      <w:hyperlink w:history="1" r:id="rId2ujvh9axlkycv2h8thong">
         <w:r>
           <w:rPr>
             <w:rStyle w:val="Hyperlink"/>
@@ -1188,7 +1188,7 @@
       <w:r>
         <w:t xml:space="preserve"> — modifié — </w:t>
       </w:r>
-      <w:hyperlink w:history="1" r:id="rIduu1z5avbcacronoqmtxr9">
+      <w:hyperlink w:history="1" r:id="rIdm7kahjzatteboc5cmgi2n">
         <w:r>
           <w:rPr>
             <w:rStyle w:val="Hyperlink"/>
@@ -1225,7 +1225,7 @@
       <w:r>
         <w:t xml:space="preserve"> — modifié — </w:t>
       </w:r>
-      <w:hyperlink w:history="1" r:id="rIdwu1ogkq33g-fjm_2yv8c2">
+      <w:hyperlink w:history="1" r:id="rId496zthpdrrygeo5t8qxws">
         <w:r>
           <w:rPr>
             <w:rStyle w:val="Hyperlink"/>
@@ -1254,7 +1254,7 @@
       <w:r>
         <w:t xml:space="preserve"> — modifié — </w:t>
       </w:r>
-      <w:hyperlink w:history="1" r:id="rIdlthrsn1-o3wf-4qir6sds">
+      <w:hyperlink w:history="1" r:id="rIdj7lgmn3sm8jgzbmci-uxj">
         <w:r>
           <w:rPr>
             <w:rStyle w:val="Hyperlink"/>
@@ -1283,7 +1283,7 @@
       <w:r>
         <w:t xml:space="preserve"> — créé — </w:t>
       </w:r>
-      <w:hyperlink w:history="1" r:id="rIdp2tyxkovxwirnp4racug8">
+      <w:hyperlink w:history="1" r:id="rIdrfhu-1rumgpuhl--mpfa1">
         <w:r>
           <w:rPr>
             <w:rStyle w:val="Hyperlink"/>
@@ -1312,7 +1312,7 @@
       <w:r>
         <w:t xml:space="preserve"> — créé — </w:t>
       </w:r>
-      <w:hyperlink w:history="1" r:id="rIdlz-tbzkxseoig71f4iz3j">
+      <w:hyperlink w:history="1" r:id="rIduk_ad7exa73hmpat3anr6">
         <w:r>
           <w:rPr>
             <w:rStyle w:val="Hyperlink"/>
@@ -1446,7 +1446,7 @@
       <w:r>
         <w:t xml:space="preserve"> — modifié — </w:t>
       </w:r>
-      <w:hyperlink w:history="1" r:id="rIdkfwgqiaqn1mgse5t_ehsg">
+      <w:hyperlink w:history="1" r:id="rIdeilfw-rjvgeiimdciiopy">
         <w:r>
           <w:rPr>
             <w:rStyle w:val="Hyperlink"/>
@@ -1483,7 +1483,7 @@
       <w:r>
         <w:t xml:space="preserve"> — modifié — </w:t>
       </w:r>
-      <w:hyperlink w:history="1" r:id="rIdc5ctuuqevheuxel_wjlrj">
+      <w:hyperlink w:history="1" r:id="rIdafttu0oip13qmnnffumc1">
         <w:r>
           <w:rPr>
             <w:rStyle w:val="Hyperlink"/>
@@ -1512,7 +1512,7 @@
       <w:r>
         <w:t xml:space="preserve"> — modifié — </w:t>
       </w:r>
-      <w:hyperlink w:history="1" r:id="rIdgflqzczbpfhwonyv5v2su">
+      <w:hyperlink w:history="1" r:id="rId3ag9sob0jgu4en3v4mhbx">
         <w:r>
           <w:rPr>
             <w:rStyle w:val="Hyperlink"/>

--- a/docs/developpement/phases/word/PHASE_01_MATCHS_CAISSE_MES_CAISSES_JOURNAL_DES_TICKETS.docx
+++ b/docs/developpement/phases/word/PHASE_01_MATCHS_CAISSE_MES_CAISSES_JOURNAL_DES_TICKETS.docx
@@ -20,7 +20,7 @@
       <w:r>
         <w:t xml:space="preserve">FlaiX Expert · dossier de développement · généré le 2026-10-04 depuis le dépôt </w:t>
       </w:r>
-      <w:hyperlink w:history="1" r:id="rId9yjifn1glkfz9fcep7w8g">
+      <w:hyperlink w:history="1" r:id="rId150oyxbnlxtc7aiofd4xj">
         <w:r>
           <w:rPr>
             <w:rStyle w:val="Hyperlink"/>
@@ -681,7 +681,7 @@
           <w:numId w:val="3"/>
         </w:numPr>
       </w:pPr>
-      <w:hyperlink w:history="1" r:id="rIdcva8z4u6qdonb972efglj">
+      <w:hyperlink w:history="1" r:id="rId9i85pyuzqnxcv3hlzebao">
         <w:r>
           <w:rPr>
             <w:rStyle w:val="Hyperlink"/>
@@ -729,7 +729,7 @@
       <w:r>
         <w:t xml:space="preserve"> — créé — </w:t>
       </w:r>
-      <w:hyperlink w:history="1" r:id="rIdj0nxpcmuc_pxm-kreuw_q">
+      <w:hyperlink w:history="1" r:id="rIdyvfuy7zgpq0rxegcexmyv">
         <w:r>
           <w:rPr>
             <w:rStyle w:val="Hyperlink"/>
@@ -766,7 +766,7 @@
       <w:r>
         <w:t xml:space="preserve"> — créé — </w:t>
       </w:r>
-      <w:hyperlink w:history="1" r:id="rIdattylipsxrto_491iqgga">
+      <w:hyperlink w:history="1" r:id="rIdor9tv9b5qzhb7lw_s0qmb">
         <w:r>
           <w:rPr>
             <w:rStyle w:val="Hyperlink"/>
@@ -795,7 +795,7 @@
       <w:r>
         <w:t xml:space="preserve"> — créé — </w:t>
       </w:r>
-      <w:hyperlink w:history="1" r:id="rIdd6pplezh7bu_dmixxyono">
+      <w:hyperlink w:history="1" r:id="rIdx99y7uk8-r3pe1lvna5j5">
         <w:r>
           <w:rPr>
             <w:rStyle w:val="Hyperlink"/>
@@ -832,7 +832,7 @@
       <w:r>
         <w:t xml:space="preserve"> — modifié — </w:t>
       </w:r>
-      <w:hyperlink w:history="1" r:id="rId2ipv3wslkwhts8mdgtahy">
+      <w:hyperlink w:history="1" r:id="rIdvkm33sfspnmzq1yipeyyl">
         <w:r>
           <w:rPr>
             <w:rStyle w:val="Hyperlink"/>
@@ -861,7 +861,7 @@
       <w:r>
         <w:t xml:space="preserve"> — créé — </w:t>
       </w:r>
-      <w:hyperlink w:history="1" r:id="rIdtutj-2lwrai2pbypok0vq">
+      <w:hyperlink w:history="1" r:id="rIdttcgoqeg-vbmdwxpedcwa">
         <w:r>
           <w:rPr>
             <w:rStyle w:val="Hyperlink"/>
@@ -890,7 +890,7 @@
       <w:r>
         <w:t xml:space="preserve"> — modifié — </w:t>
       </w:r>
-      <w:hyperlink w:history="1" r:id="rIdlx-aduadhio5xzosy-qvf">
+      <w:hyperlink w:history="1" r:id="rIduxytzfxfz33yev1kmvrgs">
         <w:r>
           <w:rPr>
             <w:rStyle w:val="Hyperlink"/>
@@ -919,7 +919,7 @@
       <w:r>
         <w:t xml:space="preserve"> — modifié — </w:t>
       </w:r>
-      <w:hyperlink w:history="1" r:id="rIdo-i94yylra11sejxjg5vg">
+      <w:hyperlink w:history="1" r:id="rIdeuocc5luv0ddvycgmnuck">
         <w:r>
           <w:rPr>
             <w:rStyle w:val="Hyperlink"/>
@@ -948,7 +948,7 @@
       <w:r>
         <w:t xml:space="preserve"> — créé — </w:t>
       </w:r>
-      <w:hyperlink w:history="1" r:id="rIdjnaprupm8cbao-lm_q1eg">
+      <w:hyperlink w:history="1" r:id="rIdxgfqwwzhubdmch4phc20u">
         <w:r>
           <w:rPr>
             <w:rStyle w:val="Hyperlink"/>
@@ -985,7 +985,7 @@
       <w:r>
         <w:t xml:space="preserve"> — modifié — </w:t>
       </w:r>
-      <w:hyperlink w:history="1" r:id="rId4kzvf-iyn2gacgnvhcasr">
+      <w:hyperlink w:history="1" r:id="rIdwsgrhkybvkp1425nq1hbm">
         <w:r>
           <w:rPr>
             <w:rStyle w:val="Hyperlink"/>
@@ -1014,7 +1014,7 @@
       <w:r>
         <w:t xml:space="preserve"> — modifié — </w:t>
       </w:r>
-      <w:hyperlink w:history="1" r:id="rIdjw_u0g3ijp30gkjgmrgwz">
+      <w:hyperlink w:history="1" r:id="rIdkal9aieso9v4yapzhes7-">
         <w:r>
           <w:rPr>
             <w:rStyle w:val="Hyperlink"/>
@@ -1043,7 +1043,7 @@
       <w:r>
         <w:t xml:space="preserve"> — créé — </w:t>
       </w:r>
-      <w:hyperlink w:history="1" r:id="rIdxcvwlbgpif9qao8csqv6e">
+      <w:hyperlink w:history="1" r:id="rIdxkxeauvbglsrrfsgcewzi">
         <w:r>
           <w:rPr>
             <w:rStyle w:val="Hyperlink"/>
@@ -1072,7 +1072,7 @@
       <w:r>
         <w:t xml:space="preserve"> — créé — </w:t>
       </w:r>
-      <w:hyperlink w:history="1" r:id="rIdw_3i0ogfvzlqlfpbxvw8a">
+      <w:hyperlink w:history="1" r:id="rIdi4anfhghbizlpfxfkyow2">
         <w:r>
           <w:rPr>
             <w:rStyle w:val="Hyperlink"/>
@@ -1101,7 +1101,7 @@
       <w:r>
         <w:t xml:space="preserve"> — créé — </w:t>
       </w:r>
-      <w:hyperlink w:history="1" r:id="rIdzblje58dnflaecee7zgsz">
+      <w:hyperlink w:history="1" r:id="rIdyokrsyiz0ksq8hlja4jp_">
         <w:r>
           <w:rPr>
             <w:rStyle w:val="Hyperlink"/>
@@ -1130,7 +1130,7 @@
       <w:r>
         <w:t xml:space="preserve"> — modifié — </w:t>
       </w:r>
-      <w:hyperlink w:history="1" r:id="rIdijabmg6d537mto_rzkk1c">
+      <w:hyperlink w:history="1" r:id="rIdnusiqk328yxsnu1hnetjc">
         <w:r>
           <w:rPr>
             <w:rStyle w:val="Hyperlink"/>
@@ -1159,7 +1159,7 @@
       <w:r>
         <w:t xml:space="preserve"> — modifié — </w:t>
       </w:r>
-      <w:hyperlink w:history="1" r:id="rId2ujvh9axlkycv2h8thong">
+      <w:hyperlink w:history="1" r:id="rIdi51b_prphirz8adnzndnj">
         <w:r>
           <w:rPr>
             <w:rStyle w:val="Hyperlink"/>
@@ -1188,7 +1188,7 @@
       <w:r>
         <w:t xml:space="preserve"> — modifié — </w:t>
       </w:r>
-      <w:hyperlink w:history="1" r:id="rIdm7kahjzatteboc5cmgi2n">
+      <w:hyperlink w:history="1" r:id="rIdjjk6ibfg0xt653dws71oa">
         <w:r>
           <w:rPr>
             <w:rStyle w:val="Hyperlink"/>
@@ -1225,7 +1225,7 @@
       <w:r>
         <w:t xml:space="preserve"> — modifié — </w:t>
       </w:r>
-      <w:hyperlink w:history="1" r:id="rId496zthpdrrygeo5t8qxws">
+      <w:hyperlink w:history="1" r:id="rIdyfilnvfi0mpbpqlpsptq-">
         <w:r>
           <w:rPr>
             <w:rStyle w:val="Hyperlink"/>
@@ -1254,7 +1254,7 @@
       <w:r>
         <w:t xml:space="preserve"> — modifié — </w:t>
       </w:r>
-      <w:hyperlink w:history="1" r:id="rIdj7lgmn3sm8jgzbmci-uxj">
+      <w:hyperlink w:history="1" r:id="rIdmgjzfbmrm79vwxlkrzpmm">
         <w:r>
           <w:rPr>
             <w:rStyle w:val="Hyperlink"/>
@@ -1283,7 +1283,7 @@
       <w:r>
         <w:t xml:space="preserve"> — créé — </w:t>
       </w:r>
-      <w:hyperlink w:history="1" r:id="rIdrfhu-1rumgpuhl--mpfa1">
+      <w:hyperlink w:history="1" r:id="rId7dmaqcs0l6lvdldmfwatu">
         <w:r>
           <w:rPr>
             <w:rStyle w:val="Hyperlink"/>
@@ -1312,7 +1312,7 @@
       <w:r>
         <w:t xml:space="preserve"> — créé — </w:t>
       </w:r>
-      <w:hyperlink w:history="1" r:id="rIduk_ad7exa73hmpat3anr6">
+      <w:hyperlink w:history="1" r:id="rId6b-wyrtxyp6sfk-4tayev">
         <w:r>
           <w:rPr>
             <w:rStyle w:val="Hyperlink"/>
@@ -1446,7 +1446,7 @@
       <w:r>
         <w:t xml:space="preserve"> — modifié — </w:t>
       </w:r>
-      <w:hyperlink w:history="1" r:id="rIdeilfw-rjvgeiimdciiopy">
+      <w:hyperlink w:history="1" r:id="rIdj5kj_nhfemz9kzfrdmtda">
         <w:r>
           <w:rPr>
             <w:rStyle w:val="Hyperlink"/>
@@ -1483,7 +1483,7 @@
       <w:r>
         <w:t xml:space="preserve"> — modifié — </w:t>
       </w:r>
-      <w:hyperlink w:history="1" r:id="rIdafttu0oip13qmnnffumc1">
+      <w:hyperlink w:history="1" r:id="rId1u36dm-xz9uxruznnxdxx">
         <w:r>
           <w:rPr>
             <w:rStyle w:val="Hyperlink"/>
@@ -1512,7 +1512,7 @@
       <w:r>
         <w:t xml:space="preserve"> — modifié — </w:t>
       </w:r>
-      <w:hyperlink w:history="1" r:id="rId3ag9sob0jgu4en3v4mhbx">
+      <w:hyperlink w:history="1" r:id="rIddzqengceumfejrlobc8ev">
         <w:r>
           <w:rPr>
             <w:rStyle w:val="Hyperlink"/>

--- a/docs/developpement/phases/word/PHASE_01_MATCHS_CAISSE_MES_CAISSES_JOURNAL_DES_TICKETS.docx
+++ b/docs/developpement/phases/word/PHASE_01_MATCHS_CAISSE_MES_CAISSES_JOURNAL_DES_TICKETS.docx
@@ -20,7 +20,7 @@
       <w:r>
         <w:t xml:space="preserve">FlaiX Expert · dossier de développement · généré le 2026-10-04 depuis le dépôt </w:t>
       </w:r>
-      <w:hyperlink w:history="1" r:id="rId150oyxbnlxtc7aiofd4xj">
+      <w:hyperlink w:history="1" r:id="rIdsddf6qnqc8avhedgevr0d">
         <w:r>
           <w:rPr>
             <w:rStyle w:val="Hyperlink"/>
@@ -681,7 +681,7 @@
           <w:numId w:val="3"/>
         </w:numPr>
       </w:pPr>
-      <w:hyperlink w:history="1" r:id="rId9i85pyuzqnxcv3hlzebao">
+      <w:hyperlink w:history="1" r:id="rIdo2yc9o4yum2p_c8incqww">
         <w:r>
           <w:rPr>
             <w:rStyle w:val="Hyperlink"/>
@@ -729,7 +729,7 @@
       <w:r>
         <w:t xml:space="preserve"> — créé — </w:t>
       </w:r>
-      <w:hyperlink w:history="1" r:id="rIdyvfuy7zgpq0rxegcexmyv">
+      <w:hyperlink w:history="1" r:id="rIdwkcajc4susj5nqfcrcxic">
         <w:r>
           <w:rPr>
             <w:rStyle w:val="Hyperlink"/>
@@ -766,7 +766,7 @@
       <w:r>
         <w:t xml:space="preserve"> — créé — </w:t>
       </w:r>
-      <w:hyperlink w:history="1" r:id="rIdor9tv9b5qzhb7lw_s0qmb">
+      <w:hyperlink w:history="1" r:id="rIdpu1h_pqzkowjvusopm9va">
         <w:r>
           <w:rPr>
             <w:rStyle w:val="Hyperlink"/>
@@ -795,7 +795,7 @@
       <w:r>
         <w:t xml:space="preserve"> — créé — </w:t>
       </w:r>
-      <w:hyperlink w:history="1" r:id="rIdx99y7uk8-r3pe1lvna5j5">
+      <w:hyperlink w:history="1" r:id="rIdn9dd2a5ekqqbgfnoytxtx">
         <w:r>
           <w:rPr>
             <w:rStyle w:val="Hyperlink"/>
@@ -832,7 +832,7 @@
       <w:r>
         <w:t xml:space="preserve"> — modifié — </w:t>
       </w:r>
-      <w:hyperlink w:history="1" r:id="rIdvkm33sfspnmzq1yipeyyl">
+      <w:hyperlink w:history="1" r:id="rIdprp8acltq96zct8t3y4c7">
         <w:r>
           <w:rPr>
             <w:rStyle w:val="Hyperlink"/>
@@ -861,7 +861,7 @@
       <w:r>
         <w:t xml:space="preserve"> — créé — </w:t>
       </w:r>
-      <w:hyperlink w:history="1" r:id="rIdttcgoqeg-vbmdwxpedcwa">
+      <w:hyperlink w:history="1" r:id="rId2tp6lgbca64hqha9ffeuc">
         <w:r>
           <w:rPr>
             <w:rStyle w:val="Hyperlink"/>
@@ -890,7 +890,7 @@
       <w:r>
         <w:t xml:space="preserve"> — modifié — </w:t>
       </w:r>
-      <w:hyperlink w:history="1" r:id="rIduxytzfxfz33yev1kmvrgs">
+      <w:hyperlink w:history="1" r:id="rIdsn2agpmon-wtvwye9gbjf">
         <w:r>
           <w:rPr>
             <w:rStyle w:val="Hyperlink"/>
@@ -919,7 +919,7 @@
       <w:r>
         <w:t xml:space="preserve"> — modifié — </w:t>
       </w:r>
-      <w:hyperlink w:history="1" r:id="rIdeuocc5luv0ddvycgmnuck">
+      <w:hyperlink w:history="1" r:id="rIdcqqwovvg-x6xfk-sqfumo">
         <w:r>
           <w:rPr>
             <w:rStyle w:val="Hyperlink"/>
@@ -948,7 +948,7 @@
       <w:r>
         <w:t xml:space="preserve"> — créé — </w:t>
       </w:r>
-      <w:hyperlink w:history="1" r:id="rIdxgfqwwzhubdmch4phc20u">
+      <w:hyperlink w:history="1" r:id="rIdymu6kut-ky63ys65-vu7x">
         <w:r>
           <w:rPr>
             <w:rStyle w:val="Hyperlink"/>
@@ -985,7 +985,7 @@
       <w:r>
         <w:t xml:space="preserve"> — modifié — </w:t>
       </w:r>
-      <w:hyperlink w:history="1" r:id="rIdwsgrhkybvkp1425nq1hbm">
+      <w:hyperlink w:history="1" r:id="rIdyejbcq26cecl_5jlufzzc">
         <w:r>
           <w:rPr>
             <w:rStyle w:val="Hyperlink"/>
@@ -1014,7 +1014,7 @@
       <w:r>
         <w:t xml:space="preserve"> — modifié — </w:t>
       </w:r>
-      <w:hyperlink w:history="1" r:id="rIdkal9aieso9v4yapzhes7-">
+      <w:hyperlink w:history="1" r:id="rIdouyzg3lmgddaxwsuxs0zm">
         <w:r>
           <w:rPr>
             <w:rStyle w:val="Hyperlink"/>
@@ -1043,7 +1043,7 @@
       <w:r>
         <w:t xml:space="preserve"> — créé — </w:t>
       </w:r>
-      <w:hyperlink w:history="1" r:id="rIdxkxeauvbglsrrfsgcewzi">
+      <w:hyperlink w:history="1" r:id="rId83hle1romklyetpvdmoht">
         <w:r>
           <w:rPr>
             <w:rStyle w:val="Hyperlink"/>
@@ -1072,7 +1072,7 @@
       <w:r>
         <w:t xml:space="preserve"> — créé — </w:t>
       </w:r>
-      <w:hyperlink w:history="1" r:id="rIdi4anfhghbizlpfxfkyow2">
+      <w:hyperlink w:history="1" r:id="rIdcwdheh7xoaeu-hfem9sr0">
         <w:r>
           <w:rPr>
             <w:rStyle w:val="Hyperlink"/>
@@ -1101,7 +1101,7 @@
       <w:r>
         <w:t xml:space="preserve"> — créé — </w:t>
       </w:r>
-      <w:hyperlink w:history="1" r:id="rIdyokrsyiz0ksq8hlja4jp_">
+      <w:hyperlink w:history="1" r:id="rIdml-wwsuu-8ffao_si5nig">
         <w:r>
           <w:rPr>
             <w:rStyle w:val="Hyperlink"/>
@@ -1130,7 +1130,7 @@
       <w:r>
         <w:t xml:space="preserve"> — modifié — </w:t>
       </w:r>
-      <w:hyperlink w:history="1" r:id="rIdnusiqk328yxsnu1hnetjc">
+      <w:hyperlink w:history="1" r:id="rIdtawirmbantcprflbi4egy">
         <w:r>
           <w:rPr>
             <w:rStyle w:val="Hyperlink"/>
@@ -1159,7 +1159,7 @@
       <w:r>
         <w:t xml:space="preserve"> — modifié — </w:t>
       </w:r>
-      <w:hyperlink w:history="1" r:id="rIdi51b_prphirz8adnzndnj">
+      <w:hyperlink w:history="1" r:id="rIdygvkhmlaxkl7kphkea6h2">
         <w:r>
           <w:rPr>
             <w:rStyle w:val="Hyperlink"/>
@@ -1188,7 +1188,7 @@
       <w:r>
         <w:t xml:space="preserve"> — modifié — </w:t>
       </w:r>
-      <w:hyperlink w:history="1" r:id="rIdjjk6ibfg0xt653dws71oa">
+      <w:hyperlink w:history="1" r:id="rIdpbbixqll4hxlyzfxjhysj">
         <w:r>
           <w:rPr>
             <w:rStyle w:val="Hyperlink"/>
@@ -1225,7 +1225,7 @@
       <w:r>
         <w:t xml:space="preserve"> — modifié — </w:t>
       </w:r>
-      <w:hyperlink w:history="1" r:id="rIdyfilnvfi0mpbpqlpsptq-">
+      <w:hyperlink w:history="1" r:id="rId8nxr2ue38-66jbpi84sko">
         <w:r>
           <w:rPr>
             <w:rStyle w:val="Hyperlink"/>
@@ -1254,7 +1254,7 @@
       <w:r>
         <w:t xml:space="preserve"> — modifié — </w:t>
       </w:r>
-      <w:hyperlink w:history="1" r:id="rIdmgjzfbmrm79vwxlkrzpmm">
+      <w:hyperlink w:history="1" r:id="rIdpo9lg7xzpcfl0uut4ovag">
         <w:r>
           <w:rPr>
             <w:rStyle w:val="Hyperlink"/>
@@ -1283,7 +1283,7 @@
       <w:r>
         <w:t xml:space="preserve"> — créé — </w:t>
       </w:r>
-      <w:hyperlink w:history="1" r:id="rId7dmaqcs0l6lvdldmfwatu">
+      <w:hyperlink w:history="1" r:id="rIde9iyafpyeahitwz-jriml">
         <w:r>
           <w:rPr>
             <w:rStyle w:val="Hyperlink"/>
@@ -1312,7 +1312,7 @@
       <w:r>
         <w:t xml:space="preserve"> — créé — </w:t>
       </w:r>
-      <w:hyperlink w:history="1" r:id="rId6b-wyrtxyp6sfk-4tayev">
+      <w:hyperlink w:history="1" r:id="rIds0dcfckhtadapdg8damw4">
         <w:r>
           <w:rPr>
             <w:rStyle w:val="Hyperlink"/>
@@ -1446,7 +1446,7 @@
       <w:r>
         <w:t xml:space="preserve"> — modifié — </w:t>
       </w:r>
-      <w:hyperlink w:history="1" r:id="rIdj5kj_nhfemz9kzfrdmtda">
+      <w:hyperlink w:history="1" r:id="rIdclkrsiwlzqylz4x9dwlpl">
         <w:r>
           <w:rPr>
             <w:rStyle w:val="Hyperlink"/>
@@ -1483,7 +1483,7 @@
       <w:r>
         <w:t xml:space="preserve"> — modifié — </w:t>
       </w:r>
-      <w:hyperlink w:history="1" r:id="rId1u36dm-xz9uxruznnxdxx">
+      <w:hyperlink w:history="1" r:id="rIdlkyy6ukpmsxs-q9wdzmbn">
         <w:r>
           <w:rPr>
             <w:rStyle w:val="Hyperlink"/>
@@ -1512,7 +1512,7 @@
       <w:r>
         <w:t xml:space="preserve"> — modifié — </w:t>
       </w:r>
-      <w:hyperlink w:history="1" r:id="rIddzqengceumfejrlobc8ev">
+      <w:hyperlink w:history="1" r:id="rId3y0nginlzmvpzo_2motar">
         <w:r>
           <w:rPr>
             <w:rStyle w:val="Hyperlink"/>

--- a/docs/developpement/phases/word/PHASE_01_MATCHS_CAISSE_MES_CAISSES_JOURNAL_DES_TICKETS.docx
+++ b/docs/developpement/phases/word/PHASE_01_MATCHS_CAISSE_MES_CAISSES_JOURNAL_DES_TICKETS.docx
@@ -20,7 +20,7 @@
       <w:r>
         <w:t xml:space="preserve">FlaiX Expert · dossier de développement · généré le 2026-10-04 depuis le dépôt </w:t>
       </w:r>
-      <w:hyperlink w:history="1" r:id="rIdsddf6qnqc8avhedgevr0d">
+      <w:hyperlink w:history="1" r:id="rIdcvsuvj-jhk-vpn8tr4ur-">
         <w:r>
           <w:rPr>
             <w:rStyle w:val="Hyperlink"/>
@@ -681,7 +681,7 @@
           <w:numId w:val="3"/>
         </w:numPr>
       </w:pPr>
-      <w:hyperlink w:history="1" r:id="rIdo2yc9o4yum2p_c8incqww">
+      <w:hyperlink w:history="1" r:id="rIdndnbacg0nkfmnhtpkd82c">
         <w:r>
           <w:rPr>
             <w:rStyle w:val="Hyperlink"/>
@@ -729,7 +729,7 @@
       <w:r>
         <w:t xml:space="preserve"> — créé — </w:t>
       </w:r>
-      <w:hyperlink w:history="1" r:id="rIdwkcajc4susj5nqfcrcxic">
+      <w:hyperlink w:history="1" r:id="rId_blwxcdzoksjjv61uvjhk">
         <w:r>
           <w:rPr>
             <w:rStyle w:val="Hyperlink"/>
@@ -766,7 +766,7 @@
       <w:r>
         <w:t xml:space="preserve"> — créé — </w:t>
       </w:r>
-      <w:hyperlink w:history="1" r:id="rIdpu1h_pqzkowjvusopm9va">
+      <w:hyperlink w:history="1" r:id="rIdgf9rhogzwcj8srfico3k9">
         <w:r>
           <w:rPr>
             <w:rStyle w:val="Hyperlink"/>
@@ -795,7 +795,7 @@
       <w:r>
         <w:t xml:space="preserve"> — créé — </w:t>
       </w:r>
-      <w:hyperlink w:history="1" r:id="rIdn9dd2a5ekqqbgfnoytxtx">
+      <w:hyperlink w:history="1" r:id="rIdfhfvfer9dfgiw8pdzvkzk">
         <w:r>
           <w:rPr>
             <w:rStyle w:val="Hyperlink"/>
@@ -832,7 +832,7 @@
       <w:r>
         <w:t xml:space="preserve"> — modifié — </w:t>
       </w:r>
-      <w:hyperlink w:history="1" r:id="rIdprp8acltq96zct8t3y4c7">
+      <w:hyperlink w:history="1" r:id="rId3twaedb_rdqmrpv5gdqxw">
         <w:r>
           <w:rPr>
             <w:rStyle w:val="Hyperlink"/>
@@ -861,7 +861,7 @@
       <w:r>
         <w:t xml:space="preserve"> — créé — </w:t>
       </w:r>
-      <w:hyperlink w:history="1" r:id="rId2tp6lgbca64hqha9ffeuc">
+      <w:hyperlink w:history="1" r:id="rIdymzrndfa1pgvqtowby1_v">
         <w:r>
           <w:rPr>
             <w:rStyle w:val="Hyperlink"/>
@@ -890,7 +890,7 @@
       <w:r>
         <w:t xml:space="preserve"> — modifié — </w:t>
       </w:r>
-      <w:hyperlink w:history="1" r:id="rIdsn2agpmon-wtvwye9gbjf">
+      <w:hyperlink w:history="1" r:id="rIdojwu_ecik_izyd5durggo">
         <w:r>
           <w:rPr>
             <w:rStyle w:val="Hyperlink"/>
@@ -919,7 +919,7 @@
       <w:r>
         <w:t xml:space="preserve"> — modifié — </w:t>
       </w:r>
-      <w:hyperlink w:history="1" r:id="rIdcqqwovvg-x6xfk-sqfumo">
+      <w:hyperlink w:history="1" r:id="rIdqnriodeuvaocqstefkdws">
         <w:r>
           <w:rPr>
             <w:rStyle w:val="Hyperlink"/>
@@ -948,7 +948,7 @@
       <w:r>
         <w:t xml:space="preserve"> — créé — </w:t>
       </w:r>
-      <w:hyperlink w:history="1" r:id="rIdymu6kut-ky63ys65-vu7x">
+      <w:hyperlink w:history="1" r:id="rIdt2lj8-vrifc4bg42vpnrw">
         <w:r>
           <w:rPr>
             <w:rStyle w:val="Hyperlink"/>
@@ -985,7 +985,7 @@
       <w:r>
         <w:t xml:space="preserve"> — modifié — </w:t>
       </w:r>
-      <w:hyperlink w:history="1" r:id="rIdyejbcq26cecl_5jlufzzc">
+      <w:hyperlink w:history="1" r:id="rIdmepm4dyd73wvfznmvu-ah">
         <w:r>
           <w:rPr>
             <w:rStyle w:val="Hyperlink"/>
@@ -1014,7 +1014,7 @@
       <w:r>
         <w:t xml:space="preserve"> — modifié — </w:t>
       </w:r>
-      <w:hyperlink w:history="1" r:id="rIdouyzg3lmgddaxwsuxs0zm">
+      <w:hyperlink w:history="1" r:id="rIdg7btkkxtdw-y2ac5h7xjs">
         <w:r>
           <w:rPr>
             <w:rStyle w:val="Hyperlink"/>
@@ -1043,7 +1043,7 @@
       <w:r>
         <w:t xml:space="preserve"> — créé — </w:t>
       </w:r>
-      <w:hyperlink w:history="1" r:id="rId83hle1romklyetpvdmoht">
+      <w:hyperlink w:history="1" r:id="rId0xeryqiv9chbxzol2oshb">
         <w:r>
           <w:rPr>
             <w:rStyle w:val="Hyperlink"/>
@@ -1072,7 +1072,7 @@
       <w:r>
         <w:t xml:space="preserve"> — créé — </w:t>
       </w:r>
-      <w:hyperlink w:history="1" r:id="rIdcwdheh7xoaeu-hfem9sr0">
+      <w:hyperlink w:history="1" r:id="rIdvkykdj_b6gkoutsjpubjj">
         <w:r>
           <w:rPr>
             <w:rStyle w:val="Hyperlink"/>
@@ -1101,7 +1101,7 @@
       <w:r>
         <w:t xml:space="preserve"> — créé — </w:t>
       </w:r>
-      <w:hyperlink w:history="1" r:id="rIdml-wwsuu-8ffao_si5nig">
+      <w:hyperlink w:history="1" r:id="rId3gfxu_yrbri_t67vk1gds">
         <w:r>
           <w:rPr>
             <w:rStyle w:val="Hyperlink"/>
@@ -1130,7 +1130,7 @@
       <w:r>
         <w:t xml:space="preserve"> — modifié — </w:t>
       </w:r>
-      <w:hyperlink w:history="1" r:id="rIdtawirmbantcprflbi4egy">
+      <w:hyperlink w:history="1" r:id="rIdldgcvbbtgkkruyjojashm">
         <w:r>
           <w:rPr>
             <w:rStyle w:val="Hyperlink"/>
@@ -1159,7 +1159,7 @@
       <w:r>
         <w:t xml:space="preserve"> — modifié — </w:t>
       </w:r>
-      <w:hyperlink w:history="1" r:id="rIdygvkhmlaxkl7kphkea6h2">
+      <w:hyperlink w:history="1" r:id="rIdvd-fcmk8hbw07uw7ufzhl">
         <w:r>
           <w:rPr>
             <w:rStyle w:val="Hyperlink"/>
@@ -1188,7 +1188,7 @@
       <w:r>
         <w:t xml:space="preserve"> — modifié — </w:t>
       </w:r>
-      <w:hyperlink w:history="1" r:id="rIdpbbixqll4hxlyzfxjhysj">
+      <w:hyperlink w:history="1" r:id="rIdam1egzch4q_eimqdrjrhh">
         <w:r>
           <w:rPr>
             <w:rStyle w:val="Hyperlink"/>
@@ -1225,7 +1225,7 @@
       <w:r>
         <w:t xml:space="preserve"> — modifié — </w:t>
       </w:r>
-      <w:hyperlink w:history="1" r:id="rId8nxr2ue38-66jbpi84sko">
+      <w:hyperlink w:history="1" r:id="rIdys3kjp6nval4yajrf-cif">
         <w:r>
           <w:rPr>
             <w:rStyle w:val="Hyperlink"/>
@@ -1254,7 +1254,7 @@
       <w:r>
         <w:t xml:space="preserve"> — modifié — </w:t>
       </w:r>
-      <w:hyperlink w:history="1" r:id="rIdpo9lg7xzpcfl0uut4ovag">
+      <w:hyperlink w:history="1" r:id="rIdbxtvgbk2b57i2mfukl-kd">
         <w:r>
           <w:rPr>
             <w:rStyle w:val="Hyperlink"/>
@@ -1283,7 +1283,7 @@
       <w:r>
         <w:t xml:space="preserve"> — créé — </w:t>
       </w:r>
-      <w:hyperlink w:history="1" r:id="rIde9iyafpyeahitwz-jriml">
+      <w:hyperlink w:history="1" r:id="rIdovx5uocywidgp5mggdznw">
         <w:r>
           <w:rPr>
             <w:rStyle w:val="Hyperlink"/>
@@ -1312,7 +1312,7 @@
       <w:r>
         <w:t xml:space="preserve"> — créé — </w:t>
       </w:r>
-      <w:hyperlink w:history="1" r:id="rIds0dcfckhtadapdg8damw4">
+      <w:hyperlink w:history="1" r:id="rIdw1jnl8gm711vulegrws0b">
         <w:r>
           <w:rPr>
             <w:rStyle w:val="Hyperlink"/>
@@ -1446,7 +1446,7 @@
       <w:r>
         <w:t xml:space="preserve"> — modifié — </w:t>
       </w:r>
-      <w:hyperlink w:history="1" r:id="rIdclkrsiwlzqylz4x9dwlpl">
+      <w:hyperlink w:history="1" r:id="rIdyu3byntjildtuhx982fyp">
         <w:r>
           <w:rPr>
             <w:rStyle w:val="Hyperlink"/>
@@ -1483,7 +1483,7 @@
       <w:r>
         <w:t xml:space="preserve"> — modifié — </w:t>
       </w:r>
-      <w:hyperlink w:history="1" r:id="rIdlkyy6ukpmsxs-q9wdzmbn">
+      <w:hyperlink w:history="1" r:id="rIdikuue9n_coaogvhfxqwcb">
         <w:r>
           <w:rPr>
             <w:rStyle w:val="Hyperlink"/>
@@ -1512,7 +1512,7 @@
       <w:r>
         <w:t xml:space="preserve"> — modifié — </w:t>
       </w:r>
-      <w:hyperlink w:history="1" r:id="rId3y0nginlzmvpzo_2motar">
+      <w:hyperlink w:history="1" r:id="rIdlkmocyvkegxu5de7rfamm">
         <w:r>
           <w:rPr>
             <w:rStyle w:val="Hyperlink"/>

--- a/docs/developpement/phases/word/PHASE_01_MATCHS_CAISSE_MES_CAISSES_JOURNAL_DES_TICKETS.docx
+++ b/docs/developpement/phases/word/PHASE_01_MATCHS_CAISSE_MES_CAISSES_JOURNAL_DES_TICKETS.docx
@@ -20,7 +20,7 @@
       <w:r>
         <w:t xml:space="preserve">FlaiX Expert · dossier de développement · généré le 2026-10-04 depuis le dépôt </w:t>
       </w:r>
-      <w:hyperlink w:history="1" r:id="rIdcvsuvj-jhk-vpn8tr4ur-">
+      <w:hyperlink w:history="1" r:id="rIdwjirysivspdw6ku19mx4x">
         <w:r>
           <w:rPr>
             <w:rStyle w:val="Hyperlink"/>
@@ -681,7 +681,7 @@
           <w:numId w:val="3"/>
         </w:numPr>
       </w:pPr>
-      <w:hyperlink w:history="1" r:id="rIdndnbacg0nkfmnhtpkd82c">
+      <w:hyperlink w:history="1" r:id="rIdtj-t_hvpyk0mvu6gdmd3i">
         <w:r>
           <w:rPr>
             <w:rStyle w:val="Hyperlink"/>
@@ -729,7 +729,7 @@
       <w:r>
         <w:t xml:space="preserve"> — créé — </w:t>
       </w:r>
-      <w:hyperlink w:history="1" r:id="rId_blwxcdzoksjjv61uvjhk">
+      <w:hyperlink w:history="1" r:id="rIddbdnljx-7nbmadlbnw50b">
         <w:r>
           <w:rPr>
             <w:rStyle w:val="Hyperlink"/>
@@ -766,7 +766,7 @@
       <w:r>
         <w:t xml:space="preserve"> — créé — </w:t>
       </w:r>
-      <w:hyperlink w:history="1" r:id="rIdgf9rhogzwcj8srfico3k9">
+      <w:hyperlink w:history="1" r:id="rId3lmmobst-maqzaptptrux">
         <w:r>
           <w:rPr>
             <w:rStyle w:val="Hyperlink"/>
@@ -795,7 +795,7 @@
       <w:r>
         <w:t xml:space="preserve"> — créé — </w:t>
       </w:r>
-      <w:hyperlink w:history="1" r:id="rIdfhfvfer9dfgiw8pdzvkzk">
+      <w:hyperlink w:history="1" r:id="rIde5r2bwaxgfefnix0qvvry">
         <w:r>
           <w:rPr>
             <w:rStyle w:val="Hyperlink"/>
@@ -832,7 +832,7 @@
       <w:r>
         <w:t xml:space="preserve"> — modifié — </w:t>
       </w:r>
-      <w:hyperlink w:history="1" r:id="rId3twaedb_rdqmrpv5gdqxw">
+      <w:hyperlink w:history="1" r:id="rIdlblbv9-wlpc1nwn7ubxcz">
         <w:r>
           <w:rPr>
             <w:rStyle w:val="Hyperlink"/>
@@ -861,7 +861,7 @@
       <w:r>
         <w:t xml:space="preserve"> — créé — </w:t>
       </w:r>
-      <w:hyperlink w:history="1" r:id="rIdymzrndfa1pgvqtowby1_v">
+      <w:hyperlink w:history="1" r:id="rId3ngvzcocqbwzmsfyjp2dy">
         <w:r>
           <w:rPr>
             <w:rStyle w:val="Hyperlink"/>
@@ -890,7 +890,7 @@
       <w:r>
         <w:t xml:space="preserve"> — modifié — </w:t>
       </w:r>
-      <w:hyperlink w:history="1" r:id="rIdojwu_ecik_izyd5durggo">
+      <w:hyperlink w:history="1" r:id="rIdtx675rttykd3e5pycepgf">
         <w:r>
           <w:rPr>
             <w:rStyle w:val="Hyperlink"/>
@@ -919,7 +919,7 @@
       <w:r>
         <w:t xml:space="preserve"> — modifié — </w:t>
       </w:r>
-      <w:hyperlink w:history="1" r:id="rIdqnriodeuvaocqstefkdws">
+      <w:hyperlink w:history="1" r:id="rIdjeyiff-cwh6ccoa5sgkos">
         <w:r>
           <w:rPr>
             <w:rStyle w:val="Hyperlink"/>
@@ -948,7 +948,7 @@
       <w:r>
         <w:t xml:space="preserve"> — créé — </w:t>
       </w:r>
-      <w:hyperlink w:history="1" r:id="rIdt2lj8-vrifc4bg42vpnrw">
+      <w:hyperlink w:history="1" r:id="rIdsf-2yynlzrjz4kw9uvb1k">
         <w:r>
           <w:rPr>
             <w:rStyle w:val="Hyperlink"/>
@@ -985,7 +985,7 @@
       <w:r>
         <w:t xml:space="preserve"> — modifié — </w:t>
       </w:r>
-      <w:hyperlink w:history="1" r:id="rIdmepm4dyd73wvfznmvu-ah">
+      <w:hyperlink w:history="1" r:id="rIdawzpo68v8bmrtywedmhnv">
         <w:r>
           <w:rPr>
             <w:rStyle w:val="Hyperlink"/>
@@ -1014,7 +1014,7 @@
       <w:r>
         <w:t xml:space="preserve"> — modifié — </w:t>
       </w:r>
-      <w:hyperlink w:history="1" r:id="rIdg7btkkxtdw-y2ac5h7xjs">
+      <w:hyperlink w:history="1" r:id="rId7cl1fsnbvmugeihfiysda">
         <w:r>
           <w:rPr>
             <w:rStyle w:val="Hyperlink"/>
@@ -1043,7 +1043,7 @@
       <w:r>
         <w:t xml:space="preserve"> — créé — </w:t>
       </w:r>
-      <w:hyperlink w:history="1" r:id="rId0xeryqiv9chbxzol2oshb">
+      <w:hyperlink w:history="1" r:id="rIdocqbluazjba_9klqmdahp">
         <w:r>
           <w:rPr>
             <w:rStyle w:val="Hyperlink"/>
@@ -1072,7 +1072,7 @@
       <w:r>
         <w:t xml:space="preserve"> — créé — </w:t>
       </w:r>
-      <w:hyperlink w:history="1" r:id="rIdvkykdj_b6gkoutsjpubjj">
+      <w:hyperlink w:history="1" r:id="rIdesmyguyhs4m9ce7ubvh1d">
         <w:r>
           <w:rPr>
             <w:rStyle w:val="Hyperlink"/>
@@ -1101,7 +1101,7 @@
       <w:r>
         <w:t xml:space="preserve"> — créé — </w:t>
       </w:r>
-      <w:hyperlink w:history="1" r:id="rId3gfxu_yrbri_t67vk1gds">
+      <w:hyperlink w:history="1" r:id="rIdwlmeysav1aftes6tbyj9p">
         <w:r>
           <w:rPr>
             <w:rStyle w:val="Hyperlink"/>
@@ -1130,7 +1130,7 @@
       <w:r>
         <w:t xml:space="preserve"> — modifié — </w:t>
       </w:r>
-      <w:hyperlink w:history="1" r:id="rIdldgcvbbtgkkruyjojashm">
+      <w:hyperlink w:history="1" r:id="rIdyoiq0in5dj9xfcl64-k7e">
         <w:r>
           <w:rPr>
             <w:rStyle w:val="Hyperlink"/>
@@ -1159,7 +1159,7 @@
       <w:r>
         <w:t xml:space="preserve"> — modifié — </w:t>
       </w:r>
-      <w:hyperlink w:history="1" r:id="rIdvd-fcmk8hbw07uw7ufzhl">
+      <w:hyperlink w:history="1" r:id="rIdu-tvzfbgg5ssvwrmzswpn">
         <w:r>
           <w:rPr>
             <w:rStyle w:val="Hyperlink"/>
@@ -1188,7 +1188,7 @@
       <w:r>
         <w:t xml:space="preserve"> — modifié — </w:t>
       </w:r>
-      <w:hyperlink w:history="1" r:id="rIdam1egzch4q_eimqdrjrhh">
+      <w:hyperlink w:history="1" r:id="rIduz1tsiym1y4u35vevnfrq">
         <w:r>
           <w:rPr>
             <w:rStyle w:val="Hyperlink"/>
@@ -1225,7 +1225,7 @@
       <w:r>
         <w:t xml:space="preserve"> — modifié — </w:t>
       </w:r>
-      <w:hyperlink w:history="1" r:id="rIdys3kjp6nval4yajrf-cif">
+      <w:hyperlink w:history="1" r:id="rIdif9nk2xa2galtp54ecmpb">
         <w:r>
           <w:rPr>
             <w:rStyle w:val="Hyperlink"/>
@@ -1254,7 +1254,7 @@
       <w:r>
         <w:t xml:space="preserve"> — modifié — </w:t>
       </w:r>
-      <w:hyperlink w:history="1" r:id="rIdbxtvgbk2b57i2mfukl-kd">
+      <w:hyperlink w:history="1" r:id="rIdcdtm_xdy4kibvsrdijbsn">
         <w:r>
           <w:rPr>
             <w:rStyle w:val="Hyperlink"/>
@@ -1283,7 +1283,7 @@
       <w:r>
         <w:t xml:space="preserve"> — créé — </w:t>
       </w:r>
-      <w:hyperlink w:history="1" r:id="rIdovx5uocywidgp5mggdznw">
+      <w:hyperlink w:history="1" r:id="rIdo6fncwqcmb8cqxxudgtgf">
         <w:r>
           <w:rPr>
             <w:rStyle w:val="Hyperlink"/>
@@ -1312,7 +1312,7 @@
       <w:r>
         <w:t xml:space="preserve"> — créé — </w:t>
       </w:r>
-      <w:hyperlink w:history="1" r:id="rIdw1jnl8gm711vulegrws0b">
+      <w:hyperlink w:history="1" r:id="rIdx-eqhwkcsnrs552ykggc0">
         <w:r>
           <w:rPr>
             <w:rStyle w:val="Hyperlink"/>
@@ -1446,7 +1446,7 @@
       <w:r>
         <w:t xml:space="preserve"> — modifié — </w:t>
       </w:r>
-      <w:hyperlink w:history="1" r:id="rIdyu3byntjildtuhx982fyp">
+      <w:hyperlink w:history="1" r:id="rIdzabhmnpxtw2zuplb6ju0l">
         <w:r>
           <w:rPr>
             <w:rStyle w:val="Hyperlink"/>
@@ -1483,7 +1483,7 @@
       <w:r>
         <w:t xml:space="preserve"> — modifié — </w:t>
       </w:r>
-      <w:hyperlink w:history="1" r:id="rIdikuue9n_coaogvhfxqwcb">
+      <w:hyperlink w:history="1" r:id="rIdq4m4bggmqwsb291cjzcsy">
         <w:r>
           <w:rPr>
             <w:rStyle w:val="Hyperlink"/>
@@ -1512,7 +1512,7 @@
       <w:r>
         <w:t xml:space="preserve"> — modifié — </w:t>
       </w:r>
-      <w:hyperlink w:history="1" r:id="rIdlkmocyvkegxu5de7rfamm">
+      <w:hyperlink w:history="1" r:id="rId4orec7uucn0utfvcd1ee3">
         <w:r>
           <w:rPr>
             <w:rStyle w:val="Hyperlink"/>

--- a/docs/developpement/phases/word/PHASE_01_MATCHS_CAISSE_MES_CAISSES_JOURNAL_DES_TICKETS.docx
+++ b/docs/developpement/phases/word/PHASE_01_MATCHS_CAISSE_MES_CAISSES_JOURNAL_DES_TICKETS.docx
@@ -18,9 +18,9 @@
         <w:shd w:fill="F6F3FF" w:color="auto" w:val="clear"/>
       </w:pPr>
       <w:r>
-        <w:t xml:space="preserve">FlaiX Expert · dossier de développement · généré le 2026-10-04 depuis le dépôt </w:t>
-      </w:r>
-      <w:hyperlink w:history="1" r:id="rIdwjirysivspdw6ku19mx4x">
+        <w:t xml:space="preserve">FlaiX Expert · dossier de développement · généré le 2026-10-19 depuis le dépôt </w:t>
+      </w:r>
+      <w:hyperlink w:history="1" r:id="rIdhn3chj1e178wktfsqhi2t">
         <w:r>
           <w:rPr>
             <w:rStyle w:val="Hyperlink"/>
@@ -681,7 +681,7 @@
           <w:numId w:val="3"/>
         </w:numPr>
       </w:pPr>
-      <w:hyperlink w:history="1" r:id="rIdtj-t_hvpyk0mvu6gdmd3i">
+      <w:hyperlink w:history="1" r:id="rIdfw8degp5djhjkiux2lae6">
         <w:r>
           <w:rPr>
             <w:rStyle w:val="Hyperlink"/>
@@ -729,7 +729,7 @@
       <w:r>
         <w:t xml:space="preserve"> — créé — </w:t>
       </w:r>
-      <w:hyperlink w:history="1" r:id="rIddbdnljx-7nbmadlbnw50b">
+      <w:hyperlink w:history="1" r:id="rIdvzq7fg6u_q81h47q2nq6s">
         <w:r>
           <w:rPr>
             <w:rStyle w:val="Hyperlink"/>
@@ -766,7 +766,7 @@
       <w:r>
         <w:t xml:space="preserve"> — créé — </w:t>
       </w:r>
-      <w:hyperlink w:history="1" r:id="rId3lmmobst-maqzaptptrux">
+      <w:hyperlink w:history="1" r:id="rIdydezk8vwno2kmuzuaan10">
         <w:r>
           <w:rPr>
             <w:rStyle w:val="Hyperlink"/>
@@ -795,7 +795,7 @@
       <w:r>
         <w:t xml:space="preserve"> — créé — </w:t>
       </w:r>
-      <w:hyperlink w:history="1" r:id="rIde5r2bwaxgfefnix0qvvry">
+      <w:hyperlink w:history="1" r:id="rId7kcroeeg-ietmmvcfev16">
         <w:r>
           <w:rPr>
             <w:rStyle w:val="Hyperlink"/>
@@ -832,7 +832,7 @@
       <w:r>
         <w:t xml:space="preserve"> — modifié — </w:t>
       </w:r>
-      <w:hyperlink w:history="1" r:id="rIdlblbv9-wlpc1nwn7ubxcz">
+      <w:hyperlink w:history="1" r:id="rIdckhqa9allqufv7fv5ry9x">
         <w:r>
           <w:rPr>
             <w:rStyle w:val="Hyperlink"/>
@@ -861,7 +861,7 @@
       <w:r>
         <w:t xml:space="preserve"> — créé — </w:t>
       </w:r>
-      <w:hyperlink w:history="1" r:id="rId3ngvzcocqbwzmsfyjp2dy">
+      <w:hyperlink w:history="1" r:id="rId18rwnfbnuelvoo1mxhyv_">
         <w:r>
           <w:rPr>
             <w:rStyle w:val="Hyperlink"/>
@@ -890,7 +890,7 @@
       <w:r>
         <w:t xml:space="preserve"> — modifié — </w:t>
       </w:r>
-      <w:hyperlink w:history="1" r:id="rIdtx675rttykd3e5pycepgf">
+      <w:hyperlink w:history="1" r:id="rIdf_giabsxisgtuzwk9booq">
         <w:r>
           <w:rPr>
             <w:rStyle w:val="Hyperlink"/>
@@ -919,7 +919,7 @@
       <w:r>
         <w:t xml:space="preserve"> — modifié — </w:t>
       </w:r>
-      <w:hyperlink w:history="1" r:id="rIdjeyiff-cwh6ccoa5sgkos">
+      <w:hyperlink w:history="1" r:id="rId2o_tpsst8i4ja5k1kuriy">
         <w:r>
           <w:rPr>
             <w:rStyle w:val="Hyperlink"/>
@@ -948,7 +948,7 @@
       <w:r>
         <w:t xml:space="preserve"> — créé — </w:t>
       </w:r>
-      <w:hyperlink w:history="1" r:id="rIdsf-2yynlzrjz4kw9uvb1k">
+      <w:hyperlink w:history="1" r:id="rIdptp5l7w0ksxvfsajyibt7">
         <w:r>
           <w:rPr>
             <w:rStyle w:val="Hyperlink"/>
@@ -985,7 +985,7 @@
       <w:r>
         <w:t xml:space="preserve"> — modifié — </w:t>
       </w:r>
-      <w:hyperlink w:history="1" r:id="rIdawzpo68v8bmrtywedmhnv">
+      <w:hyperlink w:history="1" r:id="rId5d5i6evoxzb4yhqg8rjtg">
         <w:r>
           <w:rPr>
             <w:rStyle w:val="Hyperlink"/>
@@ -1014,7 +1014,7 @@
       <w:r>
         <w:t xml:space="preserve"> — modifié — </w:t>
       </w:r>
-      <w:hyperlink w:history="1" r:id="rId7cl1fsnbvmugeihfiysda">
+      <w:hyperlink w:history="1" r:id="rIdt6zy6hcub9_pr2a9mgccm">
         <w:r>
           <w:rPr>
             <w:rStyle w:val="Hyperlink"/>
@@ -1043,7 +1043,7 @@
       <w:r>
         <w:t xml:space="preserve"> — créé — </w:t>
       </w:r>
-      <w:hyperlink w:history="1" r:id="rIdocqbluazjba_9klqmdahp">
+      <w:hyperlink w:history="1" r:id="rIdzsm17yxqmeh3gyrisqsc6">
         <w:r>
           <w:rPr>
             <w:rStyle w:val="Hyperlink"/>
@@ -1072,7 +1072,7 @@
       <w:r>
         <w:t xml:space="preserve"> — créé — </w:t>
       </w:r>
-      <w:hyperlink w:history="1" r:id="rIdesmyguyhs4m9ce7ubvh1d">
+      <w:hyperlink w:history="1" r:id="rIdhbpqknyuwrcjewjw97s-o">
         <w:r>
           <w:rPr>
             <w:rStyle w:val="Hyperlink"/>
@@ -1101,7 +1101,7 @@
       <w:r>
         <w:t xml:space="preserve"> — créé — </w:t>
       </w:r>
-      <w:hyperlink w:history="1" r:id="rIdwlmeysav1aftes6tbyj9p">
+      <w:hyperlink w:history="1" r:id="rIdm6krkxwjkm1fct_gtqemv">
         <w:r>
           <w:rPr>
             <w:rStyle w:val="Hyperlink"/>
@@ -1130,7 +1130,7 @@
       <w:r>
         <w:t xml:space="preserve"> — modifié — </w:t>
       </w:r>
-      <w:hyperlink w:history="1" r:id="rIdyoiq0in5dj9xfcl64-k7e">
+      <w:hyperlink w:history="1" r:id="rIdxow11xlbwyo99y5izfkpo">
         <w:r>
           <w:rPr>
             <w:rStyle w:val="Hyperlink"/>
@@ -1159,7 +1159,7 @@
       <w:r>
         <w:t xml:space="preserve"> — modifié — </w:t>
       </w:r>
-      <w:hyperlink w:history="1" r:id="rIdu-tvzfbgg5ssvwrmzswpn">
+      <w:hyperlink w:history="1" r:id="rId7b0lpfjuuamj_owvhhzbh">
         <w:r>
           <w:rPr>
             <w:rStyle w:val="Hyperlink"/>
@@ -1188,7 +1188,7 @@
       <w:r>
         <w:t xml:space="preserve"> — modifié — </w:t>
       </w:r>
-      <w:hyperlink w:history="1" r:id="rIduz1tsiym1y4u35vevnfrq">
+      <w:hyperlink w:history="1" r:id="rIdjbv1f_mugvjgpvzgaaxgf">
         <w:r>
           <w:rPr>
             <w:rStyle w:val="Hyperlink"/>
@@ -1225,7 +1225,7 @@
       <w:r>
         <w:t xml:space="preserve"> — modifié — </w:t>
       </w:r>
-      <w:hyperlink w:history="1" r:id="rIdif9nk2xa2galtp54ecmpb">
+      <w:hyperlink w:history="1" r:id="rIdhqizxw7foozyoa8pqtqce">
         <w:r>
           <w:rPr>
             <w:rStyle w:val="Hyperlink"/>
@@ -1254,7 +1254,7 @@
       <w:r>
         <w:t xml:space="preserve"> — modifié — </w:t>
       </w:r>
-      <w:hyperlink w:history="1" r:id="rIdcdtm_xdy4kibvsrdijbsn">
+      <w:hyperlink w:history="1" r:id="rIdvubna5lllemy7d8g2hh-d">
         <w:r>
           <w:rPr>
             <w:rStyle w:val="Hyperlink"/>
@@ -1283,7 +1283,7 @@
       <w:r>
         <w:t xml:space="preserve"> — créé — </w:t>
       </w:r>
-      <w:hyperlink w:history="1" r:id="rIdo6fncwqcmb8cqxxudgtgf">
+      <w:hyperlink w:history="1" r:id="rIdrbiogaz9ntwjw5az1ovlb">
         <w:r>
           <w:rPr>
             <w:rStyle w:val="Hyperlink"/>
@@ -1312,7 +1312,7 @@
       <w:r>
         <w:t xml:space="preserve"> — créé — </w:t>
       </w:r>
-      <w:hyperlink w:history="1" r:id="rIdx-eqhwkcsnrs552ykggc0">
+      <w:hyperlink w:history="1" r:id="rId8qqmazp3vyowr88i6q_r8">
         <w:r>
           <w:rPr>
             <w:rStyle w:val="Hyperlink"/>
@@ -1446,7 +1446,7 @@
       <w:r>
         <w:t xml:space="preserve"> — modifié — </w:t>
       </w:r>
-      <w:hyperlink w:history="1" r:id="rIdzabhmnpxtw2zuplb6ju0l">
+      <w:hyperlink w:history="1" r:id="rIdbsbs1kmdowtlvscjdl71g">
         <w:r>
           <w:rPr>
             <w:rStyle w:val="Hyperlink"/>
@@ -1483,7 +1483,7 @@
       <w:r>
         <w:t xml:space="preserve"> — modifié — </w:t>
       </w:r>
-      <w:hyperlink w:history="1" r:id="rIdq4m4bggmqwsb291cjzcsy">
+      <w:hyperlink w:history="1" r:id="rIdpmdwj2nqydfravtzfxhfa">
         <w:r>
           <w:rPr>
             <w:rStyle w:val="Hyperlink"/>
@@ -1512,7 +1512,7 @@
       <w:r>
         <w:t xml:space="preserve"> — modifié — </w:t>
       </w:r>
-      <w:hyperlink w:history="1" r:id="rId4orec7uucn0utfvcd1ee3">
+      <w:hyperlink w:history="1" r:id="rIdtfiqb6u8kr2woqzsnllej">
         <w:r>
           <w:rPr>
             <w:rStyle w:val="Hyperlink"/>

--- a/docs/developpement/phases/word/PHASE_01_MATCHS_CAISSE_MES_CAISSES_JOURNAL_DES_TICKETS.docx
+++ b/docs/developpement/phases/word/PHASE_01_MATCHS_CAISSE_MES_CAISSES_JOURNAL_DES_TICKETS.docx
@@ -20,7 +20,7 @@
       <w:r>
         <w:t xml:space="preserve">FlaiX Expert · dossier de développement · généré le 2026-10-19 depuis le dépôt </w:t>
       </w:r>
-      <w:hyperlink w:history="1" r:id="rIdhn3chj1e178wktfsqhi2t">
+      <w:hyperlink w:history="1" r:id="rIdqzntemvsxlor5lgluym-j">
         <w:r>
           <w:rPr>
             <w:rStyle w:val="Hyperlink"/>
@@ -681,7 +681,7 @@
           <w:numId w:val="3"/>
         </w:numPr>
       </w:pPr>
-      <w:hyperlink w:history="1" r:id="rIdfw8degp5djhjkiux2lae6">
+      <w:hyperlink w:history="1" r:id="rIdgaqwutig21gn-jgwfaebc">
         <w:r>
           <w:rPr>
             <w:rStyle w:val="Hyperlink"/>
@@ -729,7 +729,7 @@
       <w:r>
         <w:t xml:space="preserve"> — créé — </w:t>
       </w:r>
-      <w:hyperlink w:history="1" r:id="rIdvzq7fg6u_q81h47q2nq6s">
+      <w:hyperlink w:history="1" r:id="rIdg3lbifpt7bbdvqazilz2b">
         <w:r>
           <w:rPr>
             <w:rStyle w:val="Hyperlink"/>
@@ -766,7 +766,7 @@
       <w:r>
         <w:t xml:space="preserve"> — créé — </w:t>
       </w:r>
-      <w:hyperlink w:history="1" r:id="rIdydezk8vwno2kmuzuaan10">
+      <w:hyperlink w:history="1" r:id="rIdgoi3i1yewvif7adhygweq">
         <w:r>
           <w:rPr>
             <w:rStyle w:val="Hyperlink"/>
@@ -795,7 +795,7 @@
       <w:r>
         <w:t xml:space="preserve"> — créé — </w:t>
       </w:r>
-      <w:hyperlink w:history="1" r:id="rId7kcroeeg-ietmmvcfev16">
+      <w:hyperlink w:history="1" r:id="rIds2xqwi86j8ksvixujo-2p">
         <w:r>
           <w:rPr>
             <w:rStyle w:val="Hyperlink"/>
@@ -832,7 +832,7 @@
       <w:r>
         <w:t xml:space="preserve"> — modifié — </w:t>
       </w:r>
-      <w:hyperlink w:history="1" r:id="rIdckhqa9allqufv7fv5ry9x">
+      <w:hyperlink w:history="1" r:id="rIdhq1hv8ivwwz5zt3ibxbda">
         <w:r>
           <w:rPr>
             <w:rStyle w:val="Hyperlink"/>
@@ -861,7 +861,7 @@
       <w:r>
         <w:t xml:space="preserve"> — créé — </w:t>
       </w:r>
-      <w:hyperlink w:history="1" r:id="rId18rwnfbnuelvoo1mxhyv_">
+      <w:hyperlink w:history="1" r:id="rIdz4npw_8aiyprc5wxafjak">
         <w:r>
           <w:rPr>
             <w:rStyle w:val="Hyperlink"/>
@@ -890,7 +890,7 @@
       <w:r>
         <w:t xml:space="preserve"> — modifié — </w:t>
       </w:r>
-      <w:hyperlink w:history="1" r:id="rIdf_giabsxisgtuzwk9booq">
+      <w:hyperlink w:history="1" r:id="rId1l0rwz6l4a_e8krbxwqp_">
         <w:r>
           <w:rPr>
             <w:rStyle w:val="Hyperlink"/>
@@ -919,7 +919,7 @@
       <w:r>
         <w:t xml:space="preserve"> — modifié — </w:t>
       </w:r>
-      <w:hyperlink w:history="1" r:id="rId2o_tpsst8i4ja5k1kuriy">
+      <w:hyperlink w:history="1" r:id="rId46kqvxouldk2vebcy_qmh">
         <w:r>
           <w:rPr>
             <w:rStyle w:val="Hyperlink"/>
@@ -948,7 +948,7 @@
       <w:r>
         <w:t xml:space="preserve"> — créé — </w:t>
       </w:r>
-      <w:hyperlink w:history="1" r:id="rIdptp5l7w0ksxvfsajyibt7">
+      <w:hyperlink w:history="1" r:id="rIdbl1kompnyd-2_wj0i9h7z">
         <w:r>
           <w:rPr>
             <w:rStyle w:val="Hyperlink"/>
@@ -985,7 +985,7 @@
       <w:r>
         <w:t xml:space="preserve"> — modifié — </w:t>
       </w:r>
-      <w:hyperlink w:history="1" r:id="rId5d5i6evoxzb4yhqg8rjtg">
+      <w:hyperlink w:history="1" r:id="rIdqxm94uoyh-8koxbxh5kim">
         <w:r>
           <w:rPr>
             <w:rStyle w:val="Hyperlink"/>
@@ -1014,7 +1014,7 @@
       <w:r>
         <w:t xml:space="preserve"> — modifié — </w:t>
       </w:r>
-      <w:hyperlink w:history="1" r:id="rIdt6zy6hcub9_pr2a9mgccm">
+      <w:hyperlink w:history="1" r:id="rIdyqa_gpsmoaaxj6ptg1kaf">
         <w:r>
           <w:rPr>
             <w:rStyle w:val="Hyperlink"/>
@@ -1043,7 +1043,7 @@
       <w:r>
         <w:t xml:space="preserve"> — créé — </w:t>
       </w:r>
-      <w:hyperlink w:history="1" r:id="rIdzsm17yxqmeh3gyrisqsc6">
+      <w:hyperlink w:history="1" r:id="rId1vlvpfl6kqrxbxfrzdasl">
         <w:r>
           <w:rPr>
             <w:rStyle w:val="Hyperlink"/>
@@ -1072,7 +1072,7 @@
       <w:r>
         <w:t xml:space="preserve"> — créé — </w:t>
       </w:r>
-      <w:hyperlink w:history="1" r:id="rIdhbpqknyuwrcjewjw97s-o">
+      <w:hyperlink w:history="1" r:id="rId5lwbzokjnbmb1pou8lblp">
         <w:r>
           <w:rPr>
             <w:rStyle w:val="Hyperlink"/>
@@ -1101,7 +1101,7 @@
       <w:r>
         <w:t xml:space="preserve"> — créé — </w:t>
       </w:r>
-      <w:hyperlink w:history="1" r:id="rIdm6krkxwjkm1fct_gtqemv">
+      <w:hyperlink w:history="1" r:id="rIdwxfhicy3rw7yx_p7wgmdp">
         <w:r>
           <w:rPr>
             <w:rStyle w:val="Hyperlink"/>
@@ -1130,7 +1130,7 @@
       <w:r>
         <w:t xml:space="preserve"> — modifié — </w:t>
       </w:r>
-      <w:hyperlink w:history="1" r:id="rIdxow11xlbwyo99y5izfkpo">
+      <w:hyperlink w:history="1" r:id="rIdu16tcu1-voawzj-fgkvfs">
         <w:r>
           <w:rPr>
             <w:rStyle w:val="Hyperlink"/>
@@ -1159,7 +1159,7 @@
       <w:r>
         <w:t xml:space="preserve"> — modifié — </w:t>
       </w:r>
-      <w:hyperlink w:history="1" r:id="rId7b0lpfjuuamj_owvhhzbh">
+      <w:hyperlink w:history="1" r:id="rIduv-lk_ijn9bqxv6fjgpic">
         <w:r>
           <w:rPr>
             <w:rStyle w:val="Hyperlink"/>
@@ -1188,7 +1188,7 @@
       <w:r>
         <w:t xml:space="preserve"> — modifié — </w:t>
       </w:r>
-      <w:hyperlink w:history="1" r:id="rIdjbv1f_mugvjgpvzgaaxgf">
+      <w:hyperlink w:history="1" r:id="rIdugrwwhdipln1nvlvx-ong">
         <w:r>
           <w:rPr>
             <w:rStyle w:val="Hyperlink"/>
@@ -1225,7 +1225,7 @@
       <w:r>
         <w:t xml:space="preserve"> — modifié — </w:t>
       </w:r>
-      <w:hyperlink w:history="1" r:id="rIdhqizxw7foozyoa8pqtqce">
+      <w:hyperlink w:history="1" r:id="rIduvlbkxg96l-tbtrulohs3">
         <w:r>
           <w:rPr>
             <w:rStyle w:val="Hyperlink"/>
@@ -1254,7 +1254,7 @@
       <w:r>
         <w:t xml:space="preserve"> — modifié — </w:t>
       </w:r>
-      <w:hyperlink w:history="1" r:id="rIdvubna5lllemy7d8g2hh-d">
+      <w:hyperlink w:history="1" r:id="rId2qdy3dhdvxncm9y3setjt">
         <w:r>
           <w:rPr>
             <w:rStyle w:val="Hyperlink"/>
@@ -1283,7 +1283,7 @@
       <w:r>
         <w:t xml:space="preserve"> — créé — </w:t>
       </w:r>
-      <w:hyperlink w:history="1" r:id="rIdrbiogaz9ntwjw5az1ovlb">
+      <w:hyperlink w:history="1" r:id="rId7qdnw0kxe4qxudl71av4p">
         <w:r>
           <w:rPr>
             <w:rStyle w:val="Hyperlink"/>
@@ -1312,7 +1312,7 @@
       <w:r>
         <w:t xml:space="preserve"> — créé — </w:t>
       </w:r>
-      <w:hyperlink w:history="1" r:id="rId8qqmazp3vyowr88i6q_r8">
+      <w:hyperlink w:history="1" r:id="rIdykd33iswiemhtrxkxp6gi">
         <w:r>
           <w:rPr>
             <w:rStyle w:val="Hyperlink"/>
@@ -1446,7 +1446,7 @@
       <w:r>
         <w:t xml:space="preserve"> — modifié — </w:t>
       </w:r>
-      <w:hyperlink w:history="1" r:id="rIdbsbs1kmdowtlvscjdl71g">
+      <w:hyperlink w:history="1" r:id="rIdico6ymh8ljq2ubexecpkm">
         <w:r>
           <w:rPr>
             <w:rStyle w:val="Hyperlink"/>
@@ -1483,7 +1483,7 @@
       <w:r>
         <w:t xml:space="preserve"> — modifié — </w:t>
       </w:r>
-      <w:hyperlink w:history="1" r:id="rIdpmdwj2nqydfravtzfxhfa">
+      <w:hyperlink w:history="1" r:id="rIdzvsnnyxdjh5doivneonqe">
         <w:r>
           <w:rPr>
             <w:rStyle w:val="Hyperlink"/>
@@ -1512,7 +1512,7 @@
       <w:r>
         <w:t xml:space="preserve"> — modifié — </w:t>
       </w:r>
-      <w:hyperlink w:history="1" r:id="rIdtfiqb6u8kr2woqzsnllej">
+      <w:hyperlink w:history="1" r:id="rIdkoao91ru2ryy4vap5yjwb">
         <w:r>
           <w:rPr>
             <w:rStyle w:val="Hyperlink"/>

--- a/docs/developpement/phases/word/PHASE_01_MATCHS_CAISSE_MES_CAISSES_JOURNAL_DES_TICKETS.docx
+++ b/docs/developpement/phases/word/PHASE_01_MATCHS_CAISSE_MES_CAISSES_JOURNAL_DES_TICKETS.docx
@@ -20,7 +20,7 @@
       <w:r>
         <w:t xml:space="preserve">FlaiX Expert · dossier de développement · généré le 2026-10-19 depuis le dépôt </w:t>
       </w:r>
-      <w:hyperlink w:history="1" r:id="rIdqzntemvsxlor5lgluym-j">
+      <w:hyperlink w:history="1" r:id="rId3h3g0d9zksu_9oglwra03">
         <w:r>
           <w:rPr>
             <w:rStyle w:val="Hyperlink"/>
@@ -681,7 +681,7 @@
           <w:numId w:val="3"/>
         </w:numPr>
       </w:pPr>
-      <w:hyperlink w:history="1" r:id="rIdgaqwutig21gn-jgwfaebc">
+      <w:hyperlink w:history="1" r:id="rIdjcvvr0fqg3o3-o8g75mmo">
         <w:r>
           <w:rPr>
             <w:rStyle w:val="Hyperlink"/>
@@ -729,7 +729,7 @@
       <w:r>
         <w:t xml:space="preserve"> — créé — </w:t>
       </w:r>
-      <w:hyperlink w:history="1" r:id="rIdg3lbifpt7bbdvqazilz2b">
+      <w:hyperlink w:history="1" r:id="rIdbqvsvf4nvzvmdkynzm7rv">
         <w:r>
           <w:rPr>
             <w:rStyle w:val="Hyperlink"/>
@@ -766,7 +766,7 @@
       <w:r>
         <w:t xml:space="preserve"> — créé — </w:t>
       </w:r>
-      <w:hyperlink w:history="1" r:id="rIdgoi3i1yewvif7adhygweq">
+      <w:hyperlink w:history="1" r:id="rIdspec_hczy4p-v6ycib0km">
         <w:r>
           <w:rPr>
             <w:rStyle w:val="Hyperlink"/>
@@ -795,7 +795,7 @@
       <w:r>
         <w:t xml:space="preserve"> — créé — </w:t>
       </w:r>
-      <w:hyperlink w:history="1" r:id="rIds2xqwi86j8ksvixujo-2p">
+      <w:hyperlink w:history="1" r:id="rIdlm5t6qur_mfoaedfbozx0">
         <w:r>
           <w:rPr>
             <w:rStyle w:val="Hyperlink"/>
@@ -832,7 +832,7 @@
       <w:r>
         <w:t xml:space="preserve"> — modifié — </w:t>
       </w:r>
-      <w:hyperlink w:history="1" r:id="rIdhq1hv8ivwwz5zt3ibxbda">
+      <w:hyperlink w:history="1" r:id="rIda-k_ez5mglgcoj417ldd2">
         <w:r>
           <w:rPr>
             <w:rStyle w:val="Hyperlink"/>
@@ -861,7 +861,7 @@
       <w:r>
         <w:t xml:space="preserve"> — créé — </w:t>
       </w:r>
-      <w:hyperlink w:history="1" r:id="rIdz4npw_8aiyprc5wxafjak">
+      <w:hyperlink w:history="1" r:id="rIdejjnywjdhwcoekohk12zu">
         <w:r>
           <w:rPr>
             <w:rStyle w:val="Hyperlink"/>
@@ -890,7 +890,7 @@
       <w:r>
         <w:t xml:space="preserve"> — modifié — </w:t>
       </w:r>
-      <w:hyperlink w:history="1" r:id="rId1l0rwz6l4a_e8krbxwqp_">
+      <w:hyperlink w:history="1" r:id="rIdk-oqiv7ke-uhed90m3xin">
         <w:r>
           <w:rPr>
             <w:rStyle w:val="Hyperlink"/>
@@ -919,7 +919,7 @@
       <w:r>
         <w:t xml:space="preserve"> — modifié — </w:t>
       </w:r>
-      <w:hyperlink w:history="1" r:id="rId46kqvxouldk2vebcy_qmh">
+      <w:hyperlink w:history="1" r:id="rIdsgyq45rdmcc_npdtgc1ks">
         <w:r>
           <w:rPr>
             <w:rStyle w:val="Hyperlink"/>
@@ -948,7 +948,7 @@
       <w:r>
         <w:t xml:space="preserve"> — créé — </w:t>
       </w:r>
-      <w:hyperlink w:history="1" r:id="rIdbl1kompnyd-2_wj0i9h7z">
+      <w:hyperlink w:history="1" r:id="rId-sqfngtalu5mvqtgmz_rp">
         <w:r>
           <w:rPr>
             <w:rStyle w:val="Hyperlink"/>
@@ -985,7 +985,7 @@
       <w:r>
         <w:t xml:space="preserve"> — modifié — </w:t>
       </w:r>
-      <w:hyperlink w:history="1" r:id="rIdqxm94uoyh-8koxbxh5kim">
+      <w:hyperlink w:history="1" r:id="rId1bs_aqpy9cqyhaajiq-vj">
         <w:r>
           <w:rPr>
             <w:rStyle w:val="Hyperlink"/>
@@ -1014,7 +1014,7 @@
       <w:r>
         <w:t xml:space="preserve"> — modifié — </w:t>
       </w:r>
-      <w:hyperlink w:history="1" r:id="rIdyqa_gpsmoaaxj6ptg1kaf">
+      <w:hyperlink w:history="1" r:id="rIdd9wlj7ivnycjtjjsg1_bn">
         <w:r>
           <w:rPr>
             <w:rStyle w:val="Hyperlink"/>
@@ -1043,7 +1043,7 @@
       <w:r>
         <w:t xml:space="preserve"> — créé — </w:t>
       </w:r>
-      <w:hyperlink w:history="1" r:id="rId1vlvpfl6kqrxbxfrzdasl">
+      <w:hyperlink w:history="1" r:id="rIddkzgfrxa29y-o23k624ej">
         <w:r>
           <w:rPr>
             <w:rStyle w:val="Hyperlink"/>
@@ -1072,7 +1072,7 @@
       <w:r>
         <w:t xml:space="preserve"> — créé — </w:t>
       </w:r>
-      <w:hyperlink w:history="1" r:id="rId5lwbzokjnbmb1pou8lblp">
+      <w:hyperlink w:history="1" r:id="rIdwclx0hmib2qqyebbb8xzi">
         <w:r>
           <w:rPr>
             <w:rStyle w:val="Hyperlink"/>
@@ -1101,7 +1101,7 @@
       <w:r>
         <w:t xml:space="preserve"> — créé — </w:t>
       </w:r>
-      <w:hyperlink w:history="1" r:id="rIdwxfhicy3rw7yx_p7wgmdp">
+      <w:hyperlink w:history="1" r:id="rIdxjdfi0nyppjeuouijo5r2">
         <w:r>
           <w:rPr>
             <w:rStyle w:val="Hyperlink"/>
@@ -1130,7 +1130,7 @@
       <w:r>
         <w:t xml:space="preserve"> — modifié — </w:t>
       </w:r>
-      <w:hyperlink w:history="1" r:id="rIdu16tcu1-voawzj-fgkvfs">
+      <w:hyperlink w:history="1" r:id="rIdzqww3ai3zxxn0mfzdybsb">
         <w:r>
           <w:rPr>
             <w:rStyle w:val="Hyperlink"/>
@@ -1159,7 +1159,7 @@
       <w:r>
         <w:t xml:space="preserve"> — modifié — </w:t>
       </w:r>
-      <w:hyperlink w:history="1" r:id="rIduv-lk_ijn9bqxv6fjgpic">
+      <w:hyperlink w:history="1" r:id="rId9efruy1rn95sdwzy1rnjn">
         <w:r>
           <w:rPr>
             <w:rStyle w:val="Hyperlink"/>
@@ -1188,7 +1188,7 @@
       <w:r>
         <w:t xml:space="preserve"> — modifié — </w:t>
       </w:r>
-      <w:hyperlink w:history="1" r:id="rIdugrwwhdipln1nvlvx-ong">
+      <w:hyperlink w:history="1" r:id="rIdqoq6skpxamrzhp3k2pmkk">
         <w:r>
           <w:rPr>
             <w:rStyle w:val="Hyperlink"/>
@@ -1225,7 +1225,7 @@
       <w:r>
         <w:t xml:space="preserve"> — modifié — </w:t>
       </w:r>
-      <w:hyperlink w:history="1" r:id="rIduvlbkxg96l-tbtrulohs3">
+      <w:hyperlink w:history="1" r:id="rIdtxyyferq9mmdsts72mdep">
         <w:r>
           <w:rPr>
             <w:rStyle w:val="Hyperlink"/>
@@ -1254,7 +1254,7 @@
       <w:r>
         <w:t xml:space="preserve"> — modifié — </w:t>
       </w:r>
-      <w:hyperlink w:history="1" r:id="rId2qdy3dhdvxncm9y3setjt">
+      <w:hyperlink w:history="1" r:id="rId65tkmwaqcb18y2lxtqi8i">
         <w:r>
           <w:rPr>
             <w:rStyle w:val="Hyperlink"/>
@@ -1283,7 +1283,7 @@
       <w:r>
         <w:t xml:space="preserve"> — créé — </w:t>
       </w:r>
-      <w:hyperlink w:history="1" r:id="rId7qdnw0kxe4qxudl71av4p">
+      <w:hyperlink w:history="1" r:id="rIdtpuzzutie7qqlh0q7u2rb">
         <w:r>
           <w:rPr>
             <w:rStyle w:val="Hyperlink"/>
@@ -1312,7 +1312,7 @@
       <w:r>
         <w:t xml:space="preserve"> — créé — </w:t>
       </w:r>
-      <w:hyperlink w:history="1" r:id="rIdykd33iswiemhtrxkxp6gi">
+      <w:hyperlink w:history="1" r:id="rIdursdprqgloomi_z3nol5q">
         <w:r>
           <w:rPr>
             <w:rStyle w:val="Hyperlink"/>
@@ -1446,7 +1446,7 @@
       <w:r>
         <w:t xml:space="preserve"> — modifié — </w:t>
       </w:r>
-      <w:hyperlink w:history="1" r:id="rIdico6ymh8ljq2ubexecpkm">
+      <w:hyperlink w:history="1" r:id="rId8k2ol9czdc6wsnjvrx1qv">
         <w:r>
           <w:rPr>
             <w:rStyle w:val="Hyperlink"/>
@@ -1483,7 +1483,7 @@
       <w:r>
         <w:t xml:space="preserve"> — modifié — </w:t>
       </w:r>
-      <w:hyperlink w:history="1" r:id="rIdzvsnnyxdjh5doivneonqe">
+      <w:hyperlink w:history="1" r:id="rIdg6dq07qvrls0grfnfm6tg">
         <w:r>
           <w:rPr>
             <w:rStyle w:val="Hyperlink"/>
@@ -1512,7 +1512,7 @@
       <w:r>
         <w:t xml:space="preserve"> — modifié — </w:t>
       </w:r>
-      <w:hyperlink w:history="1" r:id="rIdkoao91ru2ryy4vap5yjwb">
+      <w:hyperlink w:history="1" r:id="rIdup-fpvafonyil6rseld3s">
         <w:r>
           <w:rPr>
             <w:rStyle w:val="Hyperlink"/>

--- a/docs/developpement/phases/word/PHASE_01_MATCHS_CAISSE_MES_CAISSES_JOURNAL_DES_TICKETS.docx
+++ b/docs/developpement/phases/word/PHASE_01_MATCHS_CAISSE_MES_CAISSES_JOURNAL_DES_TICKETS.docx
@@ -20,7 +20,7 @@
       <w:r>
         <w:t xml:space="preserve">FlaiX Expert · dossier de développement · généré le 2026-10-19 depuis le dépôt </w:t>
       </w:r>
-      <w:hyperlink w:history="1" r:id="rId3h3g0d9zksu_9oglwra03">
+      <w:hyperlink w:history="1" r:id="rIdaqtw6ypjrudsafc4hbw51">
         <w:r>
           <w:rPr>
             <w:rStyle w:val="Hyperlink"/>
@@ -681,7 +681,7 @@
           <w:numId w:val="3"/>
         </w:numPr>
       </w:pPr>
-      <w:hyperlink w:history="1" r:id="rIdjcvvr0fqg3o3-o8g75mmo">
+      <w:hyperlink w:history="1" r:id="rIdkgme9mpacgrfverqxy30w">
         <w:r>
           <w:rPr>
             <w:rStyle w:val="Hyperlink"/>
@@ -729,7 +729,7 @@
       <w:r>
         <w:t xml:space="preserve"> — créé — </w:t>
       </w:r>
-      <w:hyperlink w:history="1" r:id="rIdbqvsvf4nvzvmdkynzm7rv">
+      <w:hyperlink w:history="1" r:id="rId50u8i4jrrto0nn4v5veux">
         <w:r>
           <w:rPr>
             <w:rStyle w:val="Hyperlink"/>
@@ -766,7 +766,7 @@
       <w:r>
         <w:t xml:space="preserve"> — créé — </w:t>
       </w:r>
-      <w:hyperlink w:history="1" r:id="rIdspec_hczy4p-v6ycib0km">
+      <w:hyperlink w:history="1" r:id="rIddcv5af5jvybug8vmznctx">
         <w:r>
           <w:rPr>
             <w:rStyle w:val="Hyperlink"/>
@@ -795,7 +795,7 @@
       <w:r>
         <w:t xml:space="preserve"> — créé — </w:t>
       </w:r>
-      <w:hyperlink w:history="1" r:id="rIdlm5t6qur_mfoaedfbozx0">
+      <w:hyperlink w:history="1" r:id="rId9ew9dotktlg4ynzi_fkrd">
         <w:r>
           <w:rPr>
             <w:rStyle w:val="Hyperlink"/>
@@ -832,7 +832,7 @@
       <w:r>
         <w:t xml:space="preserve"> — modifié — </w:t>
       </w:r>
-      <w:hyperlink w:history="1" r:id="rIda-k_ez5mglgcoj417ldd2">
+      <w:hyperlink w:history="1" r:id="rIds_q7vc5xkagpx_tk-7kss">
         <w:r>
           <w:rPr>
             <w:rStyle w:val="Hyperlink"/>
@@ -861,7 +861,7 @@
       <w:r>
         <w:t xml:space="preserve"> — créé — </w:t>
       </w:r>
-      <w:hyperlink w:history="1" r:id="rIdejjnywjdhwcoekohk12zu">
+      <w:hyperlink w:history="1" r:id="rIdgnff_5cluziql3nbssgwi">
         <w:r>
           <w:rPr>
             <w:rStyle w:val="Hyperlink"/>
@@ -890,7 +890,7 @@
       <w:r>
         <w:t xml:space="preserve"> — modifié — </w:t>
       </w:r>
-      <w:hyperlink w:history="1" r:id="rIdk-oqiv7ke-uhed90m3xin">
+      <w:hyperlink w:history="1" r:id="rIdqoaeuwu_gifusscgy7l_p">
         <w:r>
           <w:rPr>
             <w:rStyle w:val="Hyperlink"/>
@@ -919,7 +919,7 @@
       <w:r>
         <w:t xml:space="preserve"> — modifié — </w:t>
       </w:r>
-      <w:hyperlink w:history="1" r:id="rIdsgyq45rdmcc_npdtgc1ks">
+      <w:hyperlink w:history="1" r:id="rIdysfct1dxkkxjz_zva2gpn">
         <w:r>
           <w:rPr>
             <w:rStyle w:val="Hyperlink"/>
@@ -948,7 +948,7 @@
       <w:r>
         <w:t xml:space="preserve"> — créé — </w:t>
       </w:r>
-      <w:hyperlink w:history="1" r:id="rId-sqfngtalu5mvqtgmz_rp">
+      <w:hyperlink w:history="1" r:id="rIdinn6xnzyyzu48fg-ez86k">
         <w:r>
           <w:rPr>
             <w:rStyle w:val="Hyperlink"/>
@@ -985,7 +985,7 @@
       <w:r>
         <w:t xml:space="preserve"> — modifié — </w:t>
       </w:r>
-      <w:hyperlink w:history="1" r:id="rId1bs_aqpy9cqyhaajiq-vj">
+      <w:hyperlink w:history="1" r:id="rIdbu120zifoso-qasuwkvws">
         <w:r>
           <w:rPr>
             <w:rStyle w:val="Hyperlink"/>
@@ -1014,7 +1014,7 @@
       <w:r>
         <w:t xml:space="preserve"> — modifié — </w:t>
       </w:r>
-      <w:hyperlink w:history="1" r:id="rIdd9wlj7ivnycjtjjsg1_bn">
+      <w:hyperlink w:history="1" r:id="rIdqs7e3lyxjgb623dr5mnp6">
         <w:r>
           <w:rPr>
             <w:rStyle w:val="Hyperlink"/>
@@ -1043,7 +1043,7 @@
       <w:r>
         <w:t xml:space="preserve"> — créé — </w:t>
       </w:r>
-      <w:hyperlink w:history="1" r:id="rIddkzgfrxa29y-o23k624ej">
+      <w:hyperlink w:history="1" r:id="rIdx0cwr66lndzzk1ecfzxzv">
         <w:r>
           <w:rPr>
             <w:rStyle w:val="Hyperlink"/>
@@ -1072,7 +1072,7 @@
       <w:r>
         <w:t xml:space="preserve"> — créé — </w:t>
       </w:r>
-      <w:hyperlink w:history="1" r:id="rIdwclx0hmib2qqyebbb8xzi">
+      <w:hyperlink w:history="1" r:id="rIdzph1iadonzaq41vtulq98">
         <w:r>
           <w:rPr>
             <w:rStyle w:val="Hyperlink"/>
@@ -1101,7 +1101,7 @@
       <w:r>
         <w:t xml:space="preserve"> — créé — </w:t>
       </w:r>
-      <w:hyperlink w:history="1" r:id="rIdxjdfi0nyppjeuouijo5r2">
+      <w:hyperlink w:history="1" r:id="rIdgthmomucyyelibfj92lhs">
         <w:r>
           <w:rPr>
             <w:rStyle w:val="Hyperlink"/>
@@ -1130,7 +1130,7 @@
       <w:r>
         <w:t xml:space="preserve"> — modifié — </w:t>
       </w:r>
-      <w:hyperlink w:history="1" r:id="rIdzqww3ai3zxxn0mfzdybsb">
+      <w:hyperlink w:history="1" r:id="rIdaqlxoxvswmd-oafzyxckn">
         <w:r>
           <w:rPr>
             <w:rStyle w:val="Hyperlink"/>
@@ -1159,7 +1159,7 @@
       <w:r>
         <w:t xml:space="preserve"> — modifié — </w:t>
       </w:r>
-      <w:hyperlink w:history="1" r:id="rId9efruy1rn95sdwzy1rnjn">
+      <w:hyperlink w:history="1" r:id="rIdsw3qlfnunwvehcpvacz1s">
         <w:r>
           <w:rPr>
             <w:rStyle w:val="Hyperlink"/>
@@ -1188,7 +1188,7 @@
       <w:r>
         <w:t xml:space="preserve"> — modifié — </w:t>
       </w:r>
-      <w:hyperlink w:history="1" r:id="rIdqoq6skpxamrzhp3k2pmkk">
+      <w:hyperlink w:history="1" r:id="rIdanrrrczop70hl7y435ria">
         <w:r>
           <w:rPr>
             <w:rStyle w:val="Hyperlink"/>
@@ -1225,7 +1225,7 @@
       <w:r>
         <w:t xml:space="preserve"> — modifié — </w:t>
       </w:r>
-      <w:hyperlink w:history="1" r:id="rIdtxyyferq9mmdsts72mdep">
+      <w:hyperlink w:history="1" r:id="rIdm6fn98qcap0xdj3ufsner">
         <w:r>
           <w:rPr>
             <w:rStyle w:val="Hyperlink"/>
@@ -1254,7 +1254,7 @@
       <w:r>
         <w:t xml:space="preserve"> — modifié — </w:t>
       </w:r>
-      <w:hyperlink w:history="1" r:id="rId65tkmwaqcb18y2lxtqi8i">
+      <w:hyperlink w:history="1" r:id="rIdt42pjkkm8y2w1oaemy4q6">
         <w:r>
           <w:rPr>
             <w:rStyle w:val="Hyperlink"/>
@@ -1283,7 +1283,7 @@
       <w:r>
         <w:t xml:space="preserve"> — créé — </w:t>
       </w:r>
-      <w:hyperlink w:history="1" r:id="rIdtpuzzutie7qqlh0q7u2rb">
+      <w:hyperlink w:history="1" r:id="rIdyws0mbm0wdbeut8xldbv3">
         <w:r>
           <w:rPr>
             <w:rStyle w:val="Hyperlink"/>
@@ -1312,7 +1312,7 @@
       <w:r>
         <w:t xml:space="preserve"> — créé — </w:t>
       </w:r>
-      <w:hyperlink w:history="1" r:id="rIdursdprqgloomi_z3nol5q">
+      <w:hyperlink w:history="1" r:id="rId0s4hkaasocnwiofbfharh">
         <w:r>
           <w:rPr>
             <w:rStyle w:val="Hyperlink"/>
@@ -1446,7 +1446,7 @@
       <w:r>
         <w:t xml:space="preserve"> — modifié — </w:t>
       </w:r>
-      <w:hyperlink w:history="1" r:id="rId8k2ol9czdc6wsnjvrx1qv">
+      <w:hyperlink w:history="1" r:id="rIdc6xqx1aylmswpmxj5yc3v">
         <w:r>
           <w:rPr>
             <w:rStyle w:val="Hyperlink"/>
@@ -1483,7 +1483,7 @@
       <w:r>
         <w:t xml:space="preserve"> — modifié — </w:t>
       </w:r>
-      <w:hyperlink w:history="1" r:id="rIdg6dq07qvrls0grfnfm6tg">
+      <w:hyperlink w:history="1" r:id="rIdvop6twbwsctuewkgfpuuz">
         <w:r>
           <w:rPr>
             <w:rStyle w:val="Hyperlink"/>
@@ -1512,7 +1512,7 @@
       <w:r>
         <w:t xml:space="preserve"> — modifié — </w:t>
       </w:r>
-      <w:hyperlink w:history="1" r:id="rIdup-fpvafonyil6rseld3s">
+      <w:hyperlink w:history="1" r:id="rId8wvgm0uogegbbsjgi979j">
         <w:r>
           <w:rPr>
             <w:rStyle w:val="Hyperlink"/>

--- a/docs/developpement/phases/word/PHASE_01_MATCHS_CAISSE_MES_CAISSES_JOURNAL_DES_TICKETS.docx
+++ b/docs/developpement/phases/word/PHASE_01_MATCHS_CAISSE_MES_CAISSES_JOURNAL_DES_TICKETS.docx
@@ -20,7 +20,7 @@
       <w:r>
         <w:t xml:space="preserve">FlaiX Expert · dossier de développement · généré le 2026-10-19 depuis le dépôt </w:t>
       </w:r>
-      <w:hyperlink w:history="1" r:id="rIdaqtw6ypjrudsafc4hbw51">
+      <w:hyperlink w:history="1" r:id="rIdh__frejq04-0ssc-tormc">
         <w:r>
           <w:rPr>
             <w:rStyle w:val="Hyperlink"/>
@@ -681,7 +681,7 @@
           <w:numId w:val="3"/>
         </w:numPr>
       </w:pPr>
-      <w:hyperlink w:history="1" r:id="rIdkgme9mpacgrfverqxy30w">
+      <w:hyperlink w:history="1" r:id="rIdjof9_but3xgel8fyni_bd">
         <w:r>
           <w:rPr>
             <w:rStyle w:val="Hyperlink"/>
@@ -729,7 +729,7 @@
       <w:r>
         <w:t xml:space="preserve"> — créé — </w:t>
       </w:r>
-      <w:hyperlink w:history="1" r:id="rId50u8i4jrrto0nn4v5veux">
+      <w:hyperlink w:history="1" r:id="rIdpkullwggarmkeotbup-zf">
         <w:r>
           <w:rPr>
             <w:rStyle w:val="Hyperlink"/>
@@ -766,7 +766,7 @@
       <w:r>
         <w:t xml:space="preserve"> — créé — </w:t>
       </w:r>
-      <w:hyperlink w:history="1" r:id="rIddcv5af5jvybug8vmznctx">
+      <w:hyperlink w:history="1" r:id="rId59w4fcadm5ac5bsaszilf">
         <w:r>
           <w:rPr>
             <w:rStyle w:val="Hyperlink"/>
@@ -795,7 +795,7 @@
       <w:r>
         <w:t xml:space="preserve"> — créé — </w:t>
       </w:r>
-      <w:hyperlink w:history="1" r:id="rId9ew9dotktlg4ynzi_fkrd">
+      <w:hyperlink w:history="1" r:id="rIdefb7phxhey3h6oy05ccvo">
         <w:r>
           <w:rPr>
             <w:rStyle w:val="Hyperlink"/>
@@ -832,7 +832,7 @@
       <w:r>
         <w:t xml:space="preserve"> — modifié — </w:t>
       </w:r>
-      <w:hyperlink w:history="1" r:id="rIds_q7vc5xkagpx_tk-7kss">
+      <w:hyperlink w:history="1" r:id="rIdmkaq-q9abgqczayjflai0">
         <w:r>
           <w:rPr>
             <w:rStyle w:val="Hyperlink"/>
@@ -861,7 +861,7 @@
       <w:r>
         <w:t xml:space="preserve"> — créé — </w:t>
       </w:r>
-      <w:hyperlink w:history="1" r:id="rIdgnff_5cluziql3nbssgwi">
+      <w:hyperlink w:history="1" r:id="rIddnndpxycfkwlxwdnvzuvh">
         <w:r>
           <w:rPr>
             <w:rStyle w:val="Hyperlink"/>
@@ -890,7 +890,7 @@
       <w:r>
         <w:t xml:space="preserve"> — modifié — </w:t>
       </w:r>
-      <w:hyperlink w:history="1" r:id="rIdqoaeuwu_gifusscgy7l_p">
+      <w:hyperlink w:history="1" r:id="rIdyoekqoa2wajayy0uiffyc">
         <w:r>
           <w:rPr>
             <w:rStyle w:val="Hyperlink"/>
@@ -919,7 +919,7 @@
       <w:r>
         <w:t xml:space="preserve"> — modifié — </w:t>
       </w:r>
-      <w:hyperlink w:history="1" r:id="rIdysfct1dxkkxjz_zva2gpn">
+      <w:hyperlink w:history="1" r:id="rIdcpsvn7asjamw1iuszug7y">
         <w:r>
           <w:rPr>
             <w:rStyle w:val="Hyperlink"/>
@@ -948,7 +948,7 @@
       <w:r>
         <w:t xml:space="preserve"> — créé — </w:t>
       </w:r>
-      <w:hyperlink w:history="1" r:id="rIdinn6xnzyyzu48fg-ez86k">
+      <w:hyperlink w:history="1" r:id="rIdt6b-cnhvgvznvp2lk62rf">
         <w:r>
           <w:rPr>
             <w:rStyle w:val="Hyperlink"/>
@@ -985,7 +985,7 @@
       <w:r>
         <w:t xml:space="preserve"> — modifié — </w:t>
       </w:r>
-      <w:hyperlink w:history="1" r:id="rIdbu120zifoso-qasuwkvws">
+      <w:hyperlink w:history="1" r:id="rIdw9ah3iygzblcge38i2twc">
         <w:r>
           <w:rPr>
             <w:rStyle w:val="Hyperlink"/>
@@ -1014,7 +1014,7 @@
       <w:r>
         <w:t xml:space="preserve"> — modifié — </w:t>
       </w:r>
-      <w:hyperlink w:history="1" r:id="rIdqs7e3lyxjgb623dr5mnp6">
+      <w:hyperlink w:history="1" r:id="rIdempi_bac2nulzl1r_nhbf">
         <w:r>
           <w:rPr>
             <w:rStyle w:val="Hyperlink"/>
@@ -1043,7 +1043,7 @@
       <w:r>
         <w:t xml:space="preserve"> — créé — </w:t>
       </w:r>
-      <w:hyperlink w:history="1" r:id="rIdx0cwr66lndzzk1ecfzxzv">
+      <w:hyperlink w:history="1" r:id="rIdeecwwyakusrfqollxjtjx">
         <w:r>
           <w:rPr>
             <w:rStyle w:val="Hyperlink"/>
@@ -1072,7 +1072,7 @@
       <w:r>
         <w:t xml:space="preserve"> — créé — </w:t>
       </w:r>
-      <w:hyperlink w:history="1" r:id="rIdzph1iadonzaq41vtulq98">
+      <w:hyperlink w:history="1" r:id="rId5tgxxasjwixfiope4tg1n">
         <w:r>
           <w:rPr>
             <w:rStyle w:val="Hyperlink"/>
@@ -1101,7 +1101,7 @@
       <w:r>
         <w:t xml:space="preserve"> — créé — </w:t>
       </w:r>
-      <w:hyperlink w:history="1" r:id="rIdgthmomucyyelibfj92lhs">
+      <w:hyperlink w:history="1" r:id="rIdxmrbcogjpny9ngdgk17aj">
         <w:r>
           <w:rPr>
             <w:rStyle w:val="Hyperlink"/>
@@ -1130,7 +1130,7 @@
       <w:r>
         <w:t xml:space="preserve"> — modifié — </w:t>
       </w:r>
-      <w:hyperlink w:history="1" r:id="rIdaqlxoxvswmd-oafzyxckn">
+      <w:hyperlink w:history="1" r:id="rIdfimj_oexofuy6cya2r5ol">
         <w:r>
           <w:rPr>
             <w:rStyle w:val="Hyperlink"/>
@@ -1159,7 +1159,7 @@
       <w:r>
         <w:t xml:space="preserve"> — modifié — </w:t>
       </w:r>
-      <w:hyperlink w:history="1" r:id="rIdsw3qlfnunwvehcpvacz1s">
+      <w:hyperlink w:history="1" r:id="rIdhoskba8egqqjhkrcjjdjb">
         <w:r>
           <w:rPr>
             <w:rStyle w:val="Hyperlink"/>
@@ -1188,7 +1188,7 @@
       <w:r>
         <w:t xml:space="preserve"> — modifié — </w:t>
       </w:r>
-      <w:hyperlink w:history="1" r:id="rIdanrrrczop70hl7y435ria">
+      <w:hyperlink w:history="1" r:id="rId3vs5w3kci-gf1pto-1nu_">
         <w:r>
           <w:rPr>
             <w:rStyle w:val="Hyperlink"/>
@@ -1225,7 +1225,7 @@
       <w:r>
         <w:t xml:space="preserve"> — modifié — </w:t>
       </w:r>
-      <w:hyperlink w:history="1" r:id="rIdm6fn98qcap0xdj3ufsner">
+      <w:hyperlink w:history="1" r:id="rIdnqdypoytiafg0xg02qbai">
         <w:r>
           <w:rPr>
             <w:rStyle w:val="Hyperlink"/>
@@ -1254,7 +1254,7 @@
       <w:r>
         <w:t xml:space="preserve"> — modifié — </w:t>
       </w:r>
-      <w:hyperlink w:history="1" r:id="rIdt42pjkkm8y2w1oaemy4q6">
+      <w:hyperlink w:history="1" r:id="rId_g_hzwu3jxzbafkzethwn">
         <w:r>
           <w:rPr>
             <w:rStyle w:val="Hyperlink"/>
@@ -1283,7 +1283,7 @@
       <w:r>
         <w:t xml:space="preserve"> — créé — </w:t>
       </w:r>
-      <w:hyperlink w:history="1" r:id="rIdyws0mbm0wdbeut8xldbv3">
+      <w:hyperlink w:history="1" r:id="rId2-3n9fakwvzqeumnkwwto">
         <w:r>
           <w:rPr>
             <w:rStyle w:val="Hyperlink"/>
@@ -1312,7 +1312,7 @@
       <w:r>
         <w:t xml:space="preserve"> — créé — </w:t>
       </w:r>
-      <w:hyperlink w:history="1" r:id="rId0s4hkaasocnwiofbfharh">
+      <w:hyperlink w:history="1" r:id="rIdxtphnnqev3urwkdlwkexb">
         <w:r>
           <w:rPr>
             <w:rStyle w:val="Hyperlink"/>
@@ -1446,7 +1446,7 @@
       <w:r>
         <w:t xml:space="preserve"> — modifié — </w:t>
       </w:r>
-      <w:hyperlink w:history="1" r:id="rIdc6xqx1aylmswpmxj5yc3v">
+      <w:hyperlink w:history="1" r:id="rId3yxr3b01cgklwmt4odyhw">
         <w:r>
           <w:rPr>
             <w:rStyle w:val="Hyperlink"/>
@@ -1483,7 +1483,7 @@
       <w:r>
         <w:t xml:space="preserve"> — modifié — </w:t>
       </w:r>
-      <w:hyperlink w:history="1" r:id="rIdvop6twbwsctuewkgfpuuz">
+      <w:hyperlink w:history="1" r:id="rId7wvdd3gmwmo2s37wqdbll">
         <w:r>
           <w:rPr>
             <w:rStyle w:val="Hyperlink"/>
@@ -1512,7 +1512,7 @@
       <w:r>
         <w:t xml:space="preserve"> — modifié — </w:t>
       </w:r>
-      <w:hyperlink w:history="1" r:id="rId8wvgm0uogegbbsjgi979j">
+      <w:hyperlink w:history="1" r:id="rId6ukpkeobucsglg6snz3h2">
         <w:r>
           <w:rPr>
             <w:rStyle w:val="Hyperlink"/>

--- a/docs/developpement/phases/word/PHASE_01_MATCHS_CAISSE_MES_CAISSES_JOURNAL_DES_TICKETS.docx
+++ b/docs/developpement/phases/word/PHASE_01_MATCHS_CAISSE_MES_CAISSES_JOURNAL_DES_TICKETS.docx
@@ -18,9 +18,9 @@
         <w:shd w:fill="F6F3FF" w:color="auto" w:val="clear"/>
       </w:pPr>
       <w:r>
-        <w:t xml:space="preserve">FlaiX Expert · dossier de développement · généré le 2026-10-19 depuis le dépôt </w:t>
-      </w:r>
-      <w:hyperlink w:history="1" r:id="rIdh__frejq04-0ssc-tormc">
+        <w:t xml:space="preserve">FlaiX Expert · dossier de développement · généré le 2026-10-21 depuis le dépôt </w:t>
+      </w:r>
+      <w:hyperlink w:history="1" r:id="rIdo_gbyesmmzsyo2oe-8z8k">
         <w:r>
           <w:rPr>
             <w:rStyle w:val="Hyperlink"/>
@@ -681,7 +681,7 @@
           <w:numId w:val="3"/>
         </w:numPr>
       </w:pPr>
-      <w:hyperlink w:history="1" r:id="rIdjof9_but3xgel8fyni_bd">
+      <w:hyperlink w:history="1" r:id="rIdr1ml3k7jatzn-cax1ihyc">
         <w:r>
           <w:rPr>
             <w:rStyle w:val="Hyperlink"/>
@@ -729,7 +729,7 @@
       <w:r>
         <w:t xml:space="preserve"> — créé — </w:t>
       </w:r>
-      <w:hyperlink w:history="1" r:id="rIdpkullwggarmkeotbup-zf">
+      <w:hyperlink w:history="1" r:id="rIdzlgsx31jlohqi7vfmehno">
         <w:r>
           <w:rPr>
             <w:rStyle w:val="Hyperlink"/>
@@ -766,7 +766,7 @@
       <w:r>
         <w:t xml:space="preserve"> — créé — </w:t>
       </w:r>
-      <w:hyperlink w:history="1" r:id="rId59w4fcadm5ac5bsaszilf">
+      <w:hyperlink w:history="1" r:id="rIdv3odwg73qsvlgw3wg8ols">
         <w:r>
           <w:rPr>
             <w:rStyle w:val="Hyperlink"/>
@@ -795,7 +795,7 @@
       <w:r>
         <w:t xml:space="preserve"> — créé — </w:t>
       </w:r>
-      <w:hyperlink w:history="1" r:id="rIdefb7phxhey3h6oy05ccvo">
+      <w:hyperlink w:history="1" r:id="rId4doulymcojmvkth-yjwkn">
         <w:r>
           <w:rPr>
             <w:rStyle w:val="Hyperlink"/>
@@ -832,7 +832,7 @@
       <w:r>
         <w:t xml:space="preserve"> — modifié — </w:t>
       </w:r>
-      <w:hyperlink w:history="1" r:id="rIdmkaq-q9abgqczayjflai0">
+      <w:hyperlink w:history="1" r:id="rIdfcviq-caau3vde16j1ygf">
         <w:r>
           <w:rPr>
             <w:rStyle w:val="Hyperlink"/>
@@ -861,7 +861,7 @@
       <w:r>
         <w:t xml:space="preserve"> — créé — </w:t>
       </w:r>
-      <w:hyperlink w:history="1" r:id="rIddnndpxycfkwlxwdnvzuvh">
+      <w:hyperlink w:history="1" r:id="rIdwmkje8vg3x8znm1hokhwg">
         <w:r>
           <w:rPr>
             <w:rStyle w:val="Hyperlink"/>
@@ -890,7 +890,7 @@
       <w:r>
         <w:t xml:space="preserve"> — modifié — </w:t>
       </w:r>
-      <w:hyperlink w:history="1" r:id="rIdyoekqoa2wajayy0uiffyc">
+      <w:hyperlink w:history="1" r:id="rIdex6jxryy9ntse7xff8htv">
         <w:r>
           <w:rPr>
             <w:rStyle w:val="Hyperlink"/>
@@ -919,7 +919,7 @@
       <w:r>
         <w:t xml:space="preserve"> — modifié — </w:t>
       </w:r>
-      <w:hyperlink w:history="1" r:id="rIdcpsvn7asjamw1iuszug7y">
+      <w:hyperlink w:history="1" r:id="rId0qjme1cvehalxnzqdoy2u">
         <w:r>
           <w:rPr>
             <w:rStyle w:val="Hyperlink"/>
@@ -948,7 +948,7 @@
       <w:r>
         <w:t xml:space="preserve"> — créé — </w:t>
       </w:r>
-      <w:hyperlink w:history="1" r:id="rIdt6b-cnhvgvznvp2lk62rf">
+      <w:hyperlink w:history="1" r:id="rIdgzu-tdqlcxgnuq2jxxlj2">
         <w:r>
           <w:rPr>
             <w:rStyle w:val="Hyperlink"/>
@@ -985,7 +985,7 @@
       <w:r>
         <w:t xml:space="preserve"> — modifié — </w:t>
       </w:r>
-      <w:hyperlink w:history="1" r:id="rIdw9ah3iygzblcge38i2twc">
+      <w:hyperlink w:history="1" r:id="rIdlkrh66854bcwil37ufjfg">
         <w:r>
           <w:rPr>
             <w:rStyle w:val="Hyperlink"/>
@@ -1014,7 +1014,7 @@
       <w:r>
         <w:t xml:space="preserve"> — modifié — </w:t>
       </w:r>
-      <w:hyperlink w:history="1" r:id="rIdempi_bac2nulzl1r_nhbf">
+      <w:hyperlink w:history="1" r:id="rIdoxvszvskoaqpup1-huh_b">
         <w:r>
           <w:rPr>
             <w:rStyle w:val="Hyperlink"/>
@@ -1043,7 +1043,7 @@
       <w:r>
         <w:t xml:space="preserve"> — créé — </w:t>
       </w:r>
-      <w:hyperlink w:history="1" r:id="rIdeecwwyakusrfqollxjtjx">
+      <w:hyperlink w:history="1" r:id="rIdppguoltu8at03rmahkypz">
         <w:r>
           <w:rPr>
             <w:rStyle w:val="Hyperlink"/>
@@ -1072,7 +1072,7 @@
       <w:r>
         <w:t xml:space="preserve"> — créé — </w:t>
       </w:r>
-      <w:hyperlink w:history="1" r:id="rId5tgxxasjwixfiope4tg1n">
+      <w:hyperlink w:history="1" r:id="rIdeuyn0mub2ykwcdrwmv-wj">
         <w:r>
           <w:rPr>
             <w:rStyle w:val="Hyperlink"/>
@@ -1101,7 +1101,7 @@
       <w:r>
         <w:t xml:space="preserve"> — créé — </w:t>
       </w:r>
-      <w:hyperlink w:history="1" r:id="rIdxmrbcogjpny9ngdgk17aj">
+      <w:hyperlink w:history="1" r:id="rId0rp0zwmmqqjv66ten2xbf">
         <w:r>
           <w:rPr>
             <w:rStyle w:val="Hyperlink"/>
@@ -1130,7 +1130,7 @@
       <w:r>
         <w:t xml:space="preserve"> — modifié — </w:t>
       </w:r>
-      <w:hyperlink w:history="1" r:id="rIdfimj_oexofuy6cya2r5ol">
+      <w:hyperlink w:history="1" r:id="rIdpqkf-i8qlnhgn9z_ivibe">
         <w:r>
           <w:rPr>
             <w:rStyle w:val="Hyperlink"/>
@@ -1159,7 +1159,7 @@
       <w:r>
         <w:t xml:space="preserve"> — modifié — </w:t>
       </w:r>
-      <w:hyperlink w:history="1" r:id="rIdhoskba8egqqjhkrcjjdjb">
+      <w:hyperlink w:history="1" r:id="rIdnkz-v7k5asi9ptm3v-wsd">
         <w:r>
           <w:rPr>
             <w:rStyle w:val="Hyperlink"/>
@@ -1188,7 +1188,7 @@
       <w:r>
         <w:t xml:space="preserve"> — modifié — </w:t>
       </w:r>
-      <w:hyperlink w:history="1" r:id="rId3vs5w3kci-gf1pto-1nu_">
+      <w:hyperlink w:history="1" r:id="rIdu6xhzsgnxq-op3s_qyoen">
         <w:r>
           <w:rPr>
             <w:rStyle w:val="Hyperlink"/>
@@ -1225,7 +1225,7 @@
       <w:r>
         <w:t xml:space="preserve"> — modifié — </w:t>
       </w:r>
-      <w:hyperlink w:history="1" r:id="rIdnqdypoytiafg0xg02qbai">
+      <w:hyperlink w:history="1" r:id="rIdiqemtmvdmgvt6np65lk9a">
         <w:r>
           <w:rPr>
             <w:rStyle w:val="Hyperlink"/>
@@ -1254,7 +1254,7 @@
       <w:r>
         <w:t xml:space="preserve"> — modifié — </w:t>
       </w:r>
-      <w:hyperlink w:history="1" r:id="rId_g_hzwu3jxzbafkzethwn">
+      <w:hyperlink w:history="1" r:id="rId3eoiohm2lxsuqqpg7e6qr">
         <w:r>
           <w:rPr>
             <w:rStyle w:val="Hyperlink"/>
@@ -1283,7 +1283,7 @@
       <w:r>
         <w:t xml:space="preserve"> — créé — </w:t>
       </w:r>
-      <w:hyperlink w:history="1" r:id="rId2-3n9fakwvzqeumnkwwto">
+      <w:hyperlink w:history="1" r:id="rId85mgym30ilgx5ln_6xqi_">
         <w:r>
           <w:rPr>
             <w:rStyle w:val="Hyperlink"/>
@@ -1312,7 +1312,7 @@
       <w:r>
         <w:t xml:space="preserve"> — créé — </w:t>
       </w:r>
-      <w:hyperlink w:history="1" r:id="rIdxtphnnqev3urwkdlwkexb">
+      <w:hyperlink w:history="1" r:id="rIduqt2tjchierydkfil6tld">
         <w:r>
           <w:rPr>
             <w:rStyle w:val="Hyperlink"/>
@@ -1446,7 +1446,7 @@
       <w:r>
         <w:t xml:space="preserve"> — modifié — </w:t>
       </w:r>
-      <w:hyperlink w:history="1" r:id="rId3yxr3b01cgklwmt4odyhw">
+      <w:hyperlink w:history="1" r:id="rId40m202bnd9m8izzjenzvc">
         <w:r>
           <w:rPr>
             <w:rStyle w:val="Hyperlink"/>
@@ -1483,7 +1483,7 @@
       <w:r>
         <w:t xml:space="preserve"> — modifié — </w:t>
       </w:r>
-      <w:hyperlink w:history="1" r:id="rId7wvdd3gmwmo2s37wqdbll">
+      <w:hyperlink w:history="1" r:id="rId0ojpptclxwkpgmfkpffwj">
         <w:r>
           <w:rPr>
             <w:rStyle w:val="Hyperlink"/>
@@ -1512,7 +1512,7 @@
       <w:r>
         <w:t xml:space="preserve"> — modifié — </w:t>
       </w:r>
-      <w:hyperlink w:history="1" r:id="rId6ukpkeobucsglg6snz3h2">
+      <w:hyperlink w:history="1" r:id="rIdxzq3kuwpbaoy0ddw_t141">
         <w:r>
           <w:rPr>
             <w:rStyle w:val="Hyperlink"/>

--- a/docs/developpement/phases/word/PHASE_01_MATCHS_CAISSE_MES_CAISSES_JOURNAL_DES_TICKETS.docx
+++ b/docs/developpement/phases/word/PHASE_01_MATCHS_CAISSE_MES_CAISSES_JOURNAL_DES_TICKETS.docx
@@ -20,7 +20,7 @@
       <w:r>
         <w:t xml:space="preserve">FlaiX Expert · dossier de développement · généré le 2026-10-21 depuis le dépôt </w:t>
       </w:r>
-      <w:hyperlink w:history="1" r:id="rIdo_gbyesmmzsyo2oe-8z8k">
+      <w:hyperlink w:history="1" r:id="rIdcytmvfjzkvyvu-iiecsoy">
         <w:r>
           <w:rPr>
             <w:rStyle w:val="Hyperlink"/>
@@ -681,7 +681,7 @@
           <w:numId w:val="3"/>
         </w:numPr>
       </w:pPr>
-      <w:hyperlink w:history="1" r:id="rIdr1ml3k7jatzn-cax1ihyc">
+      <w:hyperlink w:history="1" r:id="rIdna7_zj41tv6gamk8trop7">
         <w:r>
           <w:rPr>
             <w:rStyle w:val="Hyperlink"/>
@@ -729,7 +729,7 @@
       <w:r>
         <w:t xml:space="preserve"> — créé — </w:t>
       </w:r>
-      <w:hyperlink w:history="1" r:id="rIdzlgsx31jlohqi7vfmehno">
+      <w:hyperlink w:history="1" r:id="rIdaxwvnvezklu6ss6gz6gta">
         <w:r>
           <w:rPr>
             <w:rStyle w:val="Hyperlink"/>
@@ -766,7 +766,7 @@
       <w:r>
         <w:t xml:space="preserve"> — créé — </w:t>
       </w:r>
-      <w:hyperlink w:history="1" r:id="rIdv3odwg73qsvlgw3wg8ols">
+      <w:hyperlink w:history="1" r:id="rIdveesbzthq3-pcdpfesxj2">
         <w:r>
           <w:rPr>
             <w:rStyle w:val="Hyperlink"/>
@@ -795,7 +795,7 @@
       <w:r>
         <w:t xml:space="preserve"> — créé — </w:t>
       </w:r>
-      <w:hyperlink w:history="1" r:id="rId4doulymcojmvkth-yjwkn">
+      <w:hyperlink w:history="1" r:id="rId-olreg3avvj9xgxibhzxh">
         <w:r>
           <w:rPr>
             <w:rStyle w:val="Hyperlink"/>
@@ -832,7 +832,7 @@
       <w:r>
         <w:t xml:space="preserve"> — modifié — </w:t>
       </w:r>
-      <w:hyperlink w:history="1" r:id="rIdfcviq-caau3vde16j1ygf">
+      <w:hyperlink w:history="1" r:id="rIdtqtoucaaesf-yczsgfxxb">
         <w:r>
           <w:rPr>
             <w:rStyle w:val="Hyperlink"/>
@@ -861,7 +861,7 @@
       <w:r>
         <w:t xml:space="preserve"> — créé — </w:t>
       </w:r>
-      <w:hyperlink w:history="1" r:id="rIdwmkje8vg3x8znm1hokhwg">
+      <w:hyperlink w:history="1" r:id="rIdtwuvm44-p2bk4nngobvy7">
         <w:r>
           <w:rPr>
             <w:rStyle w:val="Hyperlink"/>
@@ -890,7 +890,7 @@
       <w:r>
         <w:t xml:space="preserve"> — modifié — </w:t>
       </w:r>
-      <w:hyperlink w:history="1" r:id="rIdex6jxryy9ntse7xff8htv">
+      <w:hyperlink w:history="1" r:id="rId4i5q7vepxa5p4mbrz-ma0">
         <w:r>
           <w:rPr>
             <w:rStyle w:val="Hyperlink"/>
@@ -919,7 +919,7 @@
       <w:r>
         <w:t xml:space="preserve"> — modifié — </w:t>
       </w:r>
-      <w:hyperlink w:history="1" r:id="rId0qjme1cvehalxnzqdoy2u">
+      <w:hyperlink w:history="1" r:id="rIdnzqzddqh9pc6bxq7v-5lr">
         <w:r>
           <w:rPr>
             <w:rStyle w:val="Hyperlink"/>
@@ -948,7 +948,7 @@
       <w:r>
         <w:t xml:space="preserve"> — créé — </w:t>
       </w:r>
-      <w:hyperlink w:history="1" r:id="rIdgzu-tdqlcxgnuq2jxxlj2">
+      <w:hyperlink w:history="1" r:id="rId_ah8qnaj4icfwbntt0eaz">
         <w:r>
           <w:rPr>
             <w:rStyle w:val="Hyperlink"/>
@@ -985,7 +985,7 @@
       <w:r>
         <w:t xml:space="preserve"> — modifié — </w:t>
       </w:r>
-      <w:hyperlink w:history="1" r:id="rIdlkrh66854bcwil37ufjfg">
+      <w:hyperlink w:history="1" r:id="rIdxzmoaku55pd5lao5mkn8s">
         <w:r>
           <w:rPr>
             <w:rStyle w:val="Hyperlink"/>
@@ -1014,7 +1014,7 @@
       <w:r>
         <w:t xml:space="preserve"> — modifié — </w:t>
       </w:r>
-      <w:hyperlink w:history="1" r:id="rIdoxvszvskoaqpup1-huh_b">
+      <w:hyperlink w:history="1" r:id="rIdyzhspixzvo7rtitvelk50">
         <w:r>
           <w:rPr>
             <w:rStyle w:val="Hyperlink"/>
@@ -1043,7 +1043,7 @@
       <w:r>
         <w:t xml:space="preserve"> — créé — </w:t>
       </w:r>
-      <w:hyperlink w:history="1" r:id="rIdppguoltu8at03rmahkypz">
+      <w:hyperlink w:history="1" r:id="rIdgm11k8ynxgotdzju_0siv">
         <w:r>
           <w:rPr>
             <w:rStyle w:val="Hyperlink"/>
@@ -1072,7 +1072,7 @@
       <w:r>
         <w:t xml:space="preserve"> — créé — </w:t>
       </w:r>
-      <w:hyperlink w:history="1" r:id="rIdeuyn0mub2ykwcdrwmv-wj">
+      <w:hyperlink w:history="1" r:id="rIdsq81ugkhbjbgxfm52w03s">
         <w:r>
           <w:rPr>
             <w:rStyle w:val="Hyperlink"/>
@@ -1101,7 +1101,7 @@
       <w:r>
         <w:t xml:space="preserve"> — créé — </w:t>
       </w:r>
-      <w:hyperlink w:history="1" r:id="rId0rp0zwmmqqjv66ten2xbf">
+      <w:hyperlink w:history="1" r:id="rIdnozalcnpmo6w4ydltenvg">
         <w:r>
           <w:rPr>
             <w:rStyle w:val="Hyperlink"/>
@@ -1130,7 +1130,7 @@
       <w:r>
         <w:t xml:space="preserve"> — modifié — </w:t>
       </w:r>
-      <w:hyperlink w:history="1" r:id="rIdpqkf-i8qlnhgn9z_ivibe">
+      <w:hyperlink w:history="1" r:id="rIdnhn6xpaqm3hd5tc_g12bv">
         <w:r>
           <w:rPr>
             <w:rStyle w:val="Hyperlink"/>
@@ -1159,7 +1159,7 @@
       <w:r>
         <w:t xml:space="preserve"> — modifié — </w:t>
       </w:r>
-      <w:hyperlink w:history="1" r:id="rIdnkz-v7k5asi9ptm3v-wsd">
+      <w:hyperlink w:history="1" r:id="rIdft3hojwje8ti6-d9jyerm">
         <w:r>
           <w:rPr>
             <w:rStyle w:val="Hyperlink"/>
@@ -1188,7 +1188,7 @@
       <w:r>
         <w:t xml:space="preserve"> — modifié — </w:t>
       </w:r>
-      <w:hyperlink w:history="1" r:id="rIdu6xhzsgnxq-op3s_qyoen">
+      <w:hyperlink w:history="1" r:id="rIdt_aibgtcknsae_to74f6n">
         <w:r>
           <w:rPr>
             <w:rStyle w:val="Hyperlink"/>
@@ -1225,7 +1225,7 @@
       <w:r>
         <w:t xml:space="preserve"> — modifié — </w:t>
       </w:r>
-      <w:hyperlink w:history="1" r:id="rIdiqemtmvdmgvt6np65lk9a">
+      <w:hyperlink w:history="1" r:id="rIdi9wlj-dxwccdgqxlyuilu">
         <w:r>
           <w:rPr>
             <w:rStyle w:val="Hyperlink"/>
@@ -1254,7 +1254,7 @@
       <w:r>
         <w:t xml:space="preserve"> — modifié — </w:t>
       </w:r>
-      <w:hyperlink w:history="1" r:id="rId3eoiohm2lxsuqqpg7e6qr">
+      <w:hyperlink w:history="1" r:id="rIdud7skfk79vwq9oqmrkjdo">
         <w:r>
           <w:rPr>
             <w:rStyle w:val="Hyperlink"/>
@@ -1283,7 +1283,7 @@
       <w:r>
         <w:t xml:space="preserve"> — créé — </w:t>
       </w:r>
-      <w:hyperlink w:history="1" r:id="rId85mgym30ilgx5ln_6xqi_">
+      <w:hyperlink w:history="1" r:id="rIdq7xqvtn7sxpo5eclxlysc">
         <w:r>
           <w:rPr>
             <w:rStyle w:val="Hyperlink"/>
@@ -1312,7 +1312,7 @@
       <w:r>
         <w:t xml:space="preserve"> — créé — </w:t>
       </w:r>
-      <w:hyperlink w:history="1" r:id="rIduqt2tjchierydkfil6tld">
+      <w:hyperlink w:history="1" r:id="rIducenkeygwof_udn0jxoqq">
         <w:r>
           <w:rPr>
             <w:rStyle w:val="Hyperlink"/>
@@ -1446,7 +1446,7 @@
       <w:r>
         <w:t xml:space="preserve"> — modifié — </w:t>
       </w:r>
-      <w:hyperlink w:history="1" r:id="rId40m202bnd9m8izzjenzvc">
+      <w:hyperlink w:history="1" r:id="rIdxeqyyvjqo0k4iybyzxjed">
         <w:r>
           <w:rPr>
             <w:rStyle w:val="Hyperlink"/>
@@ -1483,7 +1483,7 @@
       <w:r>
         <w:t xml:space="preserve"> — modifié — </w:t>
       </w:r>
-      <w:hyperlink w:history="1" r:id="rId0ojpptclxwkpgmfkpffwj">
+      <w:hyperlink w:history="1" r:id="rId14uimin-4nmogvldovwqv">
         <w:r>
           <w:rPr>
             <w:rStyle w:val="Hyperlink"/>
@@ -1512,7 +1512,7 @@
       <w:r>
         <w:t xml:space="preserve"> — modifié — </w:t>
       </w:r>
-      <w:hyperlink w:history="1" r:id="rIdxzq3kuwpbaoy0ddw_t141">
+      <w:hyperlink w:history="1" r:id="rId_ox7uotmhyco46_hdezgr">
         <w:r>
           <w:rPr>
             <w:rStyle w:val="Hyperlink"/>

--- a/docs/developpement/phases/word/PHASE_01_MATCHS_CAISSE_MES_CAISSES_JOURNAL_DES_TICKETS.docx
+++ b/docs/developpement/phases/word/PHASE_01_MATCHS_CAISSE_MES_CAISSES_JOURNAL_DES_TICKETS.docx
@@ -18,9 +18,9 @@
         <w:shd w:fill="F6F3FF" w:color="auto" w:val="clear"/>
       </w:pPr>
       <w:r>
-        <w:t xml:space="preserve">FlaiX Expert · dossier de développement · généré le 2026-10-21 depuis le dépôt </w:t>
-      </w:r>
-      <w:hyperlink w:history="1" r:id="rIdcytmvfjzkvyvu-iiecsoy">
+        <w:t xml:space="preserve">FlaiX Expert · dossier de développement · généré le 2026-10-23 depuis le dépôt </w:t>
+      </w:r>
+      <w:hyperlink w:history="1" r:id="rIdeqqvjktikyx1xgvu0xocn">
         <w:r>
           <w:rPr>
             <w:rStyle w:val="Hyperlink"/>
@@ -681,7 +681,7 @@
           <w:numId w:val="3"/>
         </w:numPr>
       </w:pPr>
-      <w:hyperlink w:history="1" r:id="rIdna7_zj41tv6gamk8trop7">
+      <w:hyperlink w:history="1" r:id="rIdvuzxzc-jsvn-u3a7neopq">
         <w:r>
           <w:rPr>
             <w:rStyle w:val="Hyperlink"/>
@@ -729,7 +729,7 @@
       <w:r>
         <w:t xml:space="preserve"> — créé — </w:t>
       </w:r>
-      <w:hyperlink w:history="1" r:id="rIdaxwvnvezklu6ss6gz6gta">
+      <w:hyperlink w:history="1" r:id="rIdhjfjemcekbv24m6i3rflt">
         <w:r>
           <w:rPr>
             <w:rStyle w:val="Hyperlink"/>
@@ -766,7 +766,7 @@
       <w:r>
         <w:t xml:space="preserve"> — créé — </w:t>
       </w:r>
-      <w:hyperlink w:history="1" r:id="rIdveesbzthq3-pcdpfesxj2">
+      <w:hyperlink w:history="1" r:id="rId-jgq96hdnxhx1bhwsvjyk">
         <w:r>
           <w:rPr>
             <w:rStyle w:val="Hyperlink"/>
@@ -795,7 +795,7 @@
       <w:r>
         <w:t xml:space="preserve"> — créé — </w:t>
       </w:r>
-      <w:hyperlink w:history="1" r:id="rId-olreg3avvj9xgxibhzxh">
+      <w:hyperlink w:history="1" r:id="rIdumtyn2cla7nxwpx49sfmb">
         <w:r>
           <w:rPr>
             <w:rStyle w:val="Hyperlink"/>
@@ -832,7 +832,7 @@
       <w:r>
         <w:t xml:space="preserve"> — modifié — </w:t>
       </w:r>
-      <w:hyperlink w:history="1" r:id="rIdtqtoucaaesf-yczsgfxxb">
+      <w:hyperlink w:history="1" r:id="rIdkamaw04ke_n6qbq9r8srd">
         <w:r>
           <w:rPr>
             <w:rStyle w:val="Hyperlink"/>
@@ -861,7 +861,7 @@
       <w:r>
         <w:t xml:space="preserve"> — créé — </w:t>
       </w:r>
-      <w:hyperlink w:history="1" r:id="rIdtwuvm44-p2bk4nngobvy7">
+      <w:hyperlink w:history="1" r:id="rId9ny7-dxqpwixoryad5nkk">
         <w:r>
           <w:rPr>
             <w:rStyle w:val="Hyperlink"/>
@@ -890,7 +890,7 @@
       <w:r>
         <w:t xml:space="preserve"> — modifié — </w:t>
       </w:r>
-      <w:hyperlink w:history="1" r:id="rId4i5q7vepxa5p4mbrz-ma0">
+      <w:hyperlink w:history="1" r:id="rId6rcxwbmeaxzo9gk_0892k">
         <w:r>
           <w:rPr>
             <w:rStyle w:val="Hyperlink"/>
@@ -919,7 +919,7 @@
       <w:r>
         <w:t xml:space="preserve"> — modifié — </w:t>
       </w:r>
-      <w:hyperlink w:history="1" r:id="rIdnzqzddqh9pc6bxq7v-5lr">
+      <w:hyperlink w:history="1" r:id="rIdoz9hl0mgqit-ishcaburb">
         <w:r>
           <w:rPr>
             <w:rStyle w:val="Hyperlink"/>
@@ -948,7 +948,7 @@
       <w:r>
         <w:t xml:space="preserve"> — créé — </w:t>
       </w:r>
-      <w:hyperlink w:history="1" r:id="rId_ah8qnaj4icfwbntt0eaz">
+      <w:hyperlink w:history="1" r:id="rIduwfc-upby3xlefqold-p8">
         <w:r>
           <w:rPr>
             <w:rStyle w:val="Hyperlink"/>
@@ -985,7 +985,7 @@
       <w:r>
         <w:t xml:space="preserve"> — modifié — </w:t>
       </w:r>
-      <w:hyperlink w:history="1" r:id="rIdxzmoaku55pd5lao5mkn8s">
+      <w:hyperlink w:history="1" r:id="rIdvxtwcss2tm-gfo0obtob-">
         <w:r>
           <w:rPr>
             <w:rStyle w:val="Hyperlink"/>
@@ -1014,7 +1014,7 @@
       <w:r>
         <w:t xml:space="preserve"> — modifié — </w:t>
       </w:r>
-      <w:hyperlink w:history="1" r:id="rIdyzhspixzvo7rtitvelk50">
+      <w:hyperlink w:history="1" r:id="rIda2cntpjdi5fv6ii5qfa0q">
         <w:r>
           <w:rPr>
             <w:rStyle w:val="Hyperlink"/>
@@ -1043,7 +1043,7 @@
       <w:r>
         <w:t xml:space="preserve"> — créé — </w:t>
       </w:r>
-      <w:hyperlink w:history="1" r:id="rIdgm11k8ynxgotdzju_0siv">
+      <w:hyperlink w:history="1" r:id="rIdx3ajoiut4lbcx2oxy2v6x">
         <w:r>
           <w:rPr>
             <w:rStyle w:val="Hyperlink"/>
@@ -1072,7 +1072,7 @@
       <w:r>
         <w:t xml:space="preserve"> — créé — </w:t>
       </w:r>
-      <w:hyperlink w:history="1" r:id="rIdsq81ugkhbjbgxfm52w03s">
+      <w:hyperlink w:history="1" r:id="rIdbdojaz55w0m3zcusjs7oy">
         <w:r>
           <w:rPr>
             <w:rStyle w:val="Hyperlink"/>
@@ -1101,7 +1101,7 @@
       <w:r>
         <w:t xml:space="preserve"> — créé — </w:t>
       </w:r>
-      <w:hyperlink w:history="1" r:id="rIdnozalcnpmo6w4ydltenvg">
+      <w:hyperlink w:history="1" r:id="rIdw0stopla3obyxwj3whzyg">
         <w:r>
           <w:rPr>
             <w:rStyle w:val="Hyperlink"/>
@@ -1130,7 +1130,7 @@
       <w:r>
         <w:t xml:space="preserve"> — modifié — </w:t>
       </w:r>
-      <w:hyperlink w:history="1" r:id="rIdnhn6xpaqm3hd5tc_g12bv">
+      <w:hyperlink w:history="1" r:id="rIdzqwfcjch8jkdarmx9y3md">
         <w:r>
           <w:rPr>
             <w:rStyle w:val="Hyperlink"/>
@@ -1159,7 +1159,7 @@
       <w:r>
         <w:t xml:space="preserve"> — modifié — </w:t>
       </w:r>
-      <w:hyperlink w:history="1" r:id="rIdft3hojwje8ti6-d9jyerm">
+      <w:hyperlink w:history="1" r:id="rIdb6kmtajnntrahzmsodwmx">
         <w:r>
           <w:rPr>
             <w:rStyle w:val="Hyperlink"/>
@@ -1188,7 +1188,7 @@
       <w:r>
         <w:t xml:space="preserve"> — modifié — </w:t>
       </w:r>
-      <w:hyperlink w:history="1" r:id="rIdt_aibgtcknsae_to74f6n">
+      <w:hyperlink w:history="1" r:id="rId--hpuyfcdmm5_4ypckj5a">
         <w:r>
           <w:rPr>
             <w:rStyle w:val="Hyperlink"/>
@@ -1225,7 +1225,7 @@
       <w:r>
         <w:t xml:space="preserve"> — modifié — </w:t>
       </w:r>
-      <w:hyperlink w:history="1" r:id="rIdi9wlj-dxwccdgqxlyuilu">
+      <w:hyperlink w:history="1" r:id="rIdjyar-cdpicu-9vqcqqa6h">
         <w:r>
           <w:rPr>
             <w:rStyle w:val="Hyperlink"/>
@@ -1254,7 +1254,7 @@
       <w:r>
         <w:t xml:space="preserve"> — modifié — </w:t>
       </w:r>
-      <w:hyperlink w:history="1" r:id="rIdud7skfk79vwq9oqmrkjdo">
+      <w:hyperlink w:history="1" r:id="rIdzzitb9pvzsjiqbpnmvejz">
         <w:r>
           <w:rPr>
             <w:rStyle w:val="Hyperlink"/>
@@ -1283,7 +1283,7 @@
       <w:r>
         <w:t xml:space="preserve"> — créé — </w:t>
       </w:r>
-      <w:hyperlink w:history="1" r:id="rIdq7xqvtn7sxpo5eclxlysc">
+      <w:hyperlink w:history="1" r:id="rIdmphutozfaal9vewccrbja">
         <w:r>
           <w:rPr>
             <w:rStyle w:val="Hyperlink"/>
@@ -1312,7 +1312,7 @@
       <w:r>
         <w:t xml:space="preserve"> — créé — </w:t>
       </w:r>
-      <w:hyperlink w:history="1" r:id="rIducenkeygwof_udn0jxoqq">
+      <w:hyperlink w:history="1" r:id="rIdkqtijullwn5g3xmxlagk3">
         <w:r>
           <w:rPr>
             <w:rStyle w:val="Hyperlink"/>
@@ -1446,7 +1446,7 @@
       <w:r>
         <w:t xml:space="preserve"> — modifié — </w:t>
       </w:r>
-      <w:hyperlink w:history="1" r:id="rIdxeqyyvjqo0k4iybyzxjed">
+      <w:hyperlink w:history="1" r:id="rIdu82jrbc4-6zsd1qvxklzo">
         <w:r>
           <w:rPr>
             <w:rStyle w:val="Hyperlink"/>
@@ -1483,7 +1483,7 @@
       <w:r>
         <w:t xml:space="preserve"> — modifié — </w:t>
       </w:r>
-      <w:hyperlink w:history="1" r:id="rId14uimin-4nmogvldovwqv">
+      <w:hyperlink w:history="1" r:id="rId6hgtraizsf4il8sd6zqx1">
         <w:r>
           <w:rPr>
             <w:rStyle w:val="Hyperlink"/>
@@ -1512,7 +1512,7 @@
       <w:r>
         <w:t xml:space="preserve"> — modifié — </w:t>
       </w:r>
-      <w:hyperlink w:history="1" r:id="rId_ox7uotmhyco46_hdezgr">
+      <w:hyperlink w:history="1" r:id="rIdct3frm6ereed13iig3mya">
         <w:r>
           <w:rPr>
             <w:rStyle w:val="Hyperlink"/>

--- a/docs/developpement/phases/word/PHASE_01_MATCHS_CAISSE_MES_CAISSES_JOURNAL_DES_TICKETS.docx
+++ b/docs/developpement/phases/word/PHASE_01_MATCHS_CAISSE_MES_CAISSES_JOURNAL_DES_TICKETS.docx
@@ -18,9 +18,9 @@
         <w:shd w:fill="F6F3FF" w:color="auto" w:val="clear"/>
       </w:pPr>
       <w:r>
-        <w:t xml:space="preserve">FlaiX Expert · dossier de développement · généré le 2026-10-23 depuis le dépôt </w:t>
-      </w:r>
-      <w:hyperlink w:history="1" r:id="rIdeqqvjktikyx1xgvu0xocn">
+        <w:t xml:space="preserve">FlaiX Expert · dossier de développement · généré le 2026-10-24 depuis le dépôt </w:t>
+      </w:r>
+      <w:hyperlink w:history="1" r:id="rIdtzk3m3_gl-bjygxjze-os">
         <w:r>
           <w:rPr>
             <w:rStyle w:val="Hyperlink"/>
@@ -681,7 +681,7 @@
           <w:numId w:val="3"/>
         </w:numPr>
       </w:pPr>
-      <w:hyperlink w:history="1" r:id="rIdvuzxzc-jsvn-u3a7neopq">
+      <w:hyperlink w:history="1" r:id="rIdqew_wbwftqnggdb2mlvoc">
         <w:r>
           <w:rPr>
             <w:rStyle w:val="Hyperlink"/>
@@ -729,7 +729,7 @@
       <w:r>
         <w:t xml:space="preserve"> — créé — </w:t>
       </w:r>
-      <w:hyperlink w:history="1" r:id="rIdhjfjemcekbv24m6i3rflt">
+      <w:hyperlink w:history="1" r:id="rId5rtgaqjoo-gj1ypdkhj8v">
         <w:r>
           <w:rPr>
             <w:rStyle w:val="Hyperlink"/>
@@ -766,7 +766,7 @@
       <w:r>
         <w:t xml:space="preserve"> — créé — </w:t>
       </w:r>
-      <w:hyperlink w:history="1" r:id="rId-jgq96hdnxhx1bhwsvjyk">
+      <w:hyperlink w:history="1" r:id="rIdidsycci4d3ziqbnujl1pp">
         <w:r>
           <w:rPr>
             <w:rStyle w:val="Hyperlink"/>
@@ -795,7 +795,7 @@
       <w:r>
         <w:t xml:space="preserve"> — créé — </w:t>
       </w:r>
-      <w:hyperlink w:history="1" r:id="rIdumtyn2cla7nxwpx49sfmb">
+      <w:hyperlink w:history="1" r:id="rIdettlbyhikcyix5ndpzmoh">
         <w:r>
           <w:rPr>
             <w:rStyle w:val="Hyperlink"/>
@@ -832,7 +832,7 @@
       <w:r>
         <w:t xml:space="preserve"> — modifié — </w:t>
       </w:r>
-      <w:hyperlink w:history="1" r:id="rIdkamaw04ke_n6qbq9r8srd">
+      <w:hyperlink w:history="1" r:id="rIdzfygy-_rcdmpfec8frd-z">
         <w:r>
           <w:rPr>
             <w:rStyle w:val="Hyperlink"/>
@@ -861,7 +861,7 @@
       <w:r>
         <w:t xml:space="preserve"> — créé — </w:t>
       </w:r>
-      <w:hyperlink w:history="1" r:id="rId9ny7-dxqpwixoryad5nkk">
+      <w:hyperlink w:history="1" r:id="rIdw1zyeyy5fdnksxjg7uk3c">
         <w:r>
           <w:rPr>
             <w:rStyle w:val="Hyperlink"/>
@@ -890,7 +890,7 @@
       <w:r>
         <w:t xml:space="preserve"> — modifié — </w:t>
       </w:r>
-      <w:hyperlink w:history="1" r:id="rId6rcxwbmeaxzo9gk_0892k">
+      <w:hyperlink w:history="1" r:id="rIdftx5vu5lvkicef7nrkdyt">
         <w:r>
           <w:rPr>
             <w:rStyle w:val="Hyperlink"/>
@@ -919,7 +919,7 @@
       <w:r>
         <w:t xml:space="preserve"> — modifié — </w:t>
       </w:r>
-      <w:hyperlink w:history="1" r:id="rIdoz9hl0mgqit-ishcaburb">
+      <w:hyperlink w:history="1" r:id="rIdxsal6jgde4oty63rg6e2o">
         <w:r>
           <w:rPr>
             <w:rStyle w:val="Hyperlink"/>
@@ -948,7 +948,7 @@
       <w:r>
         <w:t xml:space="preserve"> — créé — </w:t>
       </w:r>
-      <w:hyperlink w:history="1" r:id="rIduwfc-upby3xlefqold-p8">
+      <w:hyperlink w:history="1" r:id="rIdioy44n9fhf2qsrwwavnqx">
         <w:r>
           <w:rPr>
             <w:rStyle w:val="Hyperlink"/>
@@ -985,7 +985,7 @@
       <w:r>
         <w:t xml:space="preserve"> — modifié — </w:t>
       </w:r>
-      <w:hyperlink w:history="1" r:id="rIdvxtwcss2tm-gfo0obtob-">
+      <w:hyperlink w:history="1" r:id="rIdknd-lrcgqddurssvbixza">
         <w:r>
           <w:rPr>
             <w:rStyle w:val="Hyperlink"/>
@@ -1014,7 +1014,7 @@
       <w:r>
         <w:t xml:space="preserve"> — modifié — </w:t>
       </w:r>
-      <w:hyperlink w:history="1" r:id="rIda2cntpjdi5fv6ii5qfa0q">
+      <w:hyperlink w:history="1" r:id="rId3p5twxfvca8iq1qes8vpm">
         <w:r>
           <w:rPr>
             <w:rStyle w:val="Hyperlink"/>
@@ -1043,7 +1043,7 @@
       <w:r>
         <w:t xml:space="preserve"> — créé — </w:t>
       </w:r>
-      <w:hyperlink w:history="1" r:id="rIdx3ajoiut4lbcx2oxy2v6x">
+      <w:hyperlink w:history="1" r:id="rIdtwlznyb1vh3xp96sc58hg">
         <w:r>
           <w:rPr>
             <w:rStyle w:val="Hyperlink"/>
@@ -1072,7 +1072,7 @@
       <w:r>
         <w:t xml:space="preserve"> — créé — </w:t>
       </w:r>
-      <w:hyperlink w:history="1" r:id="rIdbdojaz55w0m3zcusjs7oy">
+      <w:hyperlink w:history="1" r:id="rIdfam90i7tyqahfonbslqqv">
         <w:r>
           <w:rPr>
             <w:rStyle w:val="Hyperlink"/>
@@ -1101,7 +1101,7 @@
       <w:r>
         <w:t xml:space="preserve"> — créé — </w:t>
       </w:r>
-      <w:hyperlink w:history="1" r:id="rIdw0stopla3obyxwj3whzyg">
+      <w:hyperlink w:history="1" r:id="rIdpjndnqy0qnz0_ikwovuo4">
         <w:r>
           <w:rPr>
             <w:rStyle w:val="Hyperlink"/>
@@ -1130,7 +1130,7 @@
       <w:r>
         <w:t xml:space="preserve"> — modifié — </w:t>
       </w:r>
-      <w:hyperlink w:history="1" r:id="rIdzqwfcjch8jkdarmx9y3md">
+      <w:hyperlink w:history="1" r:id="rId1oysiegro-r1h-ilev3pj">
         <w:r>
           <w:rPr>
             <w:rStyle w:val="Hyperlink"/>
@@ -1159,7 +1159,7 @@
       <w:r>
         <w:t xml:space="preserve"> — modifié — </w:t>
       </w:r>
-      <w:hyperlink w:history="1" r:id="rIdb6kmtajnntrahzmsodwmx">
+      <w:hyperlink w:history="1" r:id="rIdyo0pezaqcpm4es3mulyes">
         <w:r>
           <w:rPr>
             <w:rStyle w:val="Hyperlink"/>
@@ -1188,7 +1188,7 @@
       <w:r>
         <w:t xml:space="preserve"> — modifié — </w:t>
       </w:r>
-      <w:hyperlink w:history="1" r:id="rId--hpuyfcdmm5_4ypckj5a">
+      <w:hyperlink w:history="1" r:id="rIdlukur2hp_3nctv3ac3cmg">
         <w:r>
           <w:rPr>
             <w:rStyle w:val="Hyperlink"/>
@@ -1225,7 +1225,7 @@
       <w:r>
         <w:t xml:space="preserve"> — modifié — </w:t>
       </w:r>
-      <w:hyperlink w:history="1" r:id="rIdjyar-cdpicu-9vqcqqa6h">
+      <w:hyperlink w:history="1" r:id="rIdbbbpnequiunyr1utknrc7">
         <w:r>
           <w:rPr>
             <w:rStyle w:val="Hyperlink"/>
@@ -1254,7 +1254,7 @@
       <w:r>
         <w:t xml:space="preserve"> — modifié — </w:t>
       </w:r>
-      <w:hyperlink w:history="1" r:id="rIdzzitb9pvzsjiqbpnmvejz">
+      <w:hyperlink w:history="1" r:id="rIdzmdy_b4ocwpdtwoqabfbw">
         <w:r>
           <w:rPr>
             <w:rStyle w:val="Hyperlink"/>
@@ -1283,7 +1283,7 @@
       <w:r>
         <w:t xml:space="preserve"> — créé — </w:t>
       </w:r>
-      <w:hyperlink w:history="1" r:id="rIdmphutozfaal9vewccrbja">
+      <w:hyperlink w:history="1" r:id="rId2z60iome-daoahxaey19v">
         <w:r>
           <w:rPr>
             <w:rStyle w:val="Hyperlink"/>
@@ -1312,7 +1312,7 @@
       <w:r>
         <w:t xml:space="preserve"> — créé — </w:t>
       </w:r>
-      <w:hyperlink w:history="1" r:id="rIdkqtijullwn5g3xmxlagk3">
+      <w:hyperlink w:history="1" r:id="rIdj3femfzyii0xzw368l_1j">
         <w:r>
           <w:rPr>
             <w:rStyle w:val="Hyperlink"/>
@@ -1446,7 +1446,7 @@
       <w:r>
         <w:t xml:space="preserve"> — modifié — </w:t>
       </w:r>
-      <w:hyperlink w:history="1" r:id="rIdu82jrbc4-6zsd1qvxklzo">
+      <w:hyperlink w:history="1" r:id="rIdifsarx0nqdgau_jts615k">
         <w:r>
           <w:rPr>
             <w:rStyle w:val="Hyperlink"/>
@@ -1483,7 +1483,7 @@
       <w:r>
         <w:t xml:space="preserve"> — modifié — </w:t>
       </w:r>
-      <w:hyperlink w:history="1" r:id="rId6hgtraizsf4il8sd6zqx1">
+      <w:hyperlink w:history="1" r:id="rIdmsw6m-eff1flh7lm8tmok">
         <w:r>
           <w:rPr>
             <w:rStyle w:val="Hyperlink"/>
@@ -1512,7 +1512,7 @@
       <w:r>
         <w:t xml:space="preserve"> — modifié — </w:t>
       </w:r>
-      <w:hyperlink w:history="1" r:id="rIdct3frm6ereed13iig3mya">
+      <w:hyperlink w:history="1" r:id="rIdyip21bmkjveyoznmexexj">
         <w:r>
           <w:rPr>
             <w:rStyle w:val="Hyperlink"/>

--- a/docs/developpement/phases/word/PHASE_01_MATCHS_CAISSE_MES_CAISSES_JOURNAL_DES_TICKETS.docx
+++ b/docs/developpement/phases/word/PHASE_01_MATCHS_CAISSE_MES_CAISSES_JOURNAL_DES_TICKETS.docx
@@ -18,9 +18,9 @@
         <w:shd w:fill="F6F3FF" w:color="auto" w:val="clear"/>
       </w:pPr>
       <w:r>
-        <w:t xml:space="preserve">FlaiX Expert · dossier de développement · généré le 2026-10-24 depuis le dépôt </w:t>
-      </w:r>
-      <w:hyperlink w:history="1" r:id="rIdtzk3m3_gl-bjygxjze-os">
+        <w:t xml:space="preserve">FlaiX Expert · dossier de développement · généré le 2026-10-25 depuis le dépôt </w:t>
+      </w:r>
+      <w:hyperlink w:history="1" r:id="rIdmg9gvt4rkz6dtbikajpkz">
         <w:r>
           <w:rPr>
             <w:rStyle w:val="Hyperlink"/>
@@ -681,7 +681,7 @@
           <w:numId w:val="3"/>
         </w:numPr>
       </w:pPr>
-      <w:hyperlink w:history="1" r:id="rIdqew_wbwftqnggdb2mlvoc">
+      <w:hyperlink w:history="1" r:id="rIdeiajru0lrd_jrovv9ezmo">
         <w:r>
           <w:rPr>
             <w:rStyle w:val="Hyperlink"/>
@@ -729,7 +729,7 @@
       <w:r>
         <w:t xml:space="preserve"> — créé — </w:t>
       </w:r>
-      <w:hyperlink w:history="1" r:id="rId5rtgaqjoo-gj1ypdkhj8v">
+      <w:hyperlink w:history="1" r:id="rIdkotthzmk27skhfqwwypbq">
         <w:r>
           <w:rPr>
             <w:rStyle w:val="Hyperlink"/>
@@ -766,7 +766,7 @@
       <w:r>
         <w:t xml:space="preserve"> — créé — </w:t>
       </w:r>
-      <w:hyperlink w:history="1" r:id="rIdidsycci4d3ziqbnujl1pp">
+      <w:hyperlink w:history="1" r:id="rIdnlllp1r1wfdwcyddes4wt">
         <w:r>
           <w:rPr>
             <w:rStyle w:val="Hyperlink"/>
@@ -795,7 +795,7 @@
       <w:r>
         <w:t xml:space="preserve"> — créé — </w:t>
       </w:r>
-      <w:hyperlink w:history="1" r:id="rIdettlbyhikcyix5ndpzmoh">
+      <w:hyperlink w:history="1" r:id="rIdswjcao-wuzqinfzdlggcq">
         <w:r>
           <w:rPr>
             <w:rStyle w:val="Hyperlink"/>
@@ -832,7 +832,7 @@
       <w:r>
         <w:t xml:space="preserve"> — modifié — </w:t>
       </w:r>
-      <w:hyperlink w:history="1" r:id="rIdzfygy-_rcdmpfec8frd-z">
+      <w:hyperlink w:history="1" r:id="rIdt5vnwpsooba2ltp_luncm">
         <w:r>
           <w:rPr>
             <w:rStyle w:val="Hyperlink"/>
@@ -861,7 +861,7 @@
       <w:r>
         <w:t xml:space="preserve"> — créé — </w:t>
       </w:r>
-      <w:hyperlink w:history="1" r:id="rIdw1zyeyy5fdnksxjg7uk3c">
+      <w:hyperlink w:history="1" r:id="rIdwzz2hff3_k6j11y1huyyp">
         <w:r>
           <w:rPr>
             <w:rStyle w:val="Hyperlink"/>
@@ -890,7 +890,7 @@
       <w:r>
         <w:t xml:space="preserve"> — modifié — </w:t>
       </w:r>
-      <w:hyperlink w:history="1" r:id="rIdftx5vu5lvkicef7nrkdyt">
+      <w:hyperlink w:history="1" r:id="rId2rzu7kqiwczup-rswa7k2">
         <w:r>
           <w:rPr>
             <w:rStyle w:val="Hyperlink"/>
@@ -919,7 +919,7 @@
       <w:r>
         <w:t xml:space="preserve"> — modifié — </w:t>
       </w:r>
-      <w:hyperlink w:history="1" r:id="rIdxsal6jgde4oty63rg6e2o">
+      <w:hyperlink w:history="1" r:id="rIdmdrpqk7nm18ecw7lcpvp9">
         <w:r>
           <w:rPr>
             <w:rStyle w:val="Hyperlink"/>
@@ -948,7 +948,7 @@
       <w:r>
         <w:t xml:space="preserve"> — créé — </w:t>
       </w:r>
-      <w:hyperlink w:history="1" r:id="rIdioy44n9fhf2qsrwwavnqx">
+      <w:hyperlink w:history="1" r:id="rIdfbs1a20dc-h7bmsfkhdg9">
         <w:r>
           <w:rPr>
             <w:rStyle w:val="Hyperlink"/>
@@ -985,7 +985,7 @@
       <w:r>
         <w:t xml:space="preserve"> — modifié — </w:t>
       </w:r>
-      <w:hyperlink w:history="1" r:id="rIdknd-lrcgqddurssvbixza">
+      <w:hyperlink w:history="1" r:id="rIdd1lz9kbwikbzdabn1_clu">
         <w:r>
           <w:rPr>
             <w:rStyle w:val="Hyperlink"/>
@@ -1014,7 +1014,7 @@
       <w:r>
         <w:t xml:space="preserve"> — modifié — </w:t>
       </w:r>
-      <w:hyperlink w:history="1" r:id="rId3p5twxfvca8iq1qes8vpm">
+      <w:hyperlink w:history="1" r:id="rIdnd6nmoww8l_xbp0ptzn0p">
         <w:r>
           <w:rPr>
             <w:rStyle w:val="Hyperlink"/>
@@ -1043,7 +1043,7 @@
       <w:r>
         <w:t xml:space="preserve"> — créé — </w:t>
       </w:r>
-      <w:hyperlink w:history="1" r:id="rIdtwlznyb1vh3xp96sc58hg">
+      <w:hyperlink w:history="1" r:id="rIdf23pc6ajgvyaito44ghhq">
         <w:r>
           <w:rPr>
             <w:rStyle w:val="Hyperlink"/>
@@ -1072,7 +1072,7 @@
       <w:r>
         <w:t xml:space="preserve"> — créé — </w:t>
       </w:r>
-      <w:hyperlink w:history="1" r:id="rIdfam90i7tyqahfonbslqqv">
+      <w:hyperlink w:history="1" r:id="rIdygvqh6qgti6beyyksgkrj">
         <w:r>
           <w:rPr>
             <w:rStyle w:val="Hyperlink"/>
@@ -1101,7 +1101,7 @@
       <w:r>
         <w:t xml:space="preserve"> — créé — </w:t>
       </w:r>
-      <w:hyperlink w:history="1" r:id="rIdpjndnqy0qnz0_ikwovuo4">
+      <w:hyperlink w:history="1" r:id="rId8zgmdja9-iqyklgypfcfr">
         <w:r>
           <w:rPr>
             <w:rStyle w:val="Hyperlink"/>
@@ -1130,7 +1130,7 @@
       <w:r>
         <w:t xml:space="preserve"> — modifié — </w:t>
       </w:r>
-      <w:hyperlink w:history="1" r:id="rId1oysiegro-r1h-ilev3pj">
+      <w:hyperlink w:history="1" r:id="rIdol1olmyrzprcp7b7maywq">
         <w:r>
           <w:rPr>
             <w:rStyle w:val="Hyperlink"/>
@@ -1159,7 +1159,7 @@
       <w:r>
         <w:t xml:space="preserve"> — modifié — </w:t>
       </w:r>
-      <w:hyperlink w:history="1" r:id="rIdyo0pezaqcpm4es3mulyes">
+      <w:hyperlink w:history="1" r:id="rIdjvztkwe-bugpcifn23rln">
         <w:r>
           <w:rPr>
             <w:rStyle w:val="Hyperlink"/>
@@ -1188,7 +1188,7 @@
       <w:r>
         <w:t xml:space="preserve"> — modifié — </w:t>
       </w:r>
-      <w:hyperlink w:history="1" r:id="rIdlukur2hp_3nctv3ac3cmg">
+      <w:hyperlink w:history="1" r:id="rId-m452brakjtqbav3smzdw">
         <w:r>
           <w:rPr>
             <w:rStyle w:val="Hyperlink"/>
@@ -1225,7 +1225,7 @@
       <w:r>
         <w:t xml:space="preserve"> — modifié — </w:t>
       </w:r>
-      <w:hyperlink w:history="1" r:id="rIdbbbpnequiunyr1utknrc7">
+      <w:hyperlink w:history="1" r:id="rIdx39xxt2ghtvv_a4woxbun">
         <w:r>
           <w:rPr>
             <w:rStyle w:val="Hyperlink"/>
@@ -1254,7 +1254,7 @@
       <w:r>
         <w:t xml:space="preserve"> — modifié — </w:t>
       </w:r>
-      <w:hyperlink w:history="1" r:id="rIdzmdy_b4ocwpdtwoqabfbw">
+      <w:hyperlink w:history="1" r:id="rIdrfwfvopokklfnoosgg9ln">
         <w:r>
           <w:rPr>
             <w:rStyle w:val="Hyperlink"/>
@@ -1283,7 +1283,7 @@
       <w:r>
         <w:t xml:space="preserve"> — créé — </w:t>
       </w:r>
-      <w:hyperlink w:history="1" r:id="rId2z60iome-daoahxaey19v">
+      <w:hyperlink w:history="1" r:id="rIddy7iktgqy1gn0odrsmynw">
         <w:r>
           <w:rPr>
             <w:rStyle w:val="Hyperlink"/>
@@ -1312,7 +1312,7 @@
       <w:r>
         <w:t xml:space="preserve"> — créé — </w:t>
       </w:r>
-      <w:hyperlink w:history="1" r:id="rIdj3femfzyii0xzw368l_1j">
+      <w:hyperlink w:history="1" r:id="rIdwi8t6nambq6sgcr7m95at">
         <w:r>
           <w:rPr>
             <w:rStyle w:val="Hyperlink"/>
@@ -1446,7 +1446,7 @@
       <w:r>
         <w:t xml:space="preserve"> — modifié — </w:t>
       </w:r>
-      <w:hyperlink w:history="1" r:id="rIdifsarx0nqdgau_jts615k">
+      <w:hyperlink w:history="1" r:id="rIdwht6z405mwrvm1gnupslw">
         <w:r>
           <w:rPr>
             <w:rStyle w:val="Hyperlink"/>
@@ -1483,7 +1483,7 @@
       <w:r>
         <w:t xml:space="preserve"> — modifié — </w:t>
       </w:r>
-      <w:hyperlink w:history="1" r:id="rIdmsw6m-eff1flh7lm8tmok">
+      <w:hyperlink w:history="1" r:id="rId8tx4tmr6amqb5ayec1abt">
         <w:r>
           <w:rPr>
             <w:rStyle w:val="Hyperlink"/>
@@ -1512,7 +1512,7 @@
       <w:r>
         <w:t xml:space="preserve"> — modifié — </w:t>
       </w:r>
-      <w:hyperlink w:history="1" r:id="rIdyip21bmkjveyoznmexexj">
+      <w:hyperlink w:history="1" r:id="rIdscnitimc5ljy_yoke1tdx">
         <w:r>
           <w:rPr>
             <w:rStyle w:val="Hyperlink"/>

--- a/docs/developpement/phases/word/PHASE_01_MATCHS_CAISSE_MES_CAISSES_JOURNAL_DES_TICKETS.docx
+++ b/docs/developpement/phases/word/PHASE_01_MATCHS_CAISSE_MES_CAISSES_JOURNAL_DES_TICKETS.docx
@@ -20,7 +20,7 @@
       <w:r>
         <w:t xml:space="preserve">FlaiX Expert · dossier de développement · généré le 2026-10-25 depuis le dépôt </w:t>
       </w:r>
-      <w:hyperlink w:history="1" r:id="rIdmg9gvt4rkz6dtbikajpkz">
+      <w:hyperlink w:history="1" r:id="rIdvjawllsj6rkyhnsz7_tzt">
         <w:r>
           <w:rPr>
             <w:rStyle w:val="Hyperlink"/>
@@ -681,7 +681,7 @@
           <w:numId w:val="3"/>
         </w:numPr>
       </w:pPr>
-      <w:hyperlink w:history="1" r:id="rIdeiajru0lrd_jrovv9ezmo">
+      <w:hyperlink w:history="1" r:id="rId8evjzxpuj8s5lfty60qn_">
         <w:r>
           <w:rPr>
             <w:rStyle w:val="Hyperlink"/>
@@ -729,7 +729,7 @@
       <w:r>
         <w:t xml:space="preserve"> — créé — </w:t>
       </w:r>
-      <w:hyperlink w:history="1" r:id="rIdkotthzmk27skhfqwwypbq">
+      <w:hyperlink w:history="1" r:id="rId_gqvxq_obmy484eq2fry6">
         <w:r>
           <w:rPr>
             <w:rStyle w:val="Hyperlink"/>
@@ -766,7 +766,7 @@
       <w:r>
         <w:t xml:space="preserve"> — créé — </w:t>
       </w:r>
-      <w:hyperlink w:history="1" r:id="rIdnlllp1r1wfdwcyddes4wt">
+      <w:hyperlink w:history="1" r:id="rIdjlb1plsgwbu2m5cijzcdg">
         <w:r>
           <w:rPr>
             <w:rStyle w:val="Hyperlink"/>
@@ -795,7 +795,7 @@
       <w:r>
         <w:t xml:space="preserve"> — créé — </w:t>
       </w:r>
-      <w:hyperlink w:history="1" r:id="rIdswjcao-wuzqinfzdlggcq">
+      <w:hyperlink w:history="1" r:id="rIduerotgxuiesslpoapup-_">
         <w:r>
           <w:rPr>
             <w:rStyle w:val="Hyperlink"/>
@@ -832,7 +832,7 @@
       <w:r>
         <w:t xml:space="preserve"> — modifié — </w:t>
       </w:r>
-      <w:hyperlink w:history="1" r:id="rIdt5vnwpsooba2ltp_luncm">
+      <w:hyperlink w:history="1" r:id="rIdikf8799l_ukr4_d5ccizw">
         <w:r>
           <w:rPr>
             <w:rStyle w:val="Hyperlink"/>
@@ -861,7 +861,7 @@
       <w:r>
         <w:t xml:space="preserve"> — créé — </w:t>
       </w:r>
-      <w:hyperlink w:history="1" r:id="rIdwzz2hff3_k6j11y1huyyp">
+      <w:hyperlink w:history="1" r:id="rIdmicmfvgdaxlq9damznz0h">
         <w:r>
           <w:rPr>
             <w:rStyle w:val="Hyperlink"/>
@@ -890,7 +890,7 @@
       <w:r>
         <w:t xml:space="preserve"> — modifié — </w:t>
       </w:r>
-      <w:hyperlink w:history="1" r:id="rId2rzu7kqiwczup-rswa7k2">
+      <w:hyperlink w:history="1" r:id="rIdrcqmwlas01octkt0s3unn">
         <w:r>
           <w:rPr>
             <w:rStyle w:val="Hyperlink"/>
@@ -919,7 +919,7 @@
       <w:r>
         <w:t xml:space="preserve"> — modifié — </w:t>
       </w:r>
-      <w:hyperlink w:history="1" r:id="rIdmdrpqk7nm18ecw7lcpvp9">
+      <w:hyperlink w:history="1" r:id="rIdggbw27ekfruhhl9_-5wpv">
         <w:r>
           <w:rPr>
             <w:rStyle w:val="Hyperlink"/>
@@ -948,7 +948,7 @@
       <w:r>
         <w:t xml:space="preserve"> — créé — </w:t>
       </w:r>
-      <w:hyperlink w:history="1" r:id="rIdfbs1a20dc-h7bmsfkhdg9">
+      <w:hyperlink w:history="1" r:id="rIdt84_--2cdcf0sjuecu3oe">
         <w:r>
           <w:rPr>
             <w:rStyle w:val="Hyperlink"/>
@@ -985,7 +985,7 @@
       <w:r>
         <w:t xml:space="preserve"> — modifié — </w:t>
       </w:r>
-      <w:hyperlink w:history="1" r:id="rIdd1lz9kbwikbzdabn1_clu">
+      <w:hyperlink w:history="1" r:id="rId0iaqzxuisqfxmru8rqvwe">
         <w:r>
           <w:rPr>
             <w:rStyle w:val="Hyperlink"/>
@@ -1014,7 +1014,7 @@
       <w:r>
         <w:t xml:space="preserve"> — modifié — </w:t>
       </w:r>
-      <w:hyperlink w:history="1" r:id="rIdnd6nmoww8l_xbp0ptzn0p">
+      <w:hyperlink w:history="1" r:id="rIdfsybp44bfohtazg9dgpk_">
         <w:r>
           <w:rPr>
             <w:rStyle w:val="Hyperlink"/>
@@ -1043,7 +1043,7 @@
       <w:r>
         <w:t xml:space="preserve"> — créé — </w:t>
       </w:r>
-      <w:hyperlink w:history="1" r:id="rIdf23pc6ajgvyaito44ghhq">
+      <w:hyperlink w:history="1" r:id="rIdulappujecsybemnv1v2bl">
         <w:r>
           <w:rPr>
             <w:rStyle w:val="Hyperlink"/>
@@ -1072,7 +1072,7 @@
       <w:r>
         <w:t xml:space="preserve"> — créé — </w:t>
       </w:r>
-      <w:hyperlink w:history="1" r:id="rIdygvqh6qgti6beyyksgkrj">
+      <w:hyperlink w:history="1" r:id="rIdtksdtcoh7lypy0kt9wh3d">
         <w:r>
           <w:rPr>
             <w:rStyle w:val="Hyperlink"/>
@@ -1101,7 +1101,7 @@
       <w:r>
         <w:t xml:space="preserve"> — créé — </w:t>
       </w:r>
-      <w:hyperlink w:history="1" r:id="rId8zgmdja9-iqyklgypfcfr">
+      <w:hyperlink w:history="1" r:id="rIdqyix_ertpaq01g8go7huj">
         <w:r>
           <w:rPr>
             <w:rStyle w:val="Hyperlink"/>
@@ -1130,7 +1130,7 @@
       <w:r>
         <w:t xml:space="preserve"> — modifié — </w:t>
       </w:r>
-      <w:hyperlink w:history="1" r:id="rIdol1olmyrzprcp7b7maywq">
+      <w:hyperlink w:history="1" r:id="rIdgxpgltqekdxkfaql6ij4a">
         <w:r>
           <w:rPr>
             <w:rStyle w:val="Hyperlink"/>
@@ -1159,7 +1159,7 @@
       <w:r>
         <w:t xml:space="preserve"> — modifié — </w:t>
       </w:r>
-      <w:hyperlink w:history="1" r:id="rIdjvztkwe-bugpcifn23rln">
+      <w:hyperlink w:history="1" r:id="rIdhqtd4z2ec4libjxobwijt">
         <w:r>
           <w:rPr>
             <w:rStyle w:val="Hyperlink"/>
@@ -1188,7 +1188,7 @@
       <w:r>
         <w:t xml:space="preserve"> — modifié — </w:t>
       </w:r>
-      <w:hyperlink w:history="1" r:id="rId-m452brakjtqbav3smzdw">
+      <w:hyperlink w:history="1" r:id="rIdsnr2oztiv90ijv0svfe6l">
         <w:r>
           <w:rPr>
             <w:rStyle w:val="Hyperlink"/>
@@ -1225,7 +1225,7 @@
       <w:r>
         <w:t xml:space="preserve"> — modifié — </w:t>
       </w:r>
-      <w:hyperlink w:history="1" r:id="rIdx39xxt2ghtvv_a4woxbun">
+      <w:hyperlink w:history="1" r:id="rIdfnfknfxrne-elujddbsce">
         <w:r>
           <w:rPr>
             <w:rStyle w:val="Hyperlink"/>
@@ -1254,7 +1254,7 @@
       <w:r>
         <w:t xml:space="preserve"> — modifié — </w:t>
       </w:r>
-      <w:hyperlink w:history="1" r:id="rIdrfwfvopokklfnoosgg9ln">
+      <w:hyperlink w:history="1" r:id="rIdcud5r7ecyitkt_vtm9wbd">
         <w:r>
           <w:rPr>
             <w:rStyle w:val="Hyperlink"/>
@@ -1283,7 +1283,7 @@
       <w:r>
         <w:t xml:space="preserve"> — créé — </w:t>
       </w:r>
-      <w:hyperlink w:history="1" r:id="rIddy7iktgqy1gn0odrsmynw">
+      <w:hyperlink w:history="1" r:id="rIdmxxvrkibfapeuhknjryt0">
         <w:r>
           <w:rPr>
             <w:rStyle w:val="Hyperlink"/>
@@ -1312,7 +1312,7 @@
       <w:r>
         <w:t xml:space="preserve"> — créé — </w:t>
       </w:r>
-      <w:hyperlink w:history="1" r:id="rIdwi8t6nambq6sgcr7m95at">
+      <w:hyperlink w:history="1" r:id="rId4ym8f3pkolduarzeb_vsh">
         <w:r>
           <w:rPr>
             <w:rStyle w:val="Hyperlink"/>
@@ -1446,7 +1446,7 @@
       <w:r>
         <w:t xml:space="preserve"> — modifié — </w:t>
       </w:r>
-      <w:hyperlink w:history="1" r:id="rIdwht6z405mwrvm1gnupslw">
+      <w:hyperlink w:history="1" r:id="rIdawocwsbzsewxcqcdawug5">
         <w:r>
           <w:rPr>
             <w:rStyle w:val="Hyperlink"/>
@@ -1483,7 +1483,7 @@
       <w:r>
         <w:t xml:space="preserve"> — modifié — </w:t>
       </w:r>
-      <w:hyperlink w:history="1" r:id="rId8tx4tmr6amqb5ayec1abt">
+      <w:hyperlink w:history="1" r:id="rIdjzlevze9qllbtigrjo5l7">
         <w:r>
           <w:rPr>
             <w:rStyle w:val="Hyperlink"/>
@@ -1512,7 +1512,7 @@
       <w:r>
         <w:t xml:space="preserve"> — modifié — </w:t>
       </w:r>
-      <w:hyperlink w:history="1" r:id="rIdscnitimc5ljy_yoke1tdx">
+      <w:hyperlink w:history="1" r:id="rIdn1emzojvoelktpb1ewabr">
         <w:r>
           <w:rPr>
             <w:rStyle w:val="Hyperlink"/>

--- a/docs/developpement/phases/word/PHASE_01_MATCHS_CAISSE_MES_CAISSES_JOURNAL_DES_TICKETS.docx
+++ b/docs/developpement/phases/word/PHASE_01_MATCHS_CAISSE_MES_CAISSES_JOURNAL_DES_TICKETS.docx
@@ -20,7 +20,7 @@
       <w:r>
         <w:t xml:space="preserve">FlaiX Expert · dossier de développement · généré le 2026-10-25 depuis le dépôt </w:t>
       </w:r>
-      <w:hyperlink w:history="1" r:id="rIdvjawllsj6rkyhnsz7_tzt">
+      <w:hyperlink w:history="1" r:id="rIdmojhtylobaxcxr2hqaz4y">
         <w:r>
           <w:rPr>
             <w:rStyle w:val="Hyperlink"/>
@@ -681,7 +681,7 @@
           <w:numId w:val="3"/>
         </w:numPr>
       </w:pPr>
-      <w:hyperlink w:history="1" r:id="rId8evjzxpuj8s5lfty60qn_">
+      <w:hyperlink w:history="1" r:id="rIdg3wpxpln5_t6d5kqts1ms">
         <w:r>
           <w:rPr>
             <w:rStyle w:val="Hyperlink"/>
@@ -729,7 +729,7 @@
       <w:r>
         <w:t xml:space="preserve"> — créé — </w:t>
       </w:r>
-      <w:hyperlink w:history="1" r:id="rId_gqvxq_obmy484eq2fry6">
+      <w:hyperlink w:history="1" r:id="rIdqplzlofp9ercpwejbtg5e">
         <w:r>
           <w:rPr>
             <w:rStyle w:val="Hyperlink"/>
@@ -766,7 +766,7 @@
       <w:r>
         <w:t xml:space="preserve"> — créé — </w:t>
       </w:r>
-      <w:hyperlink w:history="1" r:id="rIdjlb1plsgwbu2m5cijzcdg">
+      <w:hyperlink w:history="1" r:id="rIdw33ejxyporyrmntbcspjx">
         <w:r>
           <w:rPr>
             <w:rStyle w:val="Hyperlink"/>
@@ -795,7 +795,7 @@
       <w:r>
         <w:t xml:space="preserve"> — créé — </w:t>
       </w:r>
-      <w:hyperlink w:history="1" r:id="rIduerotgxuiesslpoapup-_">
+      <w:hyperlink w:history="1" r:id="rIdq0nvnucugkscgtbvm0hum">
         <w:r>
           <w:rPr>
             <w:rStyle w:val="Hyperlink"/>
@@ -832,7 +832,7 @@
       <w:r>
         <w:t xml:space="preserve"> — modifié — </w:t>
       </w:r>
-      <w:hyperlink w:history="1" r:id="rIdikf8799l_ukr4_d5ccizw">
+      <w:hyperlink w:history="1" r:id="rIdt-oeoo7v0aot-s1vgvttr">
         <w:r>
           <w:rPr>
             <w:rStyle w:val="Hyperlink"/>
@@ -861,7 +861,7 @@
       <w:r>
         <w:t xml:space="preserve"> — créé — </w:t>
       </w:r>
-      <w:hyperlink w:history="1" r:id="rIdmicmfvgdaxlq9damznz0h">
+      <w:hyperlink w:history="1" r:id="rIdl9gqvwnx4bupovsoh_d8r">
         <w:r>
           <w:rPr>
             <w:rStyle w:val="Hyperlink"/>
@@ -890,7 +890,7 @@
       <w:r>
         <w:t xml:space="preserve"> — modifié — </w:t>
       </w:r>
-      <w:hyperlink w:history="1" r:id="rIdrcqmwlas01octkt0s3unn">
+      <w:hyperlink w:history="1" r:id="rIdgfb_nj6gfsvz3ttqpsy4_">
         <w:r>
           <w:rPr>
             <w:rStyle w:val="Hyperlink"/>
@@ -919,7 +919,7 @@
       <w:r>
         <w:t xml:space="preserve"> — modifié — </w:t>
       </w:r>
-      <w:hyperlink w:history="1" r:id="rIdggbw27ekfruhhl9_-5wpv">
+      <w:hyperlink w:history="1" r:id="rId_g1iuk4icncpyaw89vsq4">
         <w:r>
           <w:rPr>
             <w:rStyle w:val="Hyperlink"/>
@@ -948,7 +948,7 @@
       <w:r>
         <w:t xml:space="preserve"> — créé — </w:t>
       </w:r>
-      <w:hyperlink w:history="1" r:id="rIdt84_--2cdcf0sjuecu3oe">
+      <w:hyperlink w:history="1" r:id="rId3b-uhiekvys_82sgertov">
         <w:r>
           <w:rPr>
             <w:rStyle w:val="Hyperlink"/>
@@ -985,7 +985,7 @@
       <w:r>
         <w:t xml:space="preserve"> — modifié — </w:t>
       </w:r>
-      <w:hyperlink w:history="1" r:id="rId0iaqzxuisqfxmru8rqvwe">
+      <w:hyperlink w:history="1" r:id="rId-a_qwxmi2fsu_zhivb8ox">
         <w:r>
           <w:rPr>
             <w:rStyle w:val="Hyperlink"/>
@@ -1014,7 +1014,7 @@
       <w:r>
         <w:t xml:space="preserve"> — modifié — </w:t>
       </w:r>
-      <w:hyperlink w:history="1" r:id="rIdfsybp44bfohtazg9dgpk_">
+      <w:hyperlink w:history="1" r:id="rIdmxqmmdyach4hvhtbao24p">
         <w:r>
           <w:rPr>
             <w:rStyle w:val="Hyperlink"/>
@@ -1043,7 +1043,7 @@
       <w:r>
         <w:t xml:space="preserve"> — créé — </w:t>
       </w:r>
-      <w:hyperlink w:history="1" r:id="rIdulappujecsybemnv1v2bl">
+      <w:hyperlink w:history="1" r:id="rId0hypi2x9nkf0lkkbglts4">
         <w:r>
           <w:rPr>
             <w:rStyle w:val="Hyperlink"/>
@@ -1072,7 +1072,7 @@
       <w:r>
         <w:t xml:space="preserve"> — créé — </w:t>
       </w:r>
-      <w:hyperlink w:history="1" r:id="rIdtksdtcoh7lypy0kt9wh3d">
+      <w:hyperlink w:history="1" r:id="rIdpxx5p0e5mfeubqgrowu7_">
         <w:r>
           <w:rPr>
             <w:rStyle w:val="Hyperlink"/>
@@ -1101,7 +1101,7 @@
       <w:r>
         <w:t xml:space="preserve"> — créé — </w:t>
       </w:r>
-      <w:hyperlink w:history="1" r:id="rIdqyix_ertpaq01g8go7huj">
+      <w:hyperlink w:history="1" r:id="rIdcv6cyavyvj4orjrkv-cry">
         <w:r>
           <w:rPr>
             <w:rStyle w:val="Hyperlink"/>
@@ -1130,7 +1130,7 @@
       <w:r>
         <w:t xml:space="preserve"> — modifié — </w:t>
       </w:r>
-      <w:hyperlink w:history="1" r:id="rIdgxpgltqekdxkfaql6ij4a">
+      <w:hyperlink w:history="1" r:id="rIdm0o69rz-ns_6iewdmjfma">
         <w:r>
           <w:rPr>
             <w:rStyle w:val="Hyperlink"/>
@@ -1159,7 +1159,7 @@
       <w:r>
         <w:t xml:space="preserve"> — modifié — </w:t>
       </w:r>
-      <w:hyperlink w:history="1" r:id="rIdhqtd4z2ec4libjxobwijt">
+      <w:hyperlink w:history="1" r:id="rIdxu1hkawdrml-9euwznksz">
         <w:r>
           <w:rPr>
             <w:rStyle w:val="Hyperlink"/>
@@ -1188,7 +1188,7 @@
       <w:r>
         <w:t xml:space="preserve"> — modifié — </w:t>
       </w:r>
-      <w:hyperlink w:history="1" r:id="rIdsnr2oztiv90ijv0svfe6l">
+      <w:hyperlink w:history="1" r:id="rIdbt5wigheimbz2c8o1zcq1">
         <w:r>
           <w:rPr>
             <w:rStyle w:val="Hyperlink"/>
@@ -1225,7 +1225,7 @@
       <w:r>
         <w:t xml:space="preserve"> — modifié — </w:t>
       </w:r>
-      <w:hyperlink w:history="1" r:id="rIdfnfknfxrne-elujddbsce">
+      <w:hyperlink w:history="1" r:id="rIds-gcsty3_0i2qqrwvfzyn">
         <w:r>
           <w:rPr>
             <w:rStyle w:val="Hyperlink"/>
@@ -1254,7 +1254,7 @@
       <w:r>
         <w:t xml:space="preserve"> — modifié — </w:t>
       </w:r>
-      <w:hyperlink w:history="1" r:id="rIdcud5r7ecyitkt_vtm9wbd">
+      <w:hyperlink w:history="1" r:id="rIdinxc_j29hwwdpddhp3soa">
         <w:r>
           <w:rPr>
             <w:rStyle w:val="Hyperlink"/>
@@ -1283,7 +1283,7 @@
       <w:r>
         <w:t xml:space="preserve"> — créé — </w:t>
       </w:r>
-      <w:hyperlink w:history="1" r:id="rIdmxxvrkibfapeuhknjryt0">
+      <w:hyperlink w:history="1" r:id="rIdz_nqlhwpeiu-m1hllrnq4">
         <w:r>
           <w:rPr>
             <w:rStyle w:val="Hyperlink"/>
@@ -1312,7 +1312,7 @@
       <w:r>
         <w:t xml:space="preserve"> — créé — </w:t>
       </w:r>
-      <w:hyperlink w:history="1" r:id="rId4ym8f3pkolduarzeb_vsh">
+      <w:hyperlink w:history="1" r:id="rId53tlyudvrdd7320nk7l8u">
         <w:r>
           <w:rPr>
             <w:rStyle w:val="Hyperlink"/>
@@ -1446,7 +1446,7 @@
       <w:r>
         <w:t xml:space="preserve"> — modifié — </w:t>
       </w:r>
-      <w:hyperlink w:history="1" r:id="rIdawocwsbzsewxcqcdawug5">
+      <w:hyperlink w:history="1" r:id="rIdkvszzicc256beztgopaub">
         <w:r>
           <w:rPr>
             <w:rStyle w:val="Hyperlink"/>
@@ -1483,7 +1483,7 @@
       <w:r>
         <w:t xml:space="preserve"> — modifié — </w:t>
       </w:r>
-      <w:hyperlink w:history="1" r:id="rIdjzlevze9qllbtigrjo5l7">
+      <w:hyperlink w:history="1" r:id="rIdzm4y0z7-sfesrvcnda3oe">
         <w:r>
           <w:rPr>
             <w:rStyle w:val="Hyperlink"/>
@@ -1512,7 +1512,7 @@
       <w:r>
         <w:t xml:space="preserve"> — modifié — </w:t>
       </w:r>
-      <w:hyperlink w:history="1" r:id="rIdn1emzojvoelktpb1ewabr">
+      <w:hyperlink w:history="1" r:id="rIdzgkkgdwi9gwsfnqpvvfoz">
         <w:r>
           <w:rPr>
             <w:rStyle w:val="Hyperlink"/>
